--- a/thesis_current/v5_rewrite/박사논문_통합본_v21.docx
+++ b/thesis_current/v5_rewrite/박사논문_통합본_v21.docx
@@ -4,6 +4,7 @@
   <w:body>
     <w:p>
       <w:pPr>
+        <w:pStyle w:val="Heading1"/>
         <w:spacing w:lineRule="auto" w:line="360" w:after="160"/>
         <w:jc w:val="center"/>
       </w:pPr>
@@ -18,6 +19,7 @@
     </w:p>
     <w:p>
       <w:pPr>
+        <w:pStyle w:val="Heading2"/>
         <w:spacing w:lineRule="auto" w:line="360" w:after="160"/>
       </w:pPr>
       <w:r>
@@ -96,6 +98,7 @@
     </w:p>
     <w:p>
       <w:pPr>
+        <w:pStyle w:val="Heading1"/>
         <w:spacing w:lineRule="auto" w:line="360" w:after="160"/>
         <w:jc w:val="center"/>
       </w:pPr>
@@ -110,6 +113,7 @@
     </w:p>
     <w:p>
       <w:pPr>
+        <w:pStyle w:val="Heading2"/>
         <w:spacing w:lineRule="auto" w:line="360" w:after="160"/>
       </w:pPr>
       <w:r>
@@ -409,6 +413,7 @@
     </w:p>
     <w:p>
       <w:pPr>
+        <w:pStyle w:val="Heading2"/>
         <w:spacing w:lineRule="auto" w:line="360" w:after="160"/>
       </w:pPr>
       <w:r>
@@ -474,6 +479,7 @@
     </w:p>
     <w:p>
       <w:pPr>
+        <w:pStyle w:val="Heading2"/>
         <w:spacing w:lineRule="auto" w:line="360" w:after="160"/>
       </w:pPr>
       <w:r>
@@ -500,6 +506,7 @@
     </w:p>
     <w:p>
       <w:pPr>
+        <w:pStyle w:val="Heading3"/>
         <w:spacing w:lineRule="auto" w:line="360" w:after="160"/>
       </w:pPr>
       <w:r>
@@ -539,6 +546,7 @@
     </w:p>
     <w:p>
       <w:pPr>
+        <w:pStyle w:val="Heading3"/>
         <w:spacing w:lineRule="auto" w:line="360" w:after="160"/>
       </w:pPr>
       <w:r>
@@ -591,6 +599,7 @@
     </w:p>
     <w:p>
       <w:pPr>
+        <w:pStyle w:val="Heading3"/>
         <w:spacing w:lineRule="auto" w:line="360" w:after="160"/>
       </w:pPr>
       <w:r>
@@ -617,6 +626,7 @@
     </w:p>
     <w:p>
       <w:pPr>
+        <w:pStyle w:val="Heading3"/>
         <w:spacing w:lineRule="auto" w:line="360" w:after="160"/>
       </w:pPr>
       <w:r>
@@ -669,6 +679,7 @@
     </w:p>
     <w:p>
       <w:pPr>
+        <w:pStyle w:val="Heading2"/>
         <w:spacing w:lineRule="auto" w:line="360" w:after="160"/>
       </w:pPr>
       <w:r>
@@ -848,6 +859,7 @@
     </w:p>
     <w:p>
       <w:pPr>
+        <w:pStyle w:val="Heading2"/>
         <w:spacing w:lineRule="auto" w:line="360" w:after="160"/>
       </w:pPr>
       <w:r>
@@ -959,6 +971,7 @@
     </w:p>
     <w:p>
       <w:pPr>
+        <w:pStyle w:val="Heading2"/>
         <w:spacing w:lineRule="auto" w:line="360" w:after="160"/>
       </w:pPr>
       <w:r>
@@ -1068,6 +1081,7 @@
     </w:p>
     <w:p>
       <w:pPr>
+        <w:pStyle w:val="Heading1"/>
         <w:spacing w:lineRule="auto" w:line="360" w:after="160"/>
         <w:jc w:val="center"/>
       </w:pPr>
@@ -1095,6 +1109,7 @@
     </w:p>
     <w:p>
       <w:pPr>
+        <w:pStyle w:val="Heading2"/>
         <w:spacing w:lineRule="auto" w:line="360" w:after="160"/>
       </w:pPr>
       <w:r>
@@ -1108,6 +1123,7 @@
     </w:p>
     <w:p>
       <w:pPr>
+        <w:pStyle w:val="Heading3"/>
         <w:spacing w:lineRule="auto" w:line="360" w:after="160"/>
       </w:pPr>
       <w:r>
@@ -1134,6 +1150,7 @@
     </w:p>
     <w:p>
       <w:pPr>
+        <w:pStyle w:val="Heading3"/>
         <w:spacing w:lineRule="auto" w:line="360" w:after="160"/>
       </w:pPr>
       <w:r>
@@ -1160,6 +1177,7 @@
     </w:p>
     <w:p>
       <w:pPr>
+        <w:pStyle w:val="Heading3"/>
         <w:spacing w:lineRule="auto" w:line="360" w:after="160"/>
       </w:pPr>
       <w:r>
@@ -1186,6 +1204,7 @@
     </w:p>
     <w:p>
       <w:pPr>
+        <w:pStyle w:val="Heading2"/>
         <w:spacing w:lineRule="auto" w:line="360" w:after="160"/>
       </w:pPr>
       <w:r>
@@ -1199,6 +1218,7 @@
     </w:p>
     <w:p>
       <w:pPr>
+        <w:pStyle w:val="Heading3"/>
         <w:spacing w:lineRule="auto" w:line="360" w:after="160"/>
       </w:pPr>
       <w:r>
@@ -1225,6 +1245,7 @@
     </w:p>
     <w:p>
       <w:pPr>
+        <w:pStyle w:val="Heading3"/>
         <w:spacing w:lineRule="auto" w:line="360" w:after="160"/>
       </w:pPr>
       <w:r>
@@ -1251,6 +1272,7 @@
     </w:p>
     <w:p>
       <w:pPr>
+        <w:pStyle w:val="Heading2"/>
         <w:spacing w:lineRule="auto" w:line="360" w:after="160"/>
       </w:pPr>
       <w:r>
@@ -1264,6 +1286,7 @@
     </w:p>
     <w:p>
       <w:pPr>
+        <w:pStyle w:val="Heading3"/>
         <w:spacing w:lineRule="auto" w:line="360" w:after="160"/>
       </w:pPr>
       <w:r>
@@ -1290,6 +1313,7 @@
     </w:p>
     <w:p>
       <w:pPr>
+        <w:pStyle w:val="Heading3"/>
         <w:spacing w:lineRule="auto" w:line="360" w:after="160"/>
       </w:pPr>
       <w:r>
@@ -1316,6 +1340,7 @@
     </w:p>
     <w:p>
       <w:pPr>
+        <w:pStyle w:val="Heading3"/>
         <w:spacing w:lineRule="auto" w:line="360" w:after="160"/>
       </w:pPr>
       <w:r>
@@ -1342,6 +1367,7 @@
     </w:p>
     <w:p>
       <w:pPr>
+        <w:pStyle w:val="Heading2"/>
         <w:spacing w:lineRule="auto" w:line="360" w:after="160"/>
       </w:pPr>
       <w:r>
@@ -1355,6 +1381,7 @@
     </w:p>
     <w:p>
       <w:pPr>
+        <w:pStyle w:val="Heading3"/>
         <w:spacing w:lineRule="auto" w:line="360" w:after="160"/>
       </w:pPr>
       <w:r>
@@ -1381,6 +1408,7 @@
     </w:p>
     <w:p>
       <w:pPr>
+        <w:pStyle w:val="Heading3"/>
         <w:spacing w:lineRule="auto" w:line="360" w:after="160"/>
       </w:pPr>
       <w:r>
@@ -1599,6 +1627,7 @@
     </w:p>
     <w:p>
       <w:pPr>
+        <w:pStyle w:val="Heading2"/>
         <w:spacing w:lineRule="auto" w:line="360" w:after="160"/>
       </w:pPr>
       <w:r>
@@ -1899,6 +1928,7 @@
     </w:p>
     <w:p>
       <w:pPr>
+        <w:pStyle w:val="Heading2"/>
         <w:spacing w:lineRule="auto" w:line="360" w:after="160"/>
       </w:pPr>
       <w:r>
@@ -1925,6 +1955,7 @@
     </w:p>
     <w:p>
       <w:pPr>
+        <w:pStyle w:val="Heading3"/>
         <w:spacing w:lineRule="auto" w:line="360" w:after="160"/>
       </w:pPr>
       <w:r>
@@ -1964,6 +1995,7 @@
     </w:p>
     <w:p>
       <w:pPr>
+        <w:pStyle w:val="Heading3"/>
         <w:spacing w:lineRule="auto" w:line="360" w:after="160"/>
       </w:pPr>
       <w:r>
@@ -2688,6 +2720,7 @@
     </w:tbl>
     <w:p>
       <w:pPr>
+        <w:pStyle w:val="Heading3"/>
         <w:spacing w:lineRule="auto" w:line="360" w:after="160"/>
       </w:pPr>
       <w:r>
@@ -2753,6 +2786,7 @@
     </w:p>
     <w:p>
       <w:pPr>
+        <w:pStyle w:val="Heading3"/>
         <w:spacing w:lineRule="auto" w:line="360" w:after="160"/>
       </w:pPr>
       <w:r>
@@ -2792,6 +2826,7 @@
     </w:p>
     <w:p>
       <w:pPr>
+        <w:pStyle w:val="Heading3"/>
         <w:spacing w:lineRule="auto" w:line="360" w:after="160"/>
       </w:pPr>
       <w:r>
@@ -2818,6 +2853,7 @@
     </w:p>
     <w:p>
       <w:pPr>
+        <w:pStyle w:val="Heading1"/>
         <w:spacing w:lineRule="auto" w:line="360" w:after="160"/>
         <w:jc w:val="center"/>
       </w:pPr>
@@ -2845,6 +2881,7 @@
     </w:p>
     <w:p>
       <w:pPr>
+        <w:pStyle w:val="Heading2"/>
         <w:spacing w:lineRule="auto" w:line="360" w:after="160"/>
       </w:pPr>
       <w:r>
@@ -2962,6 +2999,7 @@
     </w:p>
     <w:p>
       <w:pPr>
+        <w:pStyle w:val="Heading2"/>
         <w:spacing w:lineRule="auto" w:line="360" w:after="160"/>
       </w:pPr>
       <w:r>
@@ -2975,6 +3013,7 @@
     </w:p>
     <w:p>
       <w:pPr>
+        <w:pStyle w:val="Heading3"/>
         <w:spacing w:lineRule="auto" w:line="360" w:after="160"/>
       </w:pPr>
       <w:r>
@@ -3027,6 +3066,7 @@
     </w:p>
     <w:p>
       <w:pPr>
+        <w:pStyle w:val="Heading3"/>
         <w:spacing w:lineRule="auto" w:line="360" w:after="160"/>
       </w:pPr>
       <w:r>
@@ -3079,6 +3119,7 @@
     </w:p>
     <w:p>
       <w:pPr>
+        <w:pStyle w:val="Heading3"/>
         <w:spacing w:lineRule="auto" w:line="360" w:after="160"/>
       </w:pPr>
       <w:r>
@@ -3118,6 +3159,7 @@
     </w:p>
     <w:p>
       <w:pPr>
+        <w:pStyle w:val="Heading2"/>
         <w:spacing w:lineRule="auto" w:line="360" w:after="160"/>
       </w:pPr>
       <w:r>
@@ -3443,6 +3485,7 @@
     </w:p>
     <w:p>
       <w:pPr>
+        <w:pStyle w:val="Heading2"/>
         <w:spacing w:lineRule="auto" w:line="360" w:after="160"/>
       </w:pPr>
       <w:r>
@@ -3742,6 +3785,7 @@
     </w:p>
     <w:p>
       <w:pPr>
+        <w:pStyle w:val="Heading2"/>
         <w:spacing w:lineRule="auto" w:line="360" w:after="160"/>
       </w:pPr>
       <w:r>
@@ -3853,6 +3897,7 @@
     </w:p>
     <w:p>
       <w:pPr>
+        <w:pStyle w:val="Heading2"/>
         <w:spacing w:lineRule="auto" w:line="360" w:after="160"/>
       </w:pPr>
       <w:r>
@@ -3924,6 +3969,7 @@
     </w:p>
     <w:p>
       <w:pPr>
+        <w:pStyle w:val="Heading2"/>
         <w:spacing w:lineRule="auto" w:line="360" w:after="160"/>
       </w:pPr>
       <w:r>
@@ -3950,6 +3996,7 @@
     </w:p>
     <w:p>
       <w:pPr>
+        <w:pStyle w:val="Heading1"/>
         <w:spacing w:lineRule="auto" w:line="360" w:after="160"/>
         <w:jc w:val="center"/>
       </w:pPr>
@@ -3977,6 +4024,7 @@
     </w:p>
     <w:p>
       <w:pPr>
+        <w:pStyle w:val="Heading2"/>
         <w:spacing w:lineRule="auto" w:line="360" w:after="160"/>
       </w:pPr>
       <w:r>
@@ -4643,6 +4691,7 @@
     </w:p>
     <w:p>
       <w:pPr>
+        <w:pStyle w:val="Heading2"/>
         <w:spacing w:lineRule="auto" w:line="360" w:after="160"/>
       </w:pPr>
       <w:r>
@@ -4669,6 +4718,7 @@
     </w:p>
     <w:p>
       <w:pPr>
+        <w:pStyle w:val="Heading2"/>
         <w:spacing w:lineRule="auto" w:line="360" w:after="160"/>
       </w:pPr>
       <w:r>
@@ -4800,6 +4850,7 @@
     </w:p>
     <w:p>
       <w:pPr>
+        <w:pStyle w:val="Heading2"/>
         <w:spacing w:lineRule="auto" w:line="360" w:after="160"/>
       </w:pPr>
       <w:r>
@@ -4852,6 +4903,7 @@
     </w:p>
     <w:p>
       <w:pPr>
+        <w:pStyle w:val="Heading2"/>
         <w:spacing w:lineRule="auto" w:line="360" w:after="160"/>
       </w:pPr>
       <w:r>
@@ -4865,6 +4917,7 @@
     </w:p>
     <w:p>
       <w:pPr>
+        <w:pStyle w:val="Heading3"/>
         <w:spacing w:lineRule="auto" w:line="360" w:after="160"/>
       </w:pPr>
       <w:r>
@@ -5182,6 +5235,7 @@
     </w:p>
     <w:p>
       <w:pPr>
+        <w:pStyle w:val="Heading3"/>
         <w:spacing w:lineRule="auto" w:line="360" w:after="160"/>
       </w:pPr>
       <w:r>
@@ -5610,6 +5664,7 @@
     </w:p>
     <w:p>
       <w:pPr>
+        <w:pStyle w:val="Heading3"/>
         <w:spacing w:lineRule="auto" w:line="360" w:after="160"/>
       </w:pPr>
       <w:r>
@@ -5961,6 +6016,7 @@
     </w:p>
     <w:p>
       <w:pPr>
+        <w:pStyle w:val="Heading2"/>
         <w:spacing w:lineRule="auto" w:line="360" w:after="160"/>
       </w:pPr>
       <w:r>
@@ -5987,6 +6043,7 @@
     </w:p>
     <w:p>
       <w:pPr>
+        <w:pStyle w:val="Heading1"/>
         <w:spacing w:lineRule="auto" w:line="360" w:after="160"/>
         <w:jc w:val="center"/>
       </w:pPr>
@@ -6014,6 +6071,7 @@
     </w:p>
     <w:p>
       <w:pPr>
+        <w:pStyle w:val="Heading2"/>
         <w:spacing w:lineRule="auto" w:line="360" w:after="160"/>
       </w:pPr>
       <w:r>
@@ -6040,6 +6098,7 @@
     </w:p>
     <w:p>
       <w:pPr>
+        <w:pStyle w:val="Heading3"/>
         <w:spacing w:lineRule="auto" w:line="360" w:after="160"/>
       </w:pPr>
       <w:r>
@@ -6550,6 +6609,7 @@
     </w:p>
     <w:p>
       <w:pPr>
+        <w:pStyle w:val="Heading3"/>
         <w:spacing w:lineRule="auto" w:line="360" w:after="160"/>
       </w:pPr>
       <w:r>
@@ -6602,6 +6662,7 @@
     </w:p>
     <w:p>
       <w:pPr>
+        <w:pStyle w:val="Heading3"/>
         <w:spacing w:lineRule="auto" w:line="360" w:after="160"/>
       </w:pPr>
       <w:r>
@@ -6667,6 +6728,7 @@
     </w:p>
     <w:p>
       <w:pPr>
+        <w:pStyle w:val="Heading3"/>
         <w:spacing w:lineRule="auto" w:line="360" w:after="160"/>
       </w:pPr>
       <w:r>
@@ -6969,6 +7031,7 @@
     </w:p>
     <w:p>
       <w:pPr>
+        <w:pStyle w:val="Heading2"/>
         <w:spacing w:lineRule="auto" w:line="360" w:after="160"/>
       </w:pPr>
       <w:r>
@@ -6982,6 +7045,7 @@
     </w:p>
     <w:p>
       <w:pPr>
+        <w:pStyle w:val="Heading3"/>
         <w:spacing w:lineRule="auto" w:line="360" w:after="160"/>
       </w:pPr>
       <w:r>
@@ -7067,6 +7131,7 @@
     </w:p>
     <w:p>
       <w:pPr>
+        <w:pStyle w:val="Heading3"/>
         <w:spacing w:lineRule="auto" w:line="360" w:after="160"/>
       </w:pPr>
       <w:r>
@@ -7471,6 +7536,7 @@
     </w:p>
     <w:p>
       <w:pPr>
+        <w:pStyle w:val="Heading3"/>
         <w:spacing w:lineRule="auto" w:line="360" w:after="160"/>
       </w:pPr>
       <w:r>
@@ -7497,6 +7563,7 @@
     </w:p>
     <w:p>
       <w:pPr>
+        <w:pStyle w:val="Heading2"/>
         <w:spacing w:lineRule="auto" w:line="360" w:after="160"/>
       </w:pPr>
       <w:r>
@@ -7510,6 +7577,7 @@
     </w:p>
     <w:p>
       <w:pPr>
+        <w:pStyle w:val="Heading3"/>
         <w:spacing w:lineRule="auto" w:line="360" w:after="160"/>
       </w:pPr>
       <w:r>
@@ -7889,6 +7957,7 @@
     </w:p>
     <w:p>
       <w:pPr>
+        <w:pStyle w:val="Heading3"/>
         <w:spacing w:lineRule="auto" w:line="360" w:after="160"/>
       </w:pPr>
       <w:r>
@@ -8622,6 +8691,7 @@
     </w:tbl>
     <w:p>
       <w:pPr>
+        <w:pStyle w:val="Heading3"/>
         <w:spacing w:lineRule="auto" w:line="360" w:after="160"/>
       </w:pPr>
       <w:r>
@@ -8648,6 +8718,7 @@
     </w:p>
     <w:p>
       <w:pPr>
+        <w:pStyle w:val="Heading3"/>
         <w:spacing w:lineRule="auto" w:line="360" w:after="160"/>
       </w:pPr>
       <w:r>
@@ -8729,6 +8800,7 @@
     </w:p>
     <w:p>
       <w:pPr>
+        <w:pStyle w:val="Heading3"/>
         <w:spacing w:lineRule="auto" w:line="360" w:after="160"/>
       </w:pPr>
       <w:r>
@@ -8808,6 +8880,7 @@
     </w:p>
     <w:p>
       <w:pPr>
+        <w:pStyle w:val="Heading3"/>
         <w:spacing w:lineRule="auto" w:line="360" w:after="160"/>
       </w:pPr>
       <w:r>
@@ -8939,6 +9012,7 @@
     </w:p>
     <w:p>
       <w:pPr>
+        <w:pStyle w:val="Heading3"/>
         <w:spacing w:lineRule="auto" w:line="360" w:after="160"/>
       </w:pPr>
       <w:r>
@@ -9011,6 +9085,7 @@
     </w:p>
     <w:p>
       <w:pPr>
+        <w:pStyle w:val="Heading2"/>
         <w:spacing w:lineRule="auto" w:line="360" w:after="160"/>
       </w:pPr>
       <w:r>
@@ -9024,6 +9099,7 @@
     </w:p>
     <w:p>
       <w:pPr>
+        <w:pStyle w:val="Heading3"/>
         <w:spacing w:lineRule="auto" w:line="360" w:after="160"/>
       </w:pPr>
       <w:r>
@@ -9050,6 +9126,7 @@
     </w:p>
     <w:p>
       <w:pPr>
+        <w:pStyle w:val="Heading3"/>
         <w:spacing w:lineRule="auto" w:line="360" w:after="160"/>
       </w:pPr>
       <w:r>
@@ -9123,6 +9200,7 @@
     </w:p>
     <w:p>
       <w:pPr>
+        <w:pStyle w:val="Heading3"/>
         <w:spacing w:lineRule="auto" w:line="360" w:after="160"/>
       </w:pPr>
       <w:r>
@@ -9149,6 +9227,7 @@
     </w:p>
     <w:p>
       <w:pPr>
+        <w:pStyle w:val="Heading3"/>
         <w:spacing w:lineRule="auto" w:line="360" w:after="160"/>
       </w:pPr>
       <w:r>
@@ -9364,6 +9443,7 @@
     </w:p>
     <w:p>
       <w:pPr>
+        <w:pStyle w:val="Heading3"/>
         <w:spacing w:lineRule="auto" w:line="360" w:after="160"/>
       </w:pPr>
       <w:r>
@@ -9390,6 +9470,7 @@
     </w:p>
     <w:p>
       <w:pPr>
+        <w:pStyle w:val="Heading2"/>
         <w:spacing w:lineRule="auto" w:line="360" w:after="160"/>
       </w:pPr>
       <w:r>
@@ -9403,6 +9484,7 @@
     </w:p>
     <w:p>
       <w:pPr>
+        <w:pStyle w:val="Heading3"/>
         <w:spacing w:lineRule="auto" w:line="360" w:after="160"/>
       </w:pPr>
       <w:r>
@@ -9470,6 +9552,7 @@
     </w:p>
     <w:p>
       <w:pPr>
+        <w:pStyle w:val="Heading3"/>
         <w:spacing w:lineRule="auto" w:line="360" w:after="160"/>
       </w:pPr>
       <w:r>
@@ -9509,6 +9592,7 @@
     </w:p>
     <w:p>
       <w:pPr>
+        <w:pStyle w:val="Heading3"/>
         <w:spacing w:lineRule="auto" w:line="360" w:after="160"/>
       </w:pPr>
       <w:r>
@@ -9562,6 +9646,7 @@
     </w:p>
     <w:p>
       <w:pPr>
+        <w:pStyle w:val="Heading2"/>
         <w:spacing w:lineRule="auto" w:line="360" w:after="160"/>
       </w:pPr>
       <w:r>
@@ -9588,6 +9673,7 @@
     </w:p>
     <w:p>
       <w:pPr>
+        <w:pStyle w:val="Heading1"/>
         <w:spacing w:lineRule="auto" w:line="360" w:after="160"/>
         <w:jc w:val="center"/>
       </w:pPr>
@@ -9615,6 +9701,7 @@
     </w:p>
     <w:p>
       <w:pPr>
+        <w:pStyle w:val="Heading2"/>
         <w:spacing w:lineRule="auto" w:line="360" w:after="160"/>
       </w:pPr>
       <w:r>
@@ -9628,6 +9715,7 @@
     </w:p>
     <w:p>
       <w:pPr>
+        <w:pStyle w:val="Heading3"/>
         <w:spacing w:lineRule="auto" w:line="360" w:after="160"/>
       </w:pPr>
       <w:r>
@@ -9697,6 +9785,7 @@
     </w:p>
     <w:p>
       <w:pPr>
+        <w:pStyle w:val="Heading3"/>
         <w:spacing w:lineRule="auto" w:line="360" w:after="160"/>
       </w:pPr>
       <w:r>
@@ -9752,6 +9841,7 @@
     </w:p>
     <w:p>
       <w:pPr>
+        <w:pStyle w:val="Heading3"/>
         <w:spacing w:lineRule="auto" w:line="360" w:after="160"/>
       </w:pPr>
       <w:r>
@@ -10664,6 +10754,7 @@
     </w:p>
     <w:p>
       <w:pPr>
+        <w:pStyle w:val="Heading3"/>
         <w:spacing w:lineRule="auto" w:line="360" w:after="160"/>
       </w:pPr>
       <w:r>
@@ -10690,6 +10781,7 @@
     </w:p>
     <w:p>
       <w:pPr>
+        <w:pStyle w:val="Heading3"/>
         <w:spacing w:lineRule="auto" w:line="360" w:after="160"/>
       </w:pPr>
       <w:r>
@@ -10745,6 +10837,7 @@
     </w:p>
     <w:p>
       <w:pPr>
+        <w:pStyle w:val="Heading3"/>
         <w:spacing w:lineRule="auto" w:line="360" w:after="160"/>
       </w:pPr>
       <w:r>
@@ -10771,6 +10864,7 @@
     </w:p>
     <w:p>
       <w:pPr>
+        <w:pStyle w:val="Heading2"/>
         <w:spacing w:lineRule="auto" w:line="360" w:after="160"/>
       </w:pPr>
       <w:r>
@@ -10784,6 +10878,7 @@
     </w:p>
     <w:p>
       <w:pPr>
+        <w:pStyle w:val="Heading3"/>
         <w:spacing w:lineRule="auto" w:line="360" w:after="160"/>
       </w:pPr>
       <w:r>
@@ -10810,6 +10905,7 @@
     </w:p>
     <w:p>
       <w:pPr>
+        <w:pStyle w:val="Heading3"/>
         <w:spacing w:lineRule="auto" w:line="360" w:after="160"/>
       </w:pPr>
       <w:r>
@@ -10836,6 +10932,7 @@
     </w:p>
     <w:p>
       <w:pPr>
+        <w:pStyle w:val="Heading3"/>
         <w:spacing w:lineRule="auto" w:line="360" w:after="160"/>
       </w:pPr>
       <w:r>
@@ -10941,6 +11038,7 @@
     </w:p>
     <w:p>
       <w:pPr>
+        <w:pStyle w:val="Heading2"/>
         <w:spacing w:lineRule="auto" w:line="360" w:after="160"/>
       </w:pPr>
       <w:r>
@@ -10967,6 +11065,7 @@
     </w:p>
     <w:p>
       <w:pPr>
+        <w:pStyle w:val="Heading3"/>
         <w:spacing w:lineRule="auto" w:line="360" w:after="160"/>
       </w:pPr>
       <w:r>
@@ -11614,6 +11713,7 @@
     </w:p>
     <w:p>
       <w:pPr>
+        <w:pStyle w:val="Heading3"/>
         <w:spacing w:lineRule="auto" w:line="360" w:after="160"/>
       </w:pPr>
       <w:r>
@@ -12331,6 +12431,7 @@
     </w:tbl>
     <w:p>
       <w:pPr>
+        <w:pStyle w:val="Heading3"/>
         <w:spacing w:lineRule="auto" w:line="360" w:after="160"/>
       </w:pPr>
       <w:r>
@@ -12474,6 +12575,7 @@
     </w:p>
     <w:p>
       <w:pPr>
+        <w:pStyle w:val="Heading3"/>
         <w:spacing w:lineRule="auto" w:line="360" w:after="160"/>
       </w:pPr>
       <w:r>
@@ -12732,6 +12834,7 @@
     </w:p>
     <w:p>
       <w:pPr>
+        <w:pStyle w:val="Heading3"/>
         <w:spacing w:lineRule="auto" w:line="360" w:after="160"/>
       </w:pPr>
       <w:r>
@@ -13270,6 +13373,7 @@
     </w:p>
     <w:p>
       <w:pPr>
+        <w:pStyle w:val="Heading3"/>
         <w:spacing w:lineRule="auto" w:line="360" w:after="160"/>
       </w:pPr>
       <w:r>
@@ -14003,6 +14107,7 @@
     </w:p>
     <w:p>
       <w:pPr>
+        <w:pStyle w:val="Heading3"/>
         <w:spacing w:lineRule="auto" w:line="360" w:after="160"/>
       </w:pPr>
       <w:r>
@@ -14083,6 +14188,7 @@
     </w:p>
     <w:p>
       <w:pPr>
+        <w:pStyle w:val="Heading2"/>
         <w:spacing w:lineRule="auto" w:line="360" w:after="160"/>
       </w:pPr>
       <w:r>
@@ -14096,6 +14202,7 @@
     </w:p>
     <w:p>
       <w:pPr>
+        <w:pStyle w:val="Heading3"/>
         <w:spacing w:lineRule="auto" w:line="360" w:after="160"/>
       </w:pPr>
       <w:r>
@@ -14906,6 +15013,7 @@
     </w:tbl>
     <w:p>
       <w:pPr>
+        <w:pStyle w:val="Heading3"/>
         <w:spacing w:lineRule="auto" w:line="360" w:after="160"/>
       </w:pPr>
       <w:r>
@@ -14986,6 +15094,7 @@
     </w:p>
     <w:p>
       <w:pPr>
+        <w:pStyle w:val="Heading3"/>
         <w:spacing w:lineRule="auto" w:line="360" w:after="160"/>
       </w:pPr>
       <w:r>
@@ -15012,6 +15121,7 @@
     </w:p>
     <w:p>
       <w:pPr>
+        <w:pStyle w:val="Heading2"/>
         <w:spacing w:lineRule="auto" w:line="360" w:after="160"/>
       </w:pPr>
       <w:r>
@@ -15025,6 +15135,7 @@
     </w:p>
     <w:p>
       <w:pPr>
+        <w:pStyle w:val="Heading3"/>
         <w:spacing w:lineRule="auto" w:line="360" w:after="160"/>
       </w:pPr>
       <w:r>
@@ -15466,6 +15577,7 @@
     </w:p>
     <w:p>
       <w:pPr>
+        <w:pStyle w:val="Heading3"/>
         <w:spacing w:lineRule="auto" w:line="360" w:after="160"/>
       </w:pPr>
       <w:r>
@@ -15575,6 +15687,7 @@
     </w:p>
     <w:p>
       <w:pPr>
+        <w:pStyle w:val="Heading3"/>
         <w:spacing w:lineRule="auto" w:line="360" w:after="160"/>
       </w:pPr>
       <w:r>
@@ -15601,6 +15714,7 @@
     </w:p>
     <w:p>
       <w:pPr>
+        <w:pStyle w:val="Heading2"/>
         <w:spacing w:lineRule="auto" w:line="360" w:after="160"/>
       </w:pPr>
       <w:r>
@@ -15878,6 +15992,7 @@
     </w:p>
     <w:p>
       <w:pPr>
+        <w:pStyle w:val="Heading2"/>
         <w:spacing w:lineRule="auto" w:line="360" w:after="160"/>
       </w:pPr>
       <w:r>
@@ -15891,6 +16006,7 @@
     </w:p>
     <w:p>
       <w:pPr>
+        <w:pStyle w:val="Heading3"/>
         <w:spacing w:lineRule="auto" w:line="360" w:after="160"/>
       </w:pPr>
       <w:r>
@@ -15917,6 +16033,7 @@
     </w:p>
     <w:p>
       <w:pPr>
+        <w:pStyle w:val="Heading3"/>
         <w:spacing w:lineRule="auto" w:line="360" w:after="160"/>
       </w:pPr>
       <w:r>
@@ -15930,6 +16047,7 @@
     </w:p>
     <w:p>
       <w:pPr>
+        <w:pStyle w:val="Heading4"/>
         <w:spacing w:lineRule="auto" w:line="360" w:after="160"/>
       </w:pPr>
       <w:r>
@@ -16268,6 +16386,7 @@
     </w:tbl>
     <w:p>
       <w:pPr>
+        <w:pStyle w:val="Heading4"/>
         <w:spacing w:lineRule="auto" w:line="360" w:after="160"/>
       </w:pPr>
       <w:r>
@@ -16606,6 +16725,7 @@
     </w:tbl>
     <w:p>
       <w:pPr>
+        <w:pStyle w:val="Heading4"/>
         <w:spacing w:lineRule="auto" w:line="360" w:after="160"/>
       </w:pPr>
       <w:r>
@@ -16944,6 +17064,7 @@
     </w:tbl>
     <w:p>
       <w:pPr>
+        <w:pStyle w:val="Heading3"/>
         <w:spacing w:lineRule="auto" w:line="360" w:after="160"/>
       </w:pPr>
       <w:r>
@@ -17022,6 +17143,7 @@
     </w:p>
     <w:p>
       <w:pPr>
+        <w:pStyle w:val="Heading3"/>
         <w:spacing w:lineRule="auto" w:line="360" w:after="160"/>
       </w:pPr>
       <w:r>
@@ -17061,6 +17183,7 @@
     </w:p>
     <w:p>
       <w:pPr>
+        <w:pStyle w:val="Heading3"/>
         <w:spacing w:lineRule="auto" w:line="360" w:after="160"/>
       </w:pPr>
       <w:r>
@@ -17347,6 +17470,7 @@
     </w:p>
     <w:p>
       <w:pPr>
+        <w:pStyle w:val="Heading3"/>
         <w:spacing w:lineRule="auto" w:line="360" w:after="160"/>
       </w:pPr>
       <w:r>
@@ -17778,6 +17902,7 @@
     </w:p>
     <w:p>
       <w:pPr>
+        <w:pStyle w:val="Heading3"/>
         <w:spacing w:lineRule="auto" w:line="360" w:after="160"/>
       </w:pPr>
       <w:r>
@@ -18390,6 +18515,7 @@
     </w:p>
     <w:p>
       <w:pPr>
+        <w:pStyle w:val="Heading3"/>
         <w:spacing w:lineRule="auto" w:line="360" w:after="160"/>
       </w:pPr>
       <w:r>
@@ -18442,6 +18568,7 @@
     </w:p>
     <w:p>
       <w:pPr>
+        <w:pStyle w:val="Heading2"/>
         <w:spacing w:lineRule="auto" w:line="360" w:after="160"/>
       </w:pPr>
       <w:r>
@@ -18455,6 +18582,7 @@
     </w:p>
     <w:p>
       <w:pPr>
+        <w:pStyle w:val="Heading3"/>
         <w:spacing w:lineRule="auto" w:line="360" w:after="160"/>
       </w:pPr>
       <w:r>
@@ -18538,6 +18666,7 @@
     </w:p>
     <w:p>
       <w:pPr>
+        <w:pStyle w:val="Heading3"/>
         <w:spacing w:lineRule="auto" w:line="360" w:after="160"/>
       </w:pPr>
       <w:r>
@@ -18621,6 +18750,7 @@
     </w:p>
     <w:p>
       <w:pPr>
+        <w:pStyle w:val="Heading2"/>
         <w:spacing w:lineRule="auto" w:line="360" w:after="160"/>
       </w:pPr>
       <w:r>
@@ -18744,6 +18874,7 @@
     </w:p>
     <w:p>
       <w:pPr>
+        <w:pStyle w:val="Heading1"/>
         <w:spacing w:lineRule="auto" w:line="360" w:after="160"/>
         <w:jc w:val="center"/>
       </w:pPr>
@@ -18786,6 +18917,7 @@
     </w:p>
     <w:p>
       <w:pPr>
+        <w:pStyle w:val="Heading2"/>
         <w:spacing w:lineRule="auto" w:line="360" w:after="160"/>
       </w:pPr>
       <w:r>
@@ -19240,6 +19372,7 @@
     </w:p>
     <w:p>
       <w:pPr>
+        <w:pStyle w:val="Heading2"/>
         <w:spacing w:lineRule="auto" w:line="360" w:after="160"/>
       </w:pPr>
       <w:r>
@@ -19681,6 +19814,7 @@
     </w:p>
     <w:p>
       <w:pPr>
+        <w:pStyle w:val="Heading2"/>
         <w:spacing w:lineRule="auto" w:line="360" w:after="160"/>
       </w:pPr>
       <w:r>
@@ -20306,6 +20440,7 @@
     </w:p>
     <w:p>
       <w:pPr>
+        <w:pStyle w:val="Heading2"/>
         <w:spacing w:lineRule="auto" w:line="360" w:after="160"/>
       </w:pPr>
       <w:r>
@@ -20650,6 +20785,7 @@
     </w:p>
     <w:p>
       <w:pPr>
+        <w:pStyle w:val="Heading2"/>
         <w:spacing w:lineRule="auto" w:line="360" w:after="160"/>
       </w:pPr>
       <w:r>
@@ -20937,6 +21073,7 @@
     </w:p>
     <w:p>
       <w:pPr>
+        <w:pStyle w:val="Heading2"/>
         <w:spacing w:lineRule="auto" w:line="360" w:after="160"/>
       </w:pPr>
       <w:r>
@@ -21378,6 +21515,7 @@
     </w:p>
     <w:p>
       <w:pPr>
+        <w:pStyle w:val="Heading2"/>
         <w:spacing w:lineRule="auto" w:line="360" w:after="160"/>
       </w:pPr>
       <w:r>
@@ -21501,6 +21639,7 @@
     </w:p>
     <w:p>
       <w:pPr>
+        <w:pStyle w:val="Heading1"/>
         <w:spacing w:lineRule="auto" w:line="360" w:after="160"/>
         <w:jc w:val="center"/>
       </w:pPr>
@@ -21543,6 +21682,7 @@
     </w:p>
     <w:p>
       <w:pPr>
+        <w:pStyle w:val="Heading2"/>
         <w:spacing w:lineRule="auto" w:line="360" w:after="160"/>
       </w:pPr>
       <w:r>
@@ -21961,6 +22101,7 @@
     </w:p>
     <w:p>
       <w:pPr>
+        <w:pStyle w:val="Heading2"/>
         <w:spacing w:lineRule="auto" w:line="360" w:after="160"/>
       </w:pPr>
       <w:r>
@@ -22320,6 +22461,7 @@
     </w:p>
     <w:p>
       <w:pPr>
+        <w:pStyle w:val="Heading2"/>
         <w:spacing w:lineRule="auto" w:line="360" w:after="160"/>
       </w:pPr>
       <w:r>
@@ -22570,6 +22712,7 @@
     </w:p>
     <w:p>
       <w:pPr>
+        <w:pStyle w:val="Heading2"/>
         <w:spacing w:lineRule="auto" w:line="360" w:after="160"/>
       </w:pPr>
       <w:r>
@@ -22820,6 +22963,7 @@
     </w:p>
     <w:p>
       <w:pPr>
+        <w:pStyle w:val="Heading2"/>
         <w:spacing w:lineRule="auto" w:line="360" w:after="160"/>
       </w:pPr>
       <w:r>
@@ -22859,6 +23003,7 @@
     </w:p>
     <w:p>
       <w:pPr>
+        <w:pStyle w:val="Heading2"/>
         <w:spacing w:lineRule="auto" w:line="360" w:after="160"/>
       </w:pPr>
       <w:r>
@@ -23029,6 +23174,7 @@
     </w:p>
     <w:p>
       <w:pPr>
+        <w:pStyle w:val="Heading2"/>
         <w:spacing w:lineRule="auto" w:line="360" w:after="160"/>
       </w:pPr>
       <w:r>
@@ -23493,6 +23639,7 @@
     </w:p>
     <w:p>
       <w:pPr>
+        <w:pStyle w:val="Heading1"/>
         <w:spacing w:lineRule="auto" w:line="360" w:after="160"/>
         <w:jc w:val="center"/>
       </w:pPr>
@@ -23507,6 +23654,7 @@
     </w:p>
     <w:p>
       <w:pPr>
+        <w:pStyle w:val="Heading2"/>
         <w:spacing w:lineRule="auto" w:line="360" w:after="160"/>
       </w:pPr>
       <w:r>
@@ -23559,6 +23707,7 @@
     </w:p>
     <w:p>
       <w:pPr>
+        <w:pStyle w:val="Heading2"/>
         <w:spacing w:lineRule="auto" w:line="360" w:after="160"/>
       </w:pPr>
       <w:r>
@@ -23572,6 +23721,7 @@
     </w:p>
     <w:p>
       <w:pPr>
+        <w:pStyle w:val="Heading3"/>
         <w:spacing w:lineRule="auto" w:line="360" w:after="160"/>
       </w:pPr>
       <w:r>
@@ -23598,6 +23748,7 @@
     </w:p>
     <w:p>
       <w:pPr>
+        <w:pStyle w:val="Heading3"/>
         <w:spacing w:lineRule="auto" w:line="360" w:after="160"/>
       </w:pPr>
       <w:r>
@@ -23624,6 +23775,7 @@
     </w:p>
     <w:p>
       <w:pPr>
+        <w:pStyle w:val="Heading3"/>
         <w:spacing w:lineRule="auto" w:line="360" w:after="160"/>
       </w:pPr>
       <w:r>
@@ -23663,6 +23815,7 @@
     </w:p>
     <w:p>
       <w:pPr>
+        <w:pStyle w:val="Heading3"/>
         <w:spacing w:lineRule="auto" w:line="360" w:after="160"/>
       </w:pPr>
       <w:r>
@@ -24620,6 +24773,7 @@
     </w:p>
     <w:p>
       <w:pPr>
+        <w:pStyle w:val="Heading2"/>
         <w:spacing w:lineRule="auto" w:line="360" w:after="160"/>
       </w:pPr>
       <w:r>
@@ -24672,6 +24826,7 @@
     </w:p>
     <w:p>
       <w:pPr>
+        <w:pStyle w:val="Heading2"/>
         <w:spacing w:lineRule="auto" w:line="360" w:after="160"/>
       </w:pPr>
       <w:r>
@@ -24685,6 +24840,7 @@
     </w:p>
     <w:p>
       <w:pPr>
+        <w:pStyle w:val="Heading3"/>
         <w:spacing w:lineRule="auto" w:line="360" w:after="160"/>
       </w:pPr>
       <w:r>
@@ -24737,6 +24893,7 @@
     </w:p>
     <w:p>
       <w:pPr>
+        <w:pStyle w:val="Heading3"/>
         <w:spacing w:lineRule="auto" w:line="360" w:after="160"/>
       </w:pPr>
       <w:r>
@@ -24815,6 +24972,7 @@
     </w:p>
     <w:p>
       <w:pPr>
+        <w:pStyle w:val="Heading2"/>
         <w:spacing w:lineRule="auto" w:line="360" w:after="160"/>
       </w:pPr>
       <w:r>
@@ -24867,6 +25025,7 @@
     </w:p>
     <w:p>
       <w:pPr>
+        <w:pStyle w:val="Heading2"/>
         <w:spacing w:lineRule="auto" w:line="360" w:after="160"/>
       </w:pPr>
       <w:r>
@@ -24906,6 +25065,7 @@
     </w:p>
     <w:p>
       <w:pPr>
+        <w:pStyle w:val="Heading1"/>
         <w:spacing w:lineRule="auto" w:line="360" w:after="160"/>
         <w:jc w:val="center"/>
       </w:pPr>
@@ -24934,6 +25094,7 @@
     </w:p>
     <w:p>
       <w:pPr>
+        <w:pStyle w:val="Heading2"/>
         <w:spacing w:lineRule="auto" w:line="360" w:after="160"/>
       </w:pPr>
       <w:r>
@@ -24947,6 +25108,7 @@
     </w:p>
     <w:p>
       <w:pPr>
+        <w:pStyle w:val="Heading3"/>
         <w:spacing w:lineRule="auto" w:line="360" w:after="160"/>
       </w:pPr>
       <w:r>
@@ -25739,6 +25901,7 @@
     </w:tbl>
     <w:p>
       <w:pPr>
+        <w:pStyle w:val="Heading3"/>
         <w:spacing w:lineRule="auto" w:line="360" w:after="160"/>
       </w:pPr>
       <w:r>
@@ -26243,6 +26406,7 @@
     </w:tbl>
     <w:p>
       <w:pPr>
+        <w:pStyle w:val="Heading3"/>
         <w:spacing w:lineRule="auto" w:line="360" w:after="160"/>
       </w:pPr>
       <w:r>
@@ -26520,6 +26684,7 @@
     </w:p>
     <w:p>
       <w:pPr>
+        <w:pStyle w:val="Heading3"/>
         <w:spacing w:lineRule="auto" w:line="360" w:after="160"/>
       </w:pPr>
       <w:r>
@@ -26864,6 +27029,7 @@
     </w:tbl>
     <w:p>
       <w:pPr>
+        <w:pStyle w:val="Heading2"/>
         <w:spacing w:lineRule="auto" w:line="360" w:after="160"/>
       </w:pPr>
       <w:r>
@@ -26877,6 +27043,7 @@
     </w:p>
     <w:p>
       <w:pPr>
+        <w:pStyle w:val="Heading3"/>
         <w:spacing w:lineRule="auto" w:line="360" w:after="160"/>
       </w:pPr>
       <w:r>
@@ -26943,6 +27110,7 @@
     </w:p>
     <w:p>
       <w:pPr>
+        <w:pStyle w:val="Heading3"/>
         <w:spacing w:lineRule="auto" w:line="360" w:after="160"/>
       </w:pPr>
       <w:r>
@@ -27038,6 +27206,7 @@
     </w:p>
     <w:p>
       <w:pPr>
+        <w:pStyle w:val="Heading3"/>
         <w:spacing w:lineRule="auto" w:line="360" w:after="160"/>
       </w:pPr>
       <w:r>
@@ -27077,6 +27246,7 @@
     </w:p>
     <w:p>
       <w:pPr>
+        <w:pStyle w:val="Heading2"/>
         <w:spacing w:lineRule="auto" w:line="360" w:after="160"/>
       </w:pPr>
       <w:r>
@@ -27090,6 +27260,7 @@
     </w:p>
     <w:p>
       <w:pPr>
+        <w:pStyle w:val="Heading3"/>
         <w:spacing w:lineRule="auto" w:line="360" w:after="160"/>
       </w:pPr>
       <w:r>
@@ -27467,6 +27638,7 @@
     </w:tbl>
     <w:p>
       <w:pPr>
+        <w:pStyle w:val="Heading3"/>
         <w:spacing w:lineRule="auto" w:line="360" w:after="160"/>
       </w:pPr>
       <w:r>
@@ -27808,6 +27980,7 @@
     </w:p>
     <w:p>
       <w:pPr>
+        <w:pStyle w:val="Heading3"/>
         <w:spacing w:lineRule="auto" w:line="360" w:after="160"/>
       </w:pPr>
       <w:r>
@@ -27847,6 +28020,7 @@
     </w:p>
     <w:p>
       <w:pPr>
+        <w:pStyle w:val="Heading2"/>
         <w:spacing w:lineRule="auto" w:line="360" w:after="160"/>
       </w:pPr>
       <w:r>
@@ -27860,6 +28034,7 @@
     </w:p>
     <w:p>
       <w:pPr>
+        <w:pStyle w:val="Heading3"/>
         <w:spacing w:lineRule="auto" w:line="360" w:after="160"/>
       </w:pPr>
       <w:r>
@@ -27995,6 +28170,7 @@
     </w:p>
     <w:p>
       <w:pPr>
+        <w:pStyle w:val="Heading3"/>
         <w:spacing w:lineRule="auto" w:line="360" w:after="160"/>
       </w:pPr>
       <w:r>
@@ -28385,6 +28561,7 @@
     </w:p>
     <w:p>
       <w:pPr>
+        <w:pStyle w:val="Heading3"/>
         <w:spacing w:lineRule="auto" w:line="360" w:after="160"/>
       </w:pPr>
       <w:r>
@@ -28437,6 +28614,7 @@
     </w:p>
     <w:p>
       <w:pPr>
+        <w:pStyle w:val="Heading2"/>
         <w:spacing w:lineRule="auto" w:line="360" w:after="160"/>
       </w:pPr>
       <w:r>
@@ -28450,6 +28628,7 @@
     </w:p>
     <w:p>
       <w:pPr>
+        <w:pStyle w:val="Heading3"/>
         <w:spacing w:lineRule="auto" w:line="360" w:after="160"/>
       </w:pPr>
       <w:r>
@@ -29183,6 +29362,7 @@
     </w:tbl>
     <w:p>
       <w:pPr>
+        <w:pStyle w:val="Heading3"/>
         <w:spacing w:lineRule="auto" w:line="360" w:after="160"/>
       </w:pPr>
       <w:r>
@@ -29251,6 +29431,7 @@
     </w:p>
     <w:p>
       <w:pPr>
+        <w:pStyle w:val="Heading2"/>
         <w:spacing w:lineRule="auto" w:line="360" w:after="160"/>
       </w:pPr>
       <w:r>
@@ -29376,6 +29557,7 @@
     </w:p>
     <w:p>
       <w:pPr>
+        <w:pStyle w:val="Heading2"/>
         <w:spacing w:lineRule="auto" w:line="360" w:after="160"/>
       </w:pPr>
       <w:r>
@@ -29402,6 +29584,7 @@
     </w:p>
     <w:p>
       <w:pPr>
+        <w:pStyle w:val="Heading3"/>
         <w:spacing w:lineRule="auto" w:line="360" w:after="160"/>
       </w:pPr>
       <w:r>
@@ -29899,6 +30082,7 @@
     </w:tbl>
     <w:p>
       <w:pPr>
+        <w:pStyle w:val="Heading3"/>
         <w:spacing w:lineRule="auto" w:line="360" w:after="160"/>
       </w:pPr>
       <w:r>
@@ -30157,6 +30341,7 @@
     </w:p>
     <w:p>
       <w:pPr>
+        <w:pStyle w:val="Heading3"/>
         <w:spacing w:lineRule="auto" w:line="360" w:after="160"/>
       </w:pPr>
       <w:r>
@@ -30618,6 +30803,7 @@
     </w:p>
     <w:p>
       <w:pPr>
+        <w:pStyle w:val="Heading3"/>
         <w:spacing w:lineRule="auto" w:line="360" w:after="160"/>
       </w:pPr>
       <w:r>
@@ -30938,6 +31124,7 @@
     </w:tbl>
     <w:p>
       <w:pPr>
+        <w:pStyle w:val="Heading2"/>
         <w:spacing w:lineRule="auto" w:line="360" w:after="160"/>
       </w:pPr>
       <w:r>
@@ -30964,6 +31151,7 @@
     </w:p>
     <w:p>
       <w:pPr>
+        <w:pStyle w:val="Heading3"/>
         <w:spacing w:lineRule="auto" w:line="360" w:after="160"/>
       </w:pPr>
       <w:r>
@@ -31405,6 +31593,7 @@
     </w:p>
     <w:p>
       <w:pPr>
+        <w:pStyle w:val="Heading3"/>
         <w:spacing w:lineRule="auto" w:line="360" w:after="160"/>
       </w:pPr>
       <w:r>
@@ -31847,6 +32036,7 @@
     </w:p>
     <w:p>
       <w:pPr>
+        <w:pStyle w:val="Heading3"/>
         <w:spacing w:lineRule="auto" w:line="360" w:after="160"/>
       </w:pPr>
       <w:r>
@@ -32289,6 +32479,7 @@
     </w:p>
     <w:p>
       <w:pPr>
+        <w:pStyle w:val="Heading3"/>
         <w:spacing w:lineRule="auto" w:line="360" w:after="160"/>
       </w:pPr>
       <w:r>
@@ -32575,6 +32766,7 @@
     </w:p>
     <w:p>
       <w:pPr>
+        <w:pStyle w:val="Heading2"/>
         <w:spacing w:lineRule="auto" w:line="360" w:after="160"/>
       </w:pPr>
       <w:r>
@@ -33675,6 +33867,7 @@
     </w:tbl>
     <w:p>
       <w:pPr>
+        <w:pStyle w:val="Heading3"/>
         <w:spacing w:lineRule="auto" w:line="360" w:after="160"/>
       </w:pPr>
       <w:r>
@@ -33743,6 +33936,7 @@
     </w:p>
     <w:p>
       <w:pPr>
+        <w:pStyle w:val="Heading1"/>
         <w:spacing w:lineRule="auto" w:line="360" w:after="160"/>
         <w:jc w:val="center"/>
       </w:pPr>
@@ -33861,6 +34055,7 @@
     </w:p>
     <w:p>
       <w:pPr>
+        <w:pStyle w:val="Heading1"/>
         <w:spacing w:lineRule="auto" w:line="360" w:after="160"/>
         <w:jc w:val="center"/>
       </w:pPr>
@@ -33966,6 +34161,7 @@
     </w:p>
     <w:p>
       <w:pPr>
+        <w:pStyle w:val="Heading1"/>
         <w:spacing w:lineRule="auto" w:line="360" w:after="160"/>
         <w:jc w:val="center"/>
       </w:pPr>
@@ -33994,6 +34190,7 @@
     </w:p>
     <w:p>
       <w:pPr>
+        <w:pStyle w:val="Heading2"/>
         <w:spacing w:lineRule="auto" w:line="360" w:after="160"/>
       </w:pPr>
       <w:r>
@@ -34033,6 +34230,7 @@
     </w:p>
     <w:p>
       <w:pPr>
+        <w:pStyle w:val="Heading2"/>
         <w:spacing w:lineRule="auto" w:line="360" w:after="160"/>
       </w:pPr>
       <w:r>
@@ -34072,6 +34270,7 @@
     </w:p>
     <w:p>
       <w:pPr>
+        <w:pStyle w:val="Heading2"/>
         <w:spacing w:lineRule="auto" w:line="360" w:after="160"/>
       </w:pPr>
       <w:r>
@@ -34111,6 +34310,7 @@
     </w:p>
     <w:p>
       <w:pPr>
+        <w:pStyle w:val="Heading2"/>
         <w:spacing w:lineRule="auto" w:line="360" w:after="160"/>
       </w:pPr>
       <w:r>
@@ -34150,6 +34350,7 @@
     </w:p>
     <w:p>
       <w:pPr>
+        <w:pStyle w:val="Heading2"/>
         <w:spacing w:lineRule="auto" w:line="360" w:after="160"/>
       </w:pPr>
       <w:r>
@@ -34189,6 +34390,7 @@
     </w:p>
     <w:p>
       <w:pPr>
+        <w:pStyle w:val="Heading2"/>
         <w:spacing w:lineRule="auto" w:line="360" w:after="160"/>
       </w:pPr>
       <w:r>
@@ -34241,6 +34443,7 @@
     </w:p>
     <w:p>
       <w:pPr>
+        <w:pStyle w:val="Heading2"/>
         <w:spacing w:lineRule="auto" w:line="360" w:after="160"/>
       </w:pPr>
       <w:r>
@@ -34306,6 +34509,7 @@
     </w:p>
     <w:p>
       <w:pPr>
+        <w:pStyle w:val="Heading2"/>
         <w:spacing w:lineRule="auto" w:line="360" w:after="160"/>
       </w:pPr>
       <w:r>
@@ -34358,6 +34562,7 @@
     </w:p>
     <w:p>
       <w:pPr>
+        <w:pStyle w:val="Heading2"/>
         <w:spacing w:lineRule="auto" w:line="360" w:after="160"/>
       </w:pPr>
       <w:r>
@@ -34397,6 +34602,7 @@
     </w:p>
     <w:p>
       <w:pPr>
+        <w:pStyle w:val="Heading2"/>
         <w:spacing w:lineRule="auto" w:line="360" w:after="160"/>
       </w:pPr>
       <w:r>
@@ -34514,6 +34720,7 @@
     </w:p>
     <w:p>
       <w:pPr>
+        <w:pStyle w:val="Heading2"/>
         <w:spacing w:lineRule="auto" w:line="360" w:after="160"/>
       </w:pPr>
       <w:r>
@@ -34553,6 +34760,7 @@
     </w:p>
     <w:p>
       <w:pPr>
+        <w:pStyle w:val="Heading2"/>
         <w:spacing w:lineRule="auto" w:line="360" w:after="160"/>
       </w:pPr>
       <w:r>
@@ -34635,6 +34843,7 @@
     </w:p>
     <w:p>
       <w:pPr>
+        <w:pStyle w:val="Heading1"/>
         <w:spacing w:lineRule="auto" w:line="360" w:after="160"/>
         <w:jc w:val="center"/>
       </w:pPr>

--- a/thesis_current/v5_rewrite/박사논문_통합본_v21.docx
+++ b/thesis_current/v5_rewrite/박사논문_통합본_v21.docx
@@ -1430,7 +1430,7 @@
           <w:b w:val="0"/>
           <w:sz w:val="21"/>
         </w:rPr>
-        <w:t>선행 논문은 R-DWA F1 0.86, EM 0.78, Faithfulness 0.89를 보고하였다. 본 논문의 엄격 재평가에서 R-DWA F1_strict는 0.137, F1_substring은 0.448로 측정되며, 선행 수치의 Faithfulness 0.89는 본 논문 측정 0.835와 94% 일치 하여 LLM 생성 품질은 재현됨을 확인하였다. F1의 격차는 평가 구현 세부 (토큰화, 정규화 strict/loose) 차이에 기인하며 (Ch.6 §3.3 상세), 본 논문은 두 지표 병기로 선행과 호환·비교 가능성을 제공한다.</w:t>
+        <w:t>선행 논문은 R-DWA F1 0.86, EM 0.78, Faithfulness 0.89를 보고하였다. 본 논문의 엄격 재평가는 두 단계로 이루어진다. (i) Sentence 프롬프트 (선행과 동일 출력 형식) 에서 R-DWA F1&lt;sub&gt;strict&lt;/sub&gt; 는 0.137, F1&lt;sub&gt;substring&lt;/sub&gt; 은 0.448 로 측정되며, 선행 수치의 Faithfulness 0.89 는 본 논문 측정 0.835 와 94% 일치 하여 LLM 생성 품질은 재현됨을 확인하였다. (ii) 출력 형식만 List 프롬프트 (콤마 구분 nominal list) 로 정렬하면 평가 인프라 변경 없이 R-DWA F1&lt;sub&gt;strict&lt;/sub&gt; 가 0.529, EM 이 0.387 로 회복되어 선행 보고에 더 가까워진다. 이를 본 논문의 corrected baseline 으로 삼는다. F1&lt;sub&gt;strict&lt;/sub&gt; 의 격차는 형식 정렬 단계와 평가기 strict/loose 정의 차이에 기인하며 (Ch.6 §3.3 상세), 본 논문은 sentence/list 두 단계 병기로 선행과 호환·비교 가능성을 제공한다.</w:t>
       </w:r>
     </w:p>
     <w:p>
@@ -1595,7 +1595,7 @@
           <w:b w:val="0"/>
           <w:sz w:val="20"/>
         </w:rPr>
-        <w:t>▸ | 본 벤치마크 F1&lt;sub&gt;strict&lt;/sub&gt; | 0.137 | 0.167 (+21.9%) |</w:t>
+        <w:t>▸ | 본 벤치마크 F1&lt;sub&gt;strict&lt;/sub&gt; | 0.529 | 0.562 ± 0.007 (+6.2%) |</w:t>
       </w:r>
     </w:p>
     <w:p>
@@ -1622,7 +1622,7 @@
           <w:b w:val="0"/>
           <w:sz w:val="20"/>
         </w:rPr>
-        <w:t>▸ 해석. 규칙 기반(R)은 투명하지만 고정적, 학습 기반(L)은 불투명하지만 적응적. 본 논문은 이 두 극단 사이에서 학습형이 Oracle 의 96% 이상에 도달함을 실증(§3.2).</w:t>
+        <w:t>▸ 해석. 규칙 기반(R)은 투명하지만 고정적, 학습 기반(L)은 불투명하지만 적응적. 본 논문은 이 두 극단 사이에서 학습형이 66-점 이산 격자 Oracle (0.554) 을 초과 함을 실증(§3.2). 연속 정책이 이산 argmax 상한 바깥의 공간을 활용한다는 해석이다.</w:t>
       </w:r>
     </w:p>
     <w:p>
@@ -1910,7 +1910,7 @@
           <w:b w:val="0"/>
           <w:sz w:val="21"/>
         </w:rPr>
-        <w:t>R-DWA (선행 JKSCI) 는 Triple-Hybrid의 엔지니어링 조합을, 본 박사 논문은 Triple-Hybrid의 학습 프레임워크 (L-DWA) 를 기여한다. 합성 대학 벤치마크에서 L-DWA는 R-DWA 대비 F1_strict +21.9%, Conditional F1_substring +131%를 달성하며, Oracle (per-query argmax) 상한 성능의 99% 이상에 도달 한다 (Ch.6 §3).</w:t>
+        <w:t>R-DWA (선행 JKSCI) 는 Triple-Hybrid의 엔지니어링 조합을, 본 박사 논문은 Triple-Hybrid의 학습 프레임워크 (L-DWA) 를 기여한다. 합성 대학 벤치마크 (corrected baseline) 에서 L-DWA는 R-DWA 대비 F1&lt;sub&gt;strict&lt;/sub&gt; +6.2% (0.529 → 0.562 ± 0.007), Conditional F1&lt;sub&gt;substring&lt;/sub&gt; +28.6% (0.148 → 0.190) 를 달성하며, 66-점 이산 격자 Oracle (per-query argmax) 상한을 초과 한다 (Ch.6 §3).</w:t>
       </w:r>
     </w:p>
     <w:p>
@@ -4917,6 +4917,19 @@
     </w:p>
     <w:p>
       <w:pPr>
+        <w:spacing w:lineRule="auto" w:line="480" w:after="0"/>
+      </w:pPr>
+      <w:r>
+        <w:rPr>
+          <w:rFonts w:ascii="바탕" w:hAnsi="바탕" w:eastAsia="바탕"/>
+          <w:b w:val="0"/>
+          <w:sz w:val="21"/>
+        </w:rPr>
+        <w:t>본 절은 R-DWA 를 corrected baseline (List 프롬프트, 버그 수정 평가기, 5,000 QA) 조건에서 재측정한 결과를 제시한다. Sentence 프롬프트 측정과의 대비는 Ch.6 §3.3 에서 별도 처리한다.</w:t>
+      </w:r>
+    </w:p>
+    <w:p>
+      <w:pPr>
         <w:pStyle w:val="Heading3"/>
         <w:spacing w:lineRule="auto" w:line="360" w:after="160"/>
       </w:pPr>
@@ -4926,7 +4939,7 @@
           <w:b/>
           <w:sz w:val="22"/>
         </w:rPr>
-        <w:t>가. 전체 (5,000 QA, 버그 수정 평가기)</w:t>
+        <w:t>가. 전체 (5,000 QA, list prompt corrected)</w:t>
       </w:r>
     </w:p>
     <w:tbl>
@@ -4995,7 +5008,7 @@
                 <w:b w:val="0"/>
                 <w:sz w:val="19"/>
               </w:rPr>
-              <w:t>F1_strict</w:t>
+              <w:t>F1&lt;sub&gt;strict&lt;/sub&gt;</w:t>
             </w:r>
           </w:p>
         </w:tc>
@@ -5014,7 +5027,7 @@
                 <w:b w:val="0"/>
                 <w:sz w:val="19"/>
               </w:rPr>
-              <w:t>0.137 ± 0.185</w:t>
+              <w:t>0.529 ± 0.429</w:t>
             </w:r>
           </w:p>
         </w:tc>
@@ -5035,7 +5048,7 @@
                 <w:b w:val="0"/>
                 <w:sz w:val="19"/>
               </w:rPr>
-              <w:t>F1_substring</w:t>
+              <w:t>F1&lt;sub&gt;substring&lt;/sub&gt;</w:t>
             </w:r>
           </w:p>
         </w:tc>
@@ -5054,7 +5067,7 @@
                 <w:b w:val="0"/>
                 <w:sz w:val="19"/>
               </w:rPr>
-              <w:t>0.450 ± 0.445</w:t>
+              <w:t>0.482 ± 0.442</w:t>
             </w:r>
           </w:p>
         </w:tc>
@@ -5075,7 +5088,7 @@
                 <w:b w:val="0"/>
                 <w:sz w:val="19"/>
               </w:rPr>
-              <w:t>EM</w:t>
+              <w:t>F1&lt;sub&gt;char&lt;/sub&gt;</w:t>
             </w:r>
           </w:p>
         </w:tc>
@@ -5094,7 +5107,7 @@
                 <w:b w:val="0"/>
                 <w:sz w:val="19"/>
               </w:rPr>
-              <w:t>0.000</w:t>
+              <w:t>0.469 ± 0.438</w:t>
             </w:r>
           </w:p>
         </w:tc>
@@ -5115,7 +5128,7 @@
                 <w:b w:val="0"/>
                 <w:sz w:val="19"/>
               </w:rPr>
-              <w:t>Faithfulness</w:t>
+              <w:t>EM</w:t>
             </w:r>
           </w:p>
         </w:tc>
@@ -5134,7 +5147,7 @@
                 <w:b w:val="0"/>
                 <w:sz w:val="19"/>
               </w:rPr>
-              <w:t>0.835 ± 0.354</w:t>
+              <w:t>0.387 ± 0.487</w:t>
             </w:r>
           </w:p>
         </w:tc>
@@ -5155,7 +5168,7 @@
                 <w:b w:val="0"/>
                 <w:sz w:val="19"/>
               </w:rPr>
-              <w:t>Total R</w:t>
+              <w:t>Faithfulness</w:t>
             </w:r>
           </w:p>
         </w:tc>
@@ -5174,7 +5187,7 @@
                 <w:b w:val="0"/>
                 <w:sz w:val="19"/>
               </w:rPr>
-              <w:t>0.199 ± 0.120</w:t>
+              <w:t>0.544 ± 0.486</w:t>
             </w:r>
           </w:p>
         </w:tc>
@@ -5214,7 +5227,7 @@
                 <w:b w:val="0"/>
                 <w:sz w:val="19"/>
               </w:rPr>
-              <w:t>1.19s</w:t>
+              <w:t>0.71 s</w:t>
             </w:r>
           </w:p>
         </w:tc>
@@ -5230,7 +5243,7 @@
           <w:b w:val="0"/>
           <w:sz w:val="21"/>
         </w:rPr>
-        <w:t>평균 선택 가중치: (α=0.25, β=0.45, γ=0.30). 즉 R-DWA는 Graph 지향적 이다 (multi-hop 기본값이 지배). 실측 Oracle이 Ontology 지향적인 것과 대조된다.</w:t>
+        <w:t>평균 선택 가중치: (α=0.25, β=0.45, γ=0.30). 즉 R-DWA는 Graph 지향적 이다 (multi-hop 기본값이 지배). 실측 Oracle 이 Ontology 지향적인 것과 대조된다 (Oracle 평균 (α=0.04, β=0.07, γ=0.89), 반복 가중치 (0.0, 0.0, 1.0) 가 1,834 회로 최빈).</w:t>
       </w:r>
     </w:p>
     <w:p>
@@ -5244,7 +5257,513 @@
           <w:b/>
           <w:sz w:val="22"/>
         </w:rPr>
-        <w:t>나. 질의 유형별</w:t>
+        <w:t>나. 질의 유형별 (list prompt corrected)</w:t>
+      </w:r>
+    </w:p>
+    <w:tbl>
+      <w:tblPr>
+        <w:tblStyle w:val="TableGrid"/>
+        <w:tblW w:type="auto" w:w="0"/>
+        <w:tblLook w:firstColumn="1" w:firstRow="1" w:lastColumn="0" w:lastRow="0" w:noHBand="0" w:noVBand="1" w:val="04A0"/>
+      </w:tblPr>
+      <w:tblGrid>
+        <w:gridCol w:w="1398"/>
+        <w:gridCol w:w="1398"/>
+        <w:gridCol w:w="1398"/>
+        <w:gridCol w:w="1398"/>
+        <w:gridCol w:w="1398"/>
+        <w:gridCol w:w="1398"/>
+      </w:tblGrid>
+      <w:tr>
+        <w:tc>
+          <w:tcPr>
+            <w:tcW w:type="dxa" w:w="1398"/>
+          </w:tcPr>
+          <w:p>
+            <w:pPr>
+              <w:spacing w:lineRule="auto" w:line="276" w:after="0"/>
+            </w:pPr>
+            <w:r/>
+            <w:r>
+              <w:rPr>
+                <w:rFonts w:ascii="바탕" w:hAnsi="바탕" w:eastAsia="바탕"/>
+                <w:b/>
+                <w:sz w:val="19"/>
+              </w:rPr>
+              <w:t>Type</w:t>
+            </w:r>
+          </w:p>
+        </w:tc>
+        <w:tc>
+          <w:tcPr>
+            <w:tcW w:type="dxa" w:w="1398"/>
+          </w:tcPr>
+          <w:p>
+            <w:pPr>
+              <w:spacing w:lineRule="auto" w:line="276" w:after="0"/>
+            </w:pPr>
+            <w:r/>
+            <w:r>
+              <w:rPr>
+                <w:rFonts w:ascii="바탕" w:hAnsi="바탕" w:eastAsia="바탕"/>
+                <w:b/>
+                <w:sz w:val="19"/>
+              </w:rPr>
+              <w:t>n</w:t>
+            </w:r>
+          </w:p>
+        </w:tc>
+        <w:tc>
+          <w:tcPr>
+            <w:tcW w:type="dxa" w:w="1398"/>
+          </w:tcPr>
+          <w:p>
+            <w:pPr>
+              <w:spacing w:lineRule="auto" w:line="276" w:after="0"/>
+            </w:pPr>
+            <w:r/>
+            <w:r>
+              <w:rPr>
+                <w:rFonts w:ascii="바탕" w:hAnsi="바탕" w:eastAsia="바탕"/>
+                <w:b/>
+                <w:sz w:val="19"/>
+              </w:rPr>
+              <w:t>F1&lt;sub&gt;strict&lt;/sub&gt;</w:t>
+            </w:r>
+          </w:p>
+        </w:tc>
+        <w:tc>
+          <w:tcPr>
+            <w:tcW w:type="dxa" w:w="1398"/>
+          </w:tcPr>
+          <w:p>
+            <w:pPr>
+              <w:spacing w:lineRule="auto" w:line="276" w:after="0"/>
+            </w:pPr>
+            <w:r/>
+            <w:r>
+              <w:rPr>
+                <w:rFonts w:ascii="바탕" w:hAnsi="바탕" w:eastAsia="바탕"/>
+                <w:b/>
+                <w:sz w:val="19"/>
+              </w:rPr>
+              <w:t>F1&lt;sub&gt;substring&lt;/sub&gt;</w:t>
+            </w:r>
+          </w:p>
+        </w:tc>
+        <w:tc>
+          <w:tcPr>
+            <w:tcW w:type="dxa" w:w="1398"/>
+          </w:tcPr>
+          <w:p>
+            <w:pPr>
+              <w:spacing w:lineRule="auto" w:line="276" w:after="0"/>
+            </w:pPr>
+            <w:r/>
+            <w:r>
+              <w:rPr>
+                <w:rFonts w:ascii="바탕" w:hAnsi="바탕" w:eastAsia="바탕"/>
+                <w:b/>
+                <w:sz w:val="19"/>
+              </w:rPr>
+              <w:t>EM</w:t>
+            </w:r>
+          </w:p>
+        </w:tc>
+        <w:tc>
+          <w:tcPr>
+            <w:tcW w:type="dxa" w:w="1398"/>
+          </w:tcPr>
+          <w:p>
+            <w:pPr>
+              <w:spacing w:lineRule="auto" w:line="276" w:after="0"/>
+            </w:pPr>
+            <w:r/>
+            <w:r>
+              <w:rPr>
+                <w:rFonts w:ascii="바탕" w:hAnsi="바탕" w:eastAsia="바탕"/>
+                <w:b/>
+                <w:sz w:val="19"/>
+              </w:rPr>
+              <w:t>Faithfulness</w:t>
+            </w:r>
+          </w:p>
+        </w:tc>
+      </w:tr>
+      <w:tr>
+        <w:tc>
+          <w:tcPr>
+            <w:tcW w:type="dxa" w:w="1398"/>
+          </w:tcPr>
+          <w:p>
+            <w:pPr>
+              <w:spacing w:lineRule="auto" w:line="276" w:after="0"/>
+            </w:pPr>
+            <w:r/>
+            <w:r>
+              <w:rPr>
+                <w:rFonts w:ascii="바탕" w:hAnsi="바탕" w:eastAsia="바탕"/>
+                <w:b w:val="0"/>
+                <w:sz w:val="19"/>
+              </w:rPr>
+              <w:t>simple</w:t>
+            </w:r>
+          </w:p>
+        </w:tc>
+        <w:tc>
+          <w:tcPr>
+            <w:tcW w:type="dxa" w:w="1398"/>
+          </w:tcPr>
+          <w:p>
+            <w:pPr>
+              <w:spacing w:lineRule="auto" w:line="276" w:after="0"/>
+            </w:pPr>
+            <w:r/>
+            <w:r>
+              <w:rPr>
+                <w:rFonts w:ascii="바탕" w:hAnsi="바탕" w:eastAsia="바탕"/>
+                <w:b w:val="0"/>
+                <w:sz w:val="19"/>
+              </w:rPr>
+              <w:t>2,000</w:t>
+            </w:r>
+          </w:p>
+        </w:tc>
+        <w:tc>
+          <w:tcPr>
+            <w:tcW w:type="dxa" w:w="1398"/>
+          </w:tcPr>
+          <w:p>
+            <w:pPr>
+              <w:spacing w:lineRule="auto" w:line="276" w:after="0"/>
+            </w:pPr>
+            <w:r/>
+            <w:r>
+              <w:rPr>
+                <w:rFonts w:ascii="바탕" w:hAnsi="바탕" w:eastAsia="바탕"/>
+                <w:b w:val="0"/>
+                <w:sz w:val="19"/>
+              </w:rPr>
+              <w:t>0.874</w:t>
+            </w:r>
+          </w:p>
+        </w:tc>
+        <w:tc>
+          <w:tcPr>
+            <w:tcW w:type="dxa" w:w="1398"/>
+          </w:tcPr>
+          <w:p>
+            <w:pPr>
+              <w:spacing w:lineRule="auto" w:line="276" w:after="0"/>
+            </w:pPr>
+            <w:r/>
+            <w:r>
+              <w:rPr>
+                <w:rFonts w:ascii="바탕" w:hAnsi="바탕" w:eastAsia="바탕"/>
+                <w:b w:val="0"/>
+                <w:sz w:val="19"/>
+              </w:rPr>
+              <w:t>0.857</w:t>
+            </w:r>
+          </w:p>
+        </w:tc>
+        <w:tc>
+          <w:tcPr>
+            <w:tcW w:type="dxa" w:w="1398"/>
+          </w:tcPr>
+          <w:p>
+            <w:pPr>
+              <w:spacing w:lineRule="auto" w:line="276" w:after="0"/>
+            </w:pPr>
+            <w:r/>
+            <w:r>
+              <w:rPr>
+                <w:rFonts w:ascii="바탕" w:hAnsi="바탕" w:eastAsia="바탕"/>
+                <w:b w:val="0"/>
+                <w:sz w:val="19"/>
+              </w:rPr>
+              <w:t>0.811</w:t>
+            </w:r>
+          </w:p>
+        </w:tc>
+        <w:tc>
+          <w:tcPr>
+            <w:tcW w:type="dxa" w:w="1398"/>
+          </w:tcPr>
+          <w:p>
+            <w:pPr>
+              <w:spacing w:lineRule="auto" w:line="276" w:after="0"/>
+            </w:pPr>
+            <w:r/>
+            <w:r>
+              <w:rPr>
+                <w:rFonts w:ascii="바탕" w:hAnsi="바탕" w:eastAsia="바탕"/>
+                <w:b w:val="0"/>
+                <w:sz w:val="19"/>
+              </w:rPr>
+              <w:t>0.817</w:t>
+            </w:r>
+          </w:p>
+        </w:tc>
+      </w:tr>
+      <w:tr>
+        <w:tc>
+          <w:tcPr>
+            <w:tcW w:type="dxa" w:w="1398"/>
+          </w:tcPr>
+          <w:p>
+            <w:pPr>
+              <w:spacing w:lineRule="auto" w:line="276" w:after="0"/>
+            </w:pPr>
+            <w:r/>
+            <w:r>
+              <w:rPr>
+                <w:rFonts w:ascii="바탕" w:hAnsi="바탕" w:eastAsia="바탕"/>
+                <w:b w:val="0"/>
+                <w:sz w:val="19"/>
+              </w:rPr>
+              <w:t>multi_hop</w:t>
+            </w:r>
+          </w:p>
+        </w:tc>
+        <w:tc>
+          <w:tcPr>
+            <w:tcW w:type="dxa" w:w="1398"/>
+          </w:tcPr>
+          <w:p>
+            <w:pPr>
+              <w:spacing w:lineRule="auto" w:line="276" w:after="0"/>
+            </w:pPr>
+            <w:r/>
+            <w:r>
+              <w:rPr>
+                <w:rFonts w:ascii="바탕" w:hAnsi="바탕" w:eastAsia="바탕"/>
+                <w:b w:val="0"/>
+                <w:sz w:val="19"/>
+              </w:rPr>
+              <w:t>1,750</w:t>
+            </w:r>
+          </w:p>
+        </w:tc>
+        <w:tc>
+          <w:tcPr>
+            <w:tcW w:type="dxa" w:w="1398"/>
+          </w:tcPr>
+          <w:p>
+            <w:pPr>
+              <w:spacing w:lineRule="auto" w:line="276" w:after="0"/>
+            </w:pPr>
+            <w:r/>
+            <w:r>
+              <w:rPr>
+                <w:rFonts w:ascii="바탕" w:hAnsi="바탕" w:eastAsia="바탕"/>
+                <w:b w:val="0"/>
+                <w:sz w:val="19"/>
+              </w:rPr>
+              <w:t>0.354</w:t>
+            </w:r>
+          </w:p>
+        </w:tc>
+        <w:tc>
+          <w:tcPr>
+            <w:tcW w:type="dxa" w:w="1398"/>
+          </w:tcPr>
+          <w:p>
+            <w:pPr>
+              <w:spacing w:lineRule="auto" w:line="276" w:after="0"/>
+            </w:pPr>
+            <w:r/>
+            <w:r>
+              <w:rPr>
+                <w:rFonts w:ascii="바탕" w:hAnsi="바탕" w:eastAsia="바탕"/>
+                <w:b w:val="0"/>
+                <w:sz w:val="19"/>
+              </w:rPr>
+              <w:t>0.293</w:t>
+            </w:r>
+          </w:p>
+        </w:tc>
+        <w:tc>
+          <w:tcPr>
+            <w:tcW w:type="dxa" w:w="1398"/>
+          </w:tcPr>
+          <w:p>
+            <w:pPr>
+              <w:spacing w:lineRule="auto" w:line="276" w:after="0"/>
+            </w:pPr>
+            <w:r/>
+            <w:r>
+              <w:rPr>
+                <w:rFonts w:ascii="바탕" w:hAnsi="바탕" w:eastAsia="바탕"/>
+                <w:b w:val="0"/>
+                <w:sz w:val="19"/>
+              </w:rPr>
+              <w:t>0.178</w:t>
+            </w:r>
+          </w:p>
+        </w:tc>
+        <w:tc>
+          <w:tcPr>
+            <w:tcW w:type="dxa" w:w="1398"/>
+          </w:tcPr>
+          <w:p>
+            <w:pPr>
+              <w:spacing w:lineRule="auto" w:line="276" w:after="0"/>
+            </w:pPr>
+            <w:r/>
+            <w:r>
+              <w:rPr>
+                <w:rFonts w:ascii="바탕" w:hAnsi="바탕" w:eastAsia="바탕"/>
+                <w:b w:val="0"/>
+                <w:sz w:val="19"/>
+              </w:rPr>
+              <w:t>0.226</w:t>
+            </w:r>
+          </w:p>
+        </w:tc>
+      </w:tr>
+      <w:tr>
+        <w:tc>
+          <w:tcPr>
+            <w:tcW w:type="dxa" w:w="1398"/>
+          </w:tcPr>
+          <w:p>
+            <w:pPr>
+              <w:spacing w:lineRule="auto" w:line="276" w:after="0"/>
+            </w:pPr>
+            <w:r/>
+            <w:r>
+              <w:rPr>
+                <w:rFonts w:ascii="바탕" w:hAnsi="바탕" w:eastAsia="바탕"/>
+                <w:b w:val="0"/>
+                <w:sz w:val="19"/>
+              </w:rPr>
+              <w:t>conditional</w:t>
+            </w:r>
+          </w:p>
+        </w:tc>
+        <w:tc>
+          <w:tcPr>
+            <w:tcW w:type="dxa" w:w="1398"/>
+          </w:tcPr>
+          <w:p>
+            <w:pPr>
+              <w:spacing w:lineRule="auto" w:line="276" w:after="0"/>
+            </w:pPr>
+            <w:r/>
+            <w:r>
+              <w:rPr>
+                <w:rFonts w:ascii="바탕" w:hAnsi="바탕" w:eastAsia="바탕"/>
+                <w:b w:val="0"/>
+                <w:sz w:val="19"/>
+              </w:rPr>
+              <w:t>1,250</w:t>
+            </w:r>
+          </w:p>
+        </w:tc>
+        <w:tc>
+          <w:tcPr>
+            <w:tcW w:type="dxa" w:w="1398"/>
+          </w:tcPr>
+          <w:p>
+            <w:pPr>
+              <w:spacing w:lineRule="auto" w:line="276" w:after="0"/>
+            </w:pPr>
+            <w:r/>
+            <w:r>
+              <w:rPr>
+                <w:rFonts w:ascii="바탕" w:hAnsi="바탕" w:eastAsia="바탕"/>
+                <w:b w:val="0"/>
+                <w:sz w:val="19"/>
+              </w:rPr>
+              <w:t>0.223</w:t>
+            </w:r>
+          </w:p>
+        </w:tc>
+        <w:tc>
+          <w:tcPr>
+            <w:tcW w:type="dxa" w:w="1398"/>
+          </w:tcPr>
+          <w:p>
+            <w:pPr>
+              <w:spacing w:lineRule="auto" w:line="276" w:after="0"/>
+            </w:pPr>
+            <w:r/>
+            <w:r>
+              <w:rPr>
+                <w:rFonts w:ascii="바탕" w:hAnsi="바탕" w:eastAsia="바탕"/>
+                <w:b w:val="0"/>
+                <w:sz w:val="19"/>
+              </w:rPr>
+              <w:t>0.148</w:t>
+            </w:r>
+          </w:p>
+        </w:tc>
+        <w:tc>
+          <w:tcPr>
+            <w:tcW w:type="dxa" w:w="1398"/>
+          </w:tcPr>
+          <w:p>
+            <w:pPr>
+              <w:spacing w:lineRule="auto" w:line="276" w:after="0"/>
+            </w:pPr>
+            <w:r/>
+            <w:r>
+              <w:rPr>
+                <w:rFonts w:ascii="바탕" w:hAnsi="바탕" w:eastAsia="바탕"/>
+                <w:b w:val="0"/>
+                <w:sz w:val="19"/>
+              </w:rPr>
+              <w:t>0.001</w:t>
+            </w:r>
+          </w:p>
+        </w:tc>
+        <w:tc>
+          <w:tcPr>
+            <w:tcW w:type="dxa" w:w="1398"/>
+          </w:tcPr>
+          <w:p>
+            <w:pPr>
+              <w:spacing w:lineRule="auto" w:line="276" w:after="0"/>
+            </w:pPr>
+            <w:r/>
+            <w:r>
+              <w:rPr>
+                <w:rFonts w:ascii="바탕" w:hAnsi="바탕" w:eastAsia="바탕"/>
+                <w:b w:val="0"/>
+                <w:sz w:val="19"/>
+              </w:rPr>
+              <w:t>0.552</w:t>
+            </w:r>
+          </w:p>
+        </w:tc>
+      </w:tr>
+    </w:tbl>
+    <w:p>
+      <w:pPr>
+        <w:spacing w:lineRule="auto" w:line="480" w:after="0"/>
+      </w:pPr>
+      <w:r>
+        <w:rPr>
+          <w:rFonts w:ascii="바탕" w:hAnsi="바탕" w:eastAsia="바탕"/>
+          <w:b w:val="0"/>
+          <w:sz w:val="21"/>
+        </w:rPr>
+        <w:t>Simple 은 R-DWA 만으로도 0.87 수준의 강한 성능을 보이지만 (선행 보고된 F1 0.86 을 사실상 재현), multi_hop 과 conditional 에서 F1&lt;sub&gt;strict&lt;/sub&gt; 가 각각 0.354, 0.223 로 떨어진다. 이는 (i) 이 유형의 gold 답이 구조적으로 복수 항목 리스트여서 LLM 자연어 출력과의 토큰 매칭에 추가적인 형식 정렬이 필요하고, (ii) R-DWA 의 고정 가중치가 세부 특성에 둔감하기 때문이다. Ch.5 L-DWA 가 특히 conditional 에서 F1&lt;sub&gt;strict&lt;/sub&gt; 0.223 → 0.285 (3-seed 평균, +28.0%) 로 큰 개선을 보이는 점이 본 논문의 핵심 실증이다 (Ch.6 §4).</w:t>
+      </w:r>
+    </w:p>
+    <w:p>
+      <w:pPr>
+        <w:pStyle w:val="Heading3"/>
+        <w:spacing w:lineRule="auto" w:line="360" w:after="160"/>
+      </w:pPr>
+      <w:r>
+        <w:rPr>
+          <w:rFonts w:ascii="바탕" w:hAnsi="바탕" w:eastAsia="바탕"/>
+          <w:b/>
+          <w:sz w:val="22"/>
+        </w:rPr>
+        <w:t>다. 선행 JKSCI와의 대비</w:t>
       </w:r>
     </w:p>
     <w:tbl>
@@ -5276,7 +5795,7 @@
                 <w:b/>
                 <w:sz w:val="19"/>
               </w:rPr>
-              <w:t>Type</w:t>
+              <w:t>지표</w:t>
             </w:r>
           </w:p>
         </w:tc>
@@ -5295,7 +5814,7 @@
                 <w:b/>
                 <w:sz w:val="19"/>
               </w:rPr>
-              <w:t>n</w:t>
+              <w:t>JKSCI 보고</w:t>
             </w:r>
           </w:p>
         </w:tc>
@@ -5314,7 +5833,7 @@
                 <w:b/>
                 <w:sz w:val="19"/>
               </w:rPr>
-              <w:t>F1_strict</w:t>
+              <w:t>Sentence 프롬프트</w:t>
             </w:r>
           </w:p>
         </w:tc>
@@ -5333,7 +5852,7 @@
                 <w:b/>
                 <w:sz w:val="19"/>
               </w:rPr>
-              <w:t>F1_substring</w:t>
+              <w:t>List 프롬프트 (corrected)</w:t>
             </w:r>
           </w:p>
         </w:tc>
@@ -5352,7 +5871,7 @@
                 <w:b/>
                 <w:sz w:val="19"/>
               </w:rPr>
-              <w:t>Faith</w:t>
+              <w:t>재현율 (List 기준)</w:t>
             </w:r>
           </w:p>
         </w:tc>
@@ -5373,7 +5892,7 @@
                 <w:b w:val="0"/>
                 <w:sz w:val="19"/>
               </w:rPr>
-              <w:t>simple</w:t>
+              <w:t>F1</w:t>
             </w:r>
           </w:p>
         </w:tc>
@@ -5392,7 +5911,7 @@
                 <w:b w:val="0"/>
                 <w:sz w:val="19"/>
               </w:rPr>
-              <w:t>2,000</w:t>
+              <w:t>0.86</w:t>
             </w:r>
           </w:p>
         </w:tc>
@@ -5411,7 +5930,7 @@
                 <w:b w:val="0"/>
                 <w:sz w:val="19"/>
               </w:rPr>
-              <w:t>0.153</w:t>
+              <w:t>0.137 (strict) / 0.448 (substring)</w:t>
             </w:r>
           </w:p>
         </w:tc>
@@ -5430,7 +5949,7 @@
                 <w:b w:val="0"/>
                 <w:sz w:val="19"/>
               </w:rPr>
-              <w:t>0.837</w:t>
+              <w:t>0.529 (strict) / 0.482 (substring)</w:t>
             </w:r>
           </w:p>
         </w:tc>
@@ -5449,7 +5968,7 @@
                 <w:b w:val="0"/>
                 <w:sz w:val="19"/>
               </w:rPr>
-              <w:t>0.928</w:t>
+              <w:t>strict 61%, substring 56%</w:t>
             </w:r>
           </w:p>
         </w:tc>
@@ -5470,7 +5989,7 @@
                 <w:b w:val="0"/>
                 <w:sz w:val="19"/>
               </w:rPr>
-              <w:t>multi_hop</w:t>
+              <w:t>Simple-only F1</w:t>
             </w:r>
           </w:p>
         </w:tc>
@@ -5489,7 +6008,7 @@
                 <w:b w:val="0"/>
                 <w:sz w:val="19"/>
               </w:rPr>
-              <w:t>1,750</w:t>
+              <w:t>(분리 보고 없음)</w:t>
             </w:r>
           </w:p>
         </w:tc>
@@ -5508,7 +6027,7 @@
                 <w:b w:val="0"/>
                 <w:sz w:val="19"/>
               </w:rPr>
-              <w:t>0.017</w:t>
+              <w:t>0.153</w:t>
             </w:r>
           </w:p>
         </w:tc>
@@ -5527,7 +6046,7 @@
                 <w:b w:val="0"/>
                 <w:sz w:val="19"/>
               </w:rPr>
-              <w:t>0.261</w:t>
+              <w:t>0.874</w:t>
             </w:r>
           </w:p>
         </w:tc>
@@ -5546,7 +6065,7 @@
                 <w:b w:val="0"/>
                 <w:sz w:val="19"/>
               </w:rPr>
-              <w:t>0.728</w:t>
+              <w:t>JKSCI 0.86 사실상 재현</w:t>
             </w:r>
           </w:p>
         </w:tc>
@@ -5567,7 +6086,7 @@
                 <w:b w:val="0"/>
                 <w:sz w:val="19"/>
               </w:rPr>
-              <w:t>conditional</w:t>
+              <w:t>EM</w:t>
             </w:r>
           </w:p>
         </w:tc>
@@ -5586,7 +6105,7 @@
                 <w:b w:val="0"/>
                 <w:sz w:val="19"/>
               </w:rPr>
-              <w:t>1,250</w:t>
+              <w:t>0.78</w:t>
             </w:r>
           </w:p>
         </w:tc>
@@ -5605,7 +6124,7 @@
                 <w:b w:val="0"/>
                 <w:sz w:val="19"/>
               </w:rPr>
-              <w:t>0.019</w:t>
+              <w:t>0.000 (구조적)</w:t>
             </w:r>
           </w:p>
         </w:tc>
@@ -5624,7 +6143,7 @@
                 <w:b w:val="0"/>
                 <w:sz w:val="19"/>
               </w:rPr>
-              <w:t>0.090</w:t>
+              <w:t>0.387</w:t>
             </w:r>
           </w:p>
         </w:tc>
@@ -5643,7 +6162,104 @@
                 <w:b w:val="0"/>
                 <w:sz w:val="19"/>
               </w:rPr>
-              <w:t>0.806</w:t>
+              <w:t>50%</w:t>
+            </w:r>
+          </w:p>
+        </w:tc>
+      </w:tr>
+      <w:tr>
+        <w:tc>
+          <w:tcPr>
+            <w:tcW w:type="dxa" w:w="1678"/>
+          </w:tcPr>
+          <w:p>
+            <w:pPr>
+              <w:spacing w:lineRule="auto" w:line="276" w:after="0"/>
+            </w:pPr>
+            <w:r/>
+            <w:r>
+              <w:rPr>
+                <w:rFonts w:ascii="바탕" w:hAnsi="바탕" w:eastAsia="바탕"/>
+                <w:b w:val="0"/>
+                <w:sz w:val="19"/>
+              </w:rPr>
+              <w:t>Faith</w:t>
+            </w:r>
+          </w:p>
+        </w:tc>
+        <w:tc>
+          <w:tcPr>
+            <w:tcW w:type="dxa" w:w="1678"/>
+          </w:tcPr>
+          <w:p>
+            <w:pPr>
+              <w:spacing w:lineRule="auto" w:line="276" w:after="0"/>
+            </w:pPr>
+            <w:r/>
+            <w:r>
+              <w:rPr>
+                <w:rFonts w:ascii="바탕" w:hAnsi="바탕" w:eastAsia="바탕"/>
+                <w:b w:val="0"/>
+                <w:sz w:val="19"/>
+              </w:rPr>
+              <w:t>0.89</w:t>
+            </w:r>
+          </w:p>
+        </w:tc>
+        <w:tc>
+          <w:tcPr>
+            <w:tcW w:type="dxa" w:w="1678"/>
+          </w:tcPr>
+          <w:p>
+            <w:pPr>
+              <w:spacing w:lineRule="auto" w:line="276" w:after="0"/>
+            </w:pPr>
+            <w:r/>
+            <w:r>
+              <w:rPr>
+                <w:rFonts w:ascii="바탕" w:hAnsi="바탕" w:eastAsia="바탕"/>
+                <w:b w:val="0"/>
+                <w:sz w:val="19"/>
+              </w:rPr>
+              <w:t>0.835</w:t>
+            </w:r>
+          </w:p>
+        </w:tc>
+        <w:tc>
+          <w:tcPr>
+            <w:tcW w:type="dxa" w:w="1678"/>
+          </w:tcPr>
+          <w:p>
+            <w:pPr>
+              <w:spacing w:lineRule="auto" w:line="276" w:after="0"/>
+            </w:pPr>
+            <w:r/>
+            <w:r>
+              <w:rPr>
+                <w:rFonts w:ascii="바탕" w:hAnsi="바탕" w:eastAsia="바탕"/>
+                <w:b w:val="0"/>
+                <w:sz w:val="19"/>
+              </w:rPr>
+              <w:t>0.544</w:t>
+            </w:r>
+          </w:p>
+        </w:tc>
+        <w:tc>
+          <w:tcPr>
+            <w:tcW w:type="dxa" w:w="1678"/>
+          </w:tcPr>
+          <w:p>
+            <w:pPr>
+              <w:spacing w:lineRule="auto" w:line="276" w:after="0"/>
+            </w:pPr>
+            <w:r/>
+            <w:r>
+              <w:rPr>
+                <w:rFonts w:ascii="바탕" w:hAnsi="바탕" w:eastAsia="바탕"/>
+                <w:b w:val="0"/>
+                <w:sz w:val="19"/>
+              </w:rPr>
+              <w:t>94% / 61% (분기 변경)</w:t>
             </w:r>
           </w:p>
         </w:tc>
@@ -5659,359 +6275,7 @@
           <w:b w:val="0"/>
           <w:sz w:val="21"/>
         </w:rPr>
-        <w:t>Conditional과 multi_hop에서 F1이 극도로 낮다. 이는 (i) 이 유형의 gold 답이 구조적으로 복수 항목 리스트여서 LLM 자연어 출력과의 토큰 매칭이 어렵고, (ii) R-DWA의 고정 가중치가 세부 특성에 둔감하기 때문이다. Ch.5 L-DWA가 이 한계를 어떻게 극복하는지가 본 논문의 핵심 실증이다.</w:t>
-      </w:r>
-    </w:p>
-    <w:p>
-      <w:pPr>
-        <w:pStyle w:val="Heading3"/>
-        <w:spacing w:lineRule="auto" w:line="360" w:after="160"/>
-      </w:pPr>
-      <w:r>
-        <w:rPr>
-          <w:rFonts w:ascii="바탕" w:hAnsi="바탕" w:eastAsia="바탕"/>
-          <w:b/>
-          <w:sz w:val="22"/>
-        </w:rPr>
-        <w:t>다. 선행 JKSCI와의 대비</w:t>
-      </w:r>
-    </w:p>
-    <w:tbl>
-      <w:tblPr>
-        <w:tblStyle w:val="TableGrid"/>
-        <w:tblW w:type="auto" w:w="0"/>
-        <w:tblLook w:firstColumn="1" w:firstRow="1" w:lastColumn="0" w:lastRow="0" w:noHBand="0" w:noVBand="1" w:val="04A0"/>
-      </w:tblPr>
-      <w:tblGrid>
-        <w:gridCol w:w="2097"/>
-        <w:gridCol w:w="2097"/>
-        <w:gridCol w:w="2097"/>
-        <w:gridCol w:w="2097"/>
-      </w:tblGrid>
-      <w:tr>
-        <w:tc>
-          <w:tcPr>
-            <w:tcW w:type="dxa" w:w="2097"/>
-          </w:tcPr>
-          <w:p>
-            <w:pPr>
-              <w:spacing w:lineRule="auto" w:line="276" w:after="0"/>
-            </w:pPr>
-            <w:r/>
-            <w:r>
-              <w:rPr>
-                <w:rFonts w:ascii="바탕" w:hAnsi="바탕" w:eastAsia="바탕"/>
-                <w:b/>
-                <w:sz w:val="19"/>
-              </w:rPr>
-              <w:t>지표</w:t>
-            </w:r>
-          </w:p>
-        </w:tc>
-        <w:tc>
-          <w:tcPr>
-            <w:tcW w:type="dxa" w:w="2097"/>
-          </w:tcPr>
-          <w:p>
-            <w:pPr>
-              <w:spacing w:lineRule="auto" w:line="276" w:after="0"/>
-            </w:pPr>
-            <w:r/>
-            <w:r>
-              <w:rPr>
-                <w:rFonts w:ascii="바탕" w:hAnsi="바탕" w:eastAsia="바탕"/>
-                <w:b/>
-                <w:sz w:val="19"/>
-              </w:rPr>
-              <w:t>JKSCI 보고</w:t>
-            </w:r>
-          </w:p>
-        </w:tc>
-        <w:tc>
-          <w:tcPr>
-            <w:tcW w:type="dxa" w:w="2097"/>
-          </w:tcPr>
-          <w:p>
-            <w:pPr>
-              <w:spacing w:lineRule="auto" w:line="276" w:after="0"/>
-            </w:pPr>
-            <w:r/>
-            <w:r>
-              <w:rPr>
-                <w:rFonts w:ascii="바탕" w:hAnsi="바탕" w:eastAsia="바탕"/>
-                <w:b/>
-                <w:sz w:val="19"/>
-              </w:rPr>
-              <w:t>본 논문 측정</w:t>
-            </w:r>
-          </w:p>
-        </w:tc>
-        <w:tc>
-          <w:tcPr>
-            <w:tcW w:type="dxa" w:w="2097"/>
-          </w:tcPr>
-          <w:p>
-            <w:pPr>
-              <w:spacing w:lineRule="auto" w:line="276" w:after="0"/>
-            </w:pPr>
-            <w:r/>
-            <w:r>
-              <w:rPr>
-                <w:rFonts w:ascii="바탕" w:hAnsi="바탕" w:eastAsia="바탕"/>
-                <w:b/>
-                <w:sz w:val="19"/>
-              </w:rPr>
-              <w:t>재현율</w:t>
-            </w:r>
-          </w:p>
-        </w:tc>
-      </w:tr>
-      <w:tr>
-        <w:tc>
-          <w:tcPr>
-            <w:tcW w:type="dxa" w:w="2097"/>
-          </w:tcPr>
-          <w:p>
-            <w:pPr>
-              <w:spacing w:lineRule="auto" w:line="276" w:after="0"/>
-            </w:pPr>
-            <w:r/>
-            <w:r>
-              <w:rPr>
-                <w:rFonts w:ascii="바탕" w:hAnsi="바탕" w:eastAsia="바탕"/>
-                <w:b w:val="0"/>
-                <w:sz w:val="19"/>
-              </w:rPr>
-              <w:t>F1</w:t>
-            </w:r>
-          </w:p>
-        </w:tc>
-        <w:tc>
-          <w:tcPr>
-            <w:tcW w:type="dxa" w:w="2097"/>
-          </w:tcPr>
-          <w:p>
-            <w:pPr>
-              <w:spacing w:lineRule="auto" w:line="276" w:after="0"/>
-            </w:pPr>
-            <w:r/>
-            <w:r>
-              <w:rPr>
-                <w:rFonts w:ascii="바탕" w:hAnsi="바탕" w:eastAsia="바탕"/>
-                <w:b w:val="0"/>
-                <w:sz w:val="19"/>
-              </w:rPr>
-              <w:t>0.86</w:t>
-            </w:r>
-          </w:p>
-        </w:tc>
-        <w:tc>
-          <w:tcPr>
-            <w:tcW w:type="dxa" w:w="2097"/>
-          </w:tcPr>
-          <w:p>
-            <w:pPr>
-              <w:spacing w:lineRule="auto" w:line="276" w:after="0"/>
-            </w:pPr>
-            <w:r/>
-            <w:r>
-              <w:rPr>
-                <w:rFonts w:ascii="바탕" w:hAnsi="바탕" w:eastAsia="바탕"/>
-                <w:b w:val="0"/>
-                <w:sz w:val="19"/>
-              </w:rPr>
-              <w:t>0.137 (strict) / 0.450 (substring)</w:t>
-            </w:r>
-          </w:p>
-        </w:tc>
-        <w:tc>
-          <w:tcPr>
-            <w:tcW w:type="dxa" w:w="2097"/>
-          </w:tcPr>
-          <w:p>
-            <w:pPr>
-              <w:spacing w:lineRule="auto" w:line="276" w:after="0"/>
-            </w:pPr>
-            <w:r/>
-            <w:r>
-              <w:rPr>
-                <w:rFonts w:ascii="바탕" w:hAnsi="바탕" w:eastAsia="바탕"/>
-                <w:b w:val="0"/>
-                <w:sz w:val="19"/>
-              </w:rPr>
-              <w:t>16% (strict) / 52% (substring)</w:t>
-            </w:r>
-          </w:p>
-        </w:tc>
-      </w:tr>
-      <w:tr>
-        <w:tc>
-          <w:tcPr>
-            <w:tcW w:type="dxa" w:w="2097"/>
-          </w:tcPr>
-          <w:p>
-            <w:pPr>
-              <w:spacing w:lineRule="auto" w:line="276" w:after="0"/>
-            </w:pPr>
-            <w:r/>
-            <w:r>
-              <w:rPr>
-                <w:rFonts w:ascii="바탕" w:hAnsi="바탕" w:eastAsia="바탕"/>
-                <w:b w:val="0"/>
-                <w:sz w:val="19"/>
-              </w:rPr>
-              <w:t>EM</w:t>
-            </w:r>
-          </w:p>
-        </w:tc>
-        <w:tc>
-          <w:tcPr>
-            <w:tcW w:type="dxa" w:w="2097"/>
-          </w:tcPr>
-          <w:p>
-            <w:pPr>
-              <w:spacing w:lineRule="auto" w:line="276" w:after="0"/>
-            </w:pPr>
-            <w:r/>
-            <w:r>
-              <w:rPr>
-                <w:rFonts w:ascii="바탕" w:hAnsi="바탕" w:eastAsia="바탕"/>
-                <w:b w:val="0"/>
-                <w:sz w:val="19"/>
-              </w:rPr>
-              <w:t>0.78</w:t>
-            </w:r>
-          </w:p>
-        </w:tc>
-        <w:tc>
-          <w:tcPr>
-            <w:tcW w:type="dxa" w:w="2097"/>
-          </w:tcPr>
-          <w:p>
-            <w:pPr>
-              <w:spacing w:lineRule="auto" w:line="276" w:after="0"/>
-            </w:pPr>
-            <w:r/>
-            <w:r>
-              <w:rPr>
-                <w:rFonts w:ascii="바탕" w:hAnsi="바탕" w:eastAsia="바탕"/>
-                <w:b w:val="0"/>
-                <w:sz w:val="19"/>
-              </w:rPr>
-              <w:t>0.000</w:t>
-            </w:r>
-          </w:p>
-        </w:tc>
-        <w:tc>
-          <w:tcPr>
-            <w:tcW w:type="dxa" w:w="2097"/>
-          </w:tcPr>
-          <w:p>
-            <w:pPr>
-              <w:spacing w:lineRule="auto" w:line="276" w:after="0"/>
-            </w:pPr>
-            <w:r/>
-            <w:r>
-              <w:rPr>
-                <w:rFonts w:ascii="바탕" w:hAnsi="바탕" w:eastAsia="바탕"/>
-                <w:b w:val="0"/>
-                <w:sz w:val="19"/>
-              </w:rPr>
-              <w:t>0% (구조적)</w:t>
-            </w:r>
-          </w:p>
-        </w:tc>
-      </w:tr>
-      <w:tr>
-        <w:tc>
-          <w:tcPr>
-            <w:tcW w:type="dxa" w:w="2097"/>
-          </w:tcPr>
-          <w:p>
-            <w:pPr>
-              <w:spacing w:lineRule="auto" w:line="276" w:after="0"/>
-            </w:pPr>
-            <w:r/>
-            <w:r>
-              <w:rPr>
-                <w:rFonts w:ascii="바탕" w:hAnsi="바탕" w:eastAsia="바탕"/>
-                <w:b w:val="0"/>
-                <w:sz w:val="19"/>
-              </w:rPr>
-              <w:t>Faith</w:t>
-            </w:r>
-          </w:p>
-        </w:tc>
-        <w:tc>
-          <w:tcPr>
-            <w:tcW w:type="dxa" w:w="2097"/>
-          </w:tcPr>
-          <w:p>
-            <w:pPr>
-              <w:spacing w:lineRule="auto" w:line="276" w:after="0"/>
-            </w:pPr>
-            <w:r/>
-            <w:r>
-              <w:rPr>
-                <w:rFonts w:ascii="바탕" w:hAnsi="바탕" w:eastAsia="바탕"/>
-                <w:b w:val="0"/>
-                <w:sz w:val="19"/>
-              </w:rPr>
-              <w:t>0.89</w:t>
-            </w:r>
-          </w:p>
-        </w:tc>
-        <w:tc>
-          <w:tcPr>
-            <w:tcW w:type="dxa" w:w="2097"/>
-          </w:tcPr>
-          <w:p>
-            <w:pPr>
-              <w:spacing w:lineRule="auto" w:line="276" w:after="0"/>
-            </w:pPr>
-            <w:r/>
-            <w:r>
-              <w:rPr>
-                <w:rFonts w:ascii="바탕" w:hAnsi="바탕" w:eastAsia="바탕"/>
-                <w:b w:val="0"/>
-                <w:sz w:val="19"/>
-              </w:rPr>
-              <w:t>0.835</w:t>
-            </w:r>
-          </w:p>
-        </w:tc>
-        <w:tc>
-          <w:tcPr>
-            <w:tcW w:type="dxa" w:w="2097"/>
-          </w:tcPr>
-          <w:p>
-            <w:pPr>
-              <w:spacing w:lineRule="auto" w:line="276" w:after="0"/>
-            </w:pPr>
-            <w:r/>
-            <w:r>
-              <w:rPr>
-                <w:rFonts w:ascii="바탕" w:hAnsi="바탕" w:eastAsia="바탕"/>
-                <w:b w:val="0"/>
-                <w:sz w:val="19"/>
-              </w:rPr>
-              <w:t>94%</w:t>
-            </w:r>
-          </w:p>
-        </w:tc>
-      </w:tr>
-    </w:tbl>
-    <w:p>
-      <w:pPr>
-        <w:spacing w:lineRule="auto" w:line="480" w:after="0"/>
-      </w:pPr>
-      <w:r>
-        <w:rPr>
-          <w:rFonts w:ascii="바탕" w:hAnsi="바탕" w:eastAsia="바탕"/>
-          <w:b w:val="0"/>
-          <w:sz w:val="21"/>
-        </w:rPr>
-        <w:t>Faithfulness의 94% 재현은 LLM 생성 품질이 일관됨을 의미한다. F1의 격차는 선행 논문 평가기의 엄격성 기준 미공개에 기인한다고 판단한다 (Ch.6 §3.3). F1_substring 0.450은 선행 F1 0.86의 52% 수준이며, 이는 우리의 substring 정의가 여전히 선행 평가 대비 더 엄격함을 시사한다 (예: 선행은 부분 문자 일치 등 더 관대한 측도일 가능성). 본 논문은 두 지표를 병기하여 선행 논문과의 연속성과 엄격 재평가를 동시에 제공한다.</w:t>
+        <w:t>Sentence 프롬프트 만으로는 F1 격차가 컸으나 평가 인프라 변경 없이 출력 형식만 List 로 정렬하면 F1&lt;sub&gt;strict&lt;/sub&gt; 가 0.529 로 회복되고, 특히 Simple 유형만 보면 0.874 로 JKSCI 의 0.86 을 사실상 재현 한다. 이는 선행 보고가 Simple-subset 혹은 short-list gold 기반이었음을 시사하며, 본 논문은 두 단계 (sentence / list) 를 병기 하여 선행 연구와의 연속성·재현성과 엄격 재평가를 동시에 제공한다 (Ch.6 §3.3 상세, 부록 C 평가기 변경 기록).</w:t>
       </w:r>
     </w:p>
     <w:p>
@@ -12733,7 +12997,7 @@
           <w:b w:val="0"/>
           <w:sz w:val="20"/>
         </w:rPr>
-        <w:t>▸ 해석. L-DWA가 Oracle에 접근하는 정도 (Oracle gap recovery) 가 학습 유효성의 증거.</w:t>
+        <w:t>▸ 해석. L-DWA가 Oracle에 얼마나 접근 (혹은 초과) 하는지가 학습 유효성의 증거. Corrected baseline (List 프롬프트, 5,000 QA, 3-seed 평균) 기준:</w:t>
       </w:r>
     </w:p>
     <w:p>
@@ -12760,7 +13024,7 @@
           <w:b w:val="0"/>
           <w:sz w:val="20"/>
         </w:rPr>
-        <w:t>▸ | 지표 | R-DWA | L-DWA | Oracle | Gap recovery |</w:t>
+        <w:t>▸ | 지표 | R-DWA | L-DWA (3-seed) | Oracle | Δ (L−Oracle) |</w:t>
       </w:r>
     </w:p>
     <w:p>
@@ -12788,7 +13052,7 @@
           <w:b w:val="0"/>
           <w:sz w:val="20"/>
         </w:rPr>
-        <w:t>▸ | F1&lt;sub&gt;strict&lt;/sub&gt; | 0.137 | 0.167 | 0.168 | 96% |</w:t>
+        <w:t>▸ | F1&lt;sub&gt;strict&lt;/sub&gt; | 0.529 | 0.562 ± 0.007 | 0.554 | +0.008 (Oracle 초과) |</w:t>
       </w:r>
     </w:p>
     <w:p>
@@ -12802,20 +13066,7 @@
           <w:b w:val="0"/>
           <w:sz w:val="20"/>
         </w:rPr>
-        <w:t>▸ | Faithfulness | 0.835 | 0.866 | 0.888 | 57% |</w:t>
-      </w:r>
-    </w:p>
-    <w:p>
-      <w:pPr>
-        <w:spacing w:lineRule="auto" w:line="480" w:after="0"/>
-      </w:pPr>
-      <w:r>
-        <w:rPr>
-          <w:rFonts w:ascii="바탕" w:hAnsi="바탕" w:eastAsia="바탕"/>
-          <w:b w:val="0"/>
-          <w:sz w:val="21"/>
-        </w:rPr>
-        <w:t>&gt;</w:t>
+        <w:t>▸ | F1&lt;sub&gt;substring&lt;/sub&gt; | 0.482 | 0.507 ± 0.009 | 0.504 | +0.003 (Oracle 초과) |</w:t>
       </w:r>
     </w:p>
     <w:p>
@@ -12829,7 +13080,62 @@
           <w:b w:val="0"/>
           <w:sz w:val="20"/>
         </w:rPr>
-        <w:t>▸ L-DWA가 Oracle의 96% 도달 → "이 상태공간에서 더 나은 정책을 학습할 여지가 거의 없다". 남은 4% 는 상태 표현 한계 (박스 5-1 State 18-dim) 혹은 RL-specific noise 에 기인.</w:t>
+        <w:t>▸ | F1&lt;sub&gt;char&lt;/sub&gt; | 0.469 | 0.494 ± 0.010 | 0.487 | +0.007 (Oracle 초과) |</w:t>
+      </w:r>
+    </w:p>
+    <w:p>
+      <w:pPr>
+        <w:spacing w:lineRule="auto" w:line="360" w:after="0"/>
+        <w:ind w:left="567"/>
+      </w:pPr>
+      <w:r>
+        <w:rPr>
+          <w:rFonts w:ascii="바탕" w:hAnsi="바탕" w:eastAsia="바탕"/>
+          <w:b w:val="0"/>
+          <w:sz w:val="20"/>
+        </w:rPr>
+        <w:t>▸ | EM | 0.387 | 0.388 ± 0.001 | 0.388 | ≈ 0 (Oracle 동등) |</w:t>
+      </w:r>
+    </w:p>
+    <w:p>
+      <w:pPr>
+        <w:spacing w:lineRule="auto" w:line="360" w:after="0"/>
+        <w:ind w:left="567"/>
+      </w:pPr>
+      <w:r>
+        <w:rPr>
+          <w:rFonts w:ascii="바탕" w:hAnsi="바탕" w:eastAsia="바탕"/>
+          <w:b w:val="0"/>
+          <w:sz w:val="20"/>
+        </w:rPr>
+        <w:t>▸ | Faithfulness | 0.544 | 0.580 ± 0.009 | 0.570 | +0.010 (Oracle 초과) |</w:t>
+      </w:r>
+    </w:p>
+    <w:p>
+      <w:pPr>
+        <w:spacing w:lineRule="auto" w:line="480" w:after="0"/>
+      </w:pPr>
+      <w:r>
+        <w:rPr>
+          <w:rFonts w:ascii="바탕" w:hAnsi="바탕" w:eastAsia="바탕"/>
+          <w:b w:val="0"/>
+          <w:sz w:val="21"/>
+        </w:rPr>
+        <w:t>&gt;</w:t>
+      </w:r>
+    </w:p>
+    <w:p>
+      <w:pPr>
+        <w:spacing w:lineRule="auto" w:line="360" w:after="0"/>
+        <w:ind w:left="567"/>
+      </w:pPr>
+      <w:r>
+        <w:rPr>
+          <w:rFonts w:ascii="바탕" w:hAnsi="바탕" w:eastAsia="바탕"/>
+          <w:b w:val="0"/>
+          <w:sz w:val="20"/>
+        </w:rPr>
+        <w:t>▸ L-DWA 가 5개 지표 중 4개에서 Oracle 을 초과 한다. Oracle 은 66-점 이산 격자에서의 per-query argmax 인 반면 L-DWA 는 Δ³ simplex 의 연속 가중치 공간을 학습한다. 따라서 L-DWA 의 Dirichlet 평균이 격자 바깥의 더 좋은 점을 활용한다는 해석이 자연스럽다 (자세한 분석은 §3.2).</w:t>
       </w:r>
     </w:p>
     <w:p>

--- a/thesis_current/v5_rewrite/박사논문_통합본_v21.docx
+++ b/thesis_current/v5_rewrite/박사논문_통합본_v21.docx
@@ -12695,6 +12695,19 @@
     </w:tbl>
     <w:p>
       <w:pPr>
+        <w:spacing w:lineRule="auto" w:line="480" w:after="0"/>
+      </w:pPr>
+      <w:r>
+        <w:rPr>
+          <w:rFonts w:ascii="바탕" w:hAnsi="바탕" w:eastAsia="바탕"/>
+          <w:b w:val="0"/>
+          <w:sz w:val="21"/>
+        </w:rPr>
+        <w:t>비교 누락 주석. 본 표에는 Uniform (1/3, 1/3, 1/3) 정책의 list-prompt 측정이 포함되지 않았다. 동일 정책의 cache regime 측정 (sentence prompt, 표 6-2c §3 아) 에서는 Uniform 이 R-DWA 를 통계적으로 유의하게 능가하는 것이 확인되었으며, list-prompt regime 에서의 동일 비교는 §8 나의 1순위 향후 연구로 명시한다. 이 주석은 헤드라인 결과의 적용 범위 (corrected baseline + L-DWA vs R-DWA 의 비교) 를 정직하게 한정하기 위한 것이다.</w:t>
+      </w:r>
+    </w:p>
+    <w:p>
+      <w:pPr>
         <w:pStyle w:val="Heading3"/>
         <w:spacing w:lineRule="auto" w:line="360" w:after="160"/>
       </w:pPr>
@@ -12820,7 +12833,7 @@
           <w:b w:val="0"/>
           <w:sz w:val="21"/>
         </w:rPr>
-        <w:t>Conditional 유형에서 질적 우위 (§4 상세): R-DWA 0.223 vs L-DWA 0.304 (+36.7%), Oracle 0.290 초과.</w:t>
+        <w:t>Conditional 유형에서 질적 우위 (§4 상세): F1&lt;sub&gt;strict&lt;/sub&gt; R-DWA 0.223 vs L-DWA 3-seed 평균 0.285 (+27.8%), Oracle 0.290 과 사실상 동등. F1&lt;sub&gt;substring&lt;/sub&gt; 으로는 R-DWA 0.148 vs L-DWA 0.190 (+28.6%), Oracle 0.201 과 동등 수준이다.</w:t>
       </w:r>
     </w:p>
     <w:p>
@@ -14494,6 +14507,2384 @@
     </w:p>
     <w:p>
       <w:pPr>
+        <w:pStyle w:val="Heading3"/>
+        <w:spacing w:lineRule="auto" w:line="360" w:after="160"/>
+      </w:pPr>
+      <w:r>
+        <w:rPr>
+          <w:rFonts w:ascii="바탕" w:hAnsi="바탕" w:eastAsia="바탕"/>
+          <w:b/>
+          <w:sz w:val="22"/>
+        </w:rPr>
+        <w:t>아. 통계적 유의성 — Paired Bootstrap (BCa 95% CI)</w:t>
+      </w:r>
+    </w:p>
+    <w:p>
+      <w:pPr>
+        <w:spacing w:lineRule="auto" w:line="480" w:after="0"/>
+      </w:pPr>
+      <w:r>
+        <w:rPr>
+          <w:rFonts w:ascii="바탕" w:hAnsi="바탕" w:eastAsia="바탕"/>
+          <w:b w:val="0"/>
+          <w:sz w:val="21"/>
+        </w:rPr>
+        <w:t>§3 나의 헤드라인 표는 정책별 평균과 표준편차만 제시한다. 차이의 크기가 표본 변동에 비해 충분함을 시사하지만 정량적 근거로는 약하다. 본 항은 5,000 query-level 측정값에 대해 paired bootstrap (BCa 보정 95% CI, 5,000 resamples) 을 적용하여 정책 간 차이의 통계적 유의성과 효과 크기 (Cohen's d&lt;sub&gt;z&lt;/sub&gt;) 를 함께 보고한다. 분석 단위는 cache evaluator 위의 동일한 5,000 QA 이고, 모든 정책이 동일 reward 함수를 거치므로 within-policy 비교의 순위 타당성은 절대값과 무관하게 유지된다.</w:t>
+      </w:r>
+    </w:p>
+    <w:p>
+      <w:pPr>
+        <w:pStyle w:val="Heading4"/>
+        <w:spacing w:lineRule="auto" w:line="360" w:after="160"/>
+      </w:pPr>
+      <w:r>
+        <w:rPr>
+          <w:rFonts w:ascii="바탕" w:hAnsi="바탕" w:eastAsia="바탕"/>
+          <w:b/>
+          <w:sz w:val="24"/>
+        </w:rPr>
+        <w:t>[표 6-2c] Paired bootstrap — 정책 vs R-DWA (Cache regime, F1)</w:t>
+      </w:r>
+    </w:p>
+    <w:tbl>
+      <w:tblPr>
+        <w:tblStyle w:val="TableGrid"/>
+        <w:tblW w:type="auto" w:w="0"/>
+        <w:tblLook w:firstColumn="1" w:firstRow="1" w:lastColumn="0" w:lastRow="0" w:noHBand="0" w:noVBand="1" w:val="04A0"/>
+      </w:tblPr>
+      <w:tblGrid>
+        <w:gridCol w:w="1049"/>
+        <w:gridCol w:w="1049"/>
+        <w:gridCol w:w="1049"/>
+        <w:gridCol w:w="1049"/>
+        <w:gridCol w:w="1049"/>
+        <w:gridCol w:w="1049"/>
+        <w:gridCol w:w="1049"/>
+        <w:gridCol w:w="1049"/>
+      </w:tblGrid>
+      <w:tr>
+        <w:tc>
+          <w:tcPr>
+            <w:tcW w:type="dxa" w:w="1049"/>
+          </w:tcPr>
+          <w:p>
+            <w:pPr>
+              <w:spacing w:lineRule="auto" w:line="276" w:after="0"/>
+            </w:pPr>
+            <w:r/>
+            <w:r>
+              <w:rPr>
+                <w:rFonts w:ascii="바탕" w:hAnsi="바탕" w:eastAsia="바탕"/>
+                <w:b/>
+                <w:sz w:val="19"/>
+              </w:rPr>
+              <w:t>정책</w:t>
+            </w:r>
+          </w:p>
+        </w:tc>
+        <w:tc>
+          <w:tcPr>
+            <w:tcW w:type="dxa" w:w="1049"/>
+          </w:tcPr>
+          <w:p>
+            <w:pPr>
+              <w:spacing w:lineRule="auto" w:line="276" w:after="0"/>
+            </w:pPr>
+            <w:r/>
+            <w:r>
+              <w:rPr>
+                <w:rFonts w:ascii="바탕" w:hAnsi="바탕" w:eastAsia="바탕"/>
+                <w:b/>
+                <w:sz w:val="19"/>
+              </w:rPr>
+              <w:t>mean (정책)</w:t>
+            </w:r>
+          </w:p>
+        </w:tc>
+        <w:tc>
+          <w:tcPr>
+            <w:tcW w:type="dxa" w:w="1049"/>
+          </w:tcPr>
+          <w:p>
+            <w:pPr>
+              <w:spacing w:lineRule="auto" w:line="276" w:after="0"/>
+            </w:pPr>
+            <w:r/>
+            <w:r>
+              <w:rPr>
+                <w:rFonts w:ascii="바탕" w:hAnsi="바탕" w:eastAsia="바탕"/>
+                <w:b/>
+                <w:sz w:val="19"/>
+              </w:rPr>
+              <w:t>mean (R-DWA)</w:t>
+            </w:r>
+          </w:p>
+        </w:tc>
+        <w:tc>
+          <w:tcPr>
+            <w:tcW w:type="dxa" w:w="1049"/>
+          </w:tcPr>
+          <w:p>
+            <w:pPr>
+              <w:spacing w:lineRule="auto" w:line="276" w:after="0"/>
+            </w:pPr>
+            <w:r/>
+            <w:r>
+              <w:rPr>
+                <w:rFonts w:ascii="바탕" w:hAnsi="바탕" w:eastAsia="바탕"/>
+                <w:b/>
+                <w:sz w:val="19"/>
+              </w:rPr>
+              <w:t>Δ</w:t>
+            </w:r>
+          </w:p>
+        </w:tc>
+        <w:tc>
+          <w:tcPr>
+            <w:tcW w:type="dxa" w:w="1049"/>
+          </w:tcPr>
+          <w:p>
+            <w:pPr>
+              <w:spacing w:lineRule="auto" w:line="276" w:after="0"/>
+            </w:pPr>
+            <w:r/>
+            <w:r>
+              <w:rPr>
+                <w:rFonts w:ascii="바탕" w:hAnsi="바탕" w:eastAsia="바탕"/>
+                <w:b/>
+                <w:sz w:val="19"/>
+              </w:rPr>
+              <w:t>95% CI (BCa)</w:t>
+            </w:r>
+          </w:p>
+        </w:tc>
+        <w:tc>
+          <w:tcPr>
+            <w:tcW w:type="dxa" w:w="1049"/>
+          </w:tcPr>
+          <w:p>
+            <w:pPr>
+              <w:spacing w:lineRule="auto" w:line="276" w:after="0"/>
+            </w:pPr>
+            <w:r/>
+            <w:r>
+              <w:rPr>
+                <w:rFonts w:ascii="바탕" w:hAnsi="바탕" w:eastAsia="바탕"/>
+                <w:b/>
+                <w:sz w:val="19"/>
+              </w:rPr>
+              <w:t>p (2-sided)</w:t>
+            </w:r>
+          </w:p>
+        </w:tc>
+        <w:tc>
+          <w:tcPr>
+            <w:tcW w:type="dxa" w:w="1049"/>
+          </w:tcPr>
+          <w:p>
+            <w:pPr>
+              <w:spacing w:lineRule="auto" w:line="276" w:after="0"/>
+            </w:pPr>
+            <w:r/>
+            <w:r>
+              <w:rPr>
+                <w:rFonts w:ascii="바탕" w:hAnsi="바탕" w:eastAsia="바탕"/>
+                <w:b/>
+                <w:sz w:val="19"/>
+              </w:rPr>
+              <w:t>Cohen's d&lt;sub&gt;z&lt;/sub&gt;</w:t>
+            </w:r>
+          </w:p>
+        </w:tc>
+        <w:tc>
+          <w:tcPr>
+            <w:tcW w:type="dxa" w:w="1049"/>
+          </w:tcPr>
+          <w:p>
+            <w:pPr>
+              <w:spacing w:lineRule="auto" w:line="276" w:after="0"/>
+            </w:pPr>
+            <w:r/>
+            <w:r>
+              <w:rPr>
+                <w:rFonts w:ascii="바탕" w:hAnsi="바탕" w:eastAsia="바탕"/>
+                <w:b/>
+                <w:sz w:val="19"/>
+              </w:rPr>
+              <w:t>판정</w:t>
+            </w:r>
+          </w:p>
+        </w:tc>
+      </w:tr>
+      <w:tr>
+        <w:tc>
+          <w:tcPr>
+            <w:tcW w:type="dxa" w:w="1049"/>
+          </w:tcPr>
+          <w:p>
+            <w:pPr>
+              <w:spacing w:lineRule="auto" w:line="276" w:after="0"/>
+            </w:pPr>
+            <w:r/>
+            <w:r>
+              <w:rPr>
+                <w:rFonts w:ascii="바탕" w:hAnsi="바탕" w:eastAsia="바탕"/>
+                <w:b w:val="0"/>
+                <w:sz w:val="19"/>
+              </w:rPr>
+              <w:t>Uniform (1/3, 1/3, 1/3)</w:t>
+            </w:r>
+          </w:p>
+        </w:tc>
+        <w:tc>
+          <w:tcPr>
+            <w:tcW w:type="dxa" w:w="1049"/>
+          </w:tcPr>
+          <w:p>
+            <w:pPr>
+              <w:spacing w:lineRule="auto" w:line="276" w:after="0"/>
+            </w:pPr>
+            <w:r/>
+            <w:r>
+              <w:rPr>
+                <w:rFonts w:ascii="바탕" w:hAnsi="바탕" w:eastAsia="바탕"/>
+                <w:b w:val="0"/>
+                <w:sz w:val="19"/>
+              </w:rPr>
+              <w:t>0.0827</w:t>
+            </w:r>
+          </w:p>
+        </w:tc>
+        <w:tc>
+          <w:tcPr>
+            <w:tcW w:type="dxa" w:w="1049"/>
+          </w:tcPr>
+          <w:p>
+            <w:pPr>
+              <w:spacing w:lineRule="auto" w:line="276" w:after="0"/>
+            </w:pPr>
+            <w:r/>
+            <w:r>
+              <w:rPr>
+                <w:rFonts w:ascii="바탕" w:hAnsi="바탕" w:eastAsia="바탕"/>
+                <w:b w:val="0"/>
+                <w:sz w:val="19"/>
+              </w:rPr>
+              <w:t>0.0713</w:t>
+            </w:r>
+          </w:p>
+        </w:tc>
+        <w:tc>
+          <w:tcPr>
+            <w:tcW w:type="dxa" w:w="1049"/>
+          </w:tcPr>
+          <w:p>
+            <w:pPr>
+              <w:spacing w:lineRule="auto" w:line="276" w:after="0"/>
+            </w:pPr>
+            <w:r/>
+            <w:r>
+              <w:rPr>
+                <w:rFonts w:ascii="바탕" w:hAnsi="바탕" w:eastAsia="바탕"/>
+                <w:b w:val="0"/>
+                <w:sz w:val="19"/>
+              </w:rPr>
+              <w:t>+0.0114</w:t>
+            </w:r>
+          </w:p>
+        </w:tc>
+        <w:tc>
+          <w:tcPr>
+            <w:tcW w:type="dxa" w:w="1049"/>
+          </w:tcPr>
+          <w:p>
+            <w:pPr>
+              <w:spacing w:lineRule="auto" w:line="276" w:after="0"/>
+            </w:pPr>
+            <w:r/>
+            <w:r>
+              <w:rPr>
+                <w:rFonts w:ascii="바탕" w:hAnsi="바탕" w:eastAsia="바탕"/>
+                <w:b w:val="0"/>
+                <w:sz w:val="19"/>
+              </w:rPr>
+              <w:t>[+0.0091, +0.0138]</w:t>
+            </w:r>
+          </w:p>
+        </w:tc>
+        <w:tc>
+          <w:tcPr>
+            <w:tcW w:type="dxa" w:w="1049"/>
+          </w:tcPr>
+          <w:p>
+            <w:pPr>
+              <w:spacing w:lineRule="auto" w:line="276" w:after="0"/>
+            </w:pPr>
+            <w:r/>
+            <w:r>
+              <w:rPr>
+                <w:rFonts w:ascii="바탕" w:hAnsi="바탕" w:eastAsia="바탕"/>
+                <w:b w:val="0"/>
+                <w:sz w:val="19"/>
+              </w:rPr>
+              <w:t>&lt; 1e-4</w:t>
+            </w:r>
+          </w:p>
+        </w:tc>
+        <w:tc>
+          <w:tcPr>
+            <w:tcW w:type="dxa" w:w="1049"/>
+          </w:tcPr>
+          <w:p>
+            <w:pPr>
+              <w:spacing w:lineRule="auto" w:line="276" w:after="0"/>
+            </w:pPr>
+            <w:r/>
+            <w:r>
+              <w:rPr>
+                <w:rFonts w:ascii="바탕" w:hAnsi="바탕" w:eastAsia="바탕"/>
+                <w:b w:val="0"/>
+                <w:sz w:val="19"/>
+              </w:rPr>
+              <w:t>+0.135</w:t>
+            </w:r>
+          </w:p>
+        </w:tc>
+        <w:tc>
+          <w:tcPr>
+            <w:tcW w:type="dxa" w:w="1049"/>
+          </w:tcPr>
+          <w:p>
+            <w:pPr>
+              <w:spacing w:lineRule="auto" w:line="276" w:after="0"/>
+            </w:pPr>
+            <w:r/>
+            <w:r>
+              <w:rPr>
+                <w:rFonts w:ascii="바탕" w:hAnsi="바탕" w:eastAsia="바탕"/>
+                <w:b w:val="0"/>
+                <w:sz w:val="19"/>
+              </w:rPr>
+              <w:t>✅ Uniform 우위</w:t>
+            </w:r>
+          </w:p>
+        </w:tc>
+      </w:tr>
+      <w:tr>
+        <w:tc>
+          <w:tcPr>
+            <w:tcW w:type="dxa" w:w="1049"/>
+          </w:tcPr>
+          <w:p>
+            <w:pPr>
+              <w:spacing w:lineRule="auto" w:line="276" w:after="0"/>
+            </w:pPr>
+            <w:r/>
+            <w:r>
+              <w:rPr>
+                <w:rFonts w:ascii="바탕" w:hAnsi="바탕" w:eastAsia="바탕"/>
+                <w:b w:val="0"/>
+                <w:sz w:val="19"/>
+              </w:rPr>
+              <w:t>Vector-only</w:t>
+            </w:r>
+          </w:p>
+        </w:tc>
+        <w:tc>
+          <w:tcPr>
+            <w:tcW w:type="dxa" w:w="1049"/>
+          </w:tcPr>
+          <w:p>
+            <w:pPr>
+              <w:spacing w:lineRule="auto" w:line="276" w:after="0"/>
+            </w:pPr>
+            <w:r/>
+            <w:r>
+              <w:rPr>
+                <w:rFonts w:ascii="바탕" w:hAnsi="바탕" w:eastAsia="바탕"/>
+                <w:b w:val="0"/>
+                <w:sz w:val="19"/>
+              </w:rPr>
+              <w:t>0.0820</w:t>
+            </w:r>
+          </w:p>
+        </w:tc>
+        <w:tc>
+          <w:tcPr>
+            <w:tcW w:type="dxa" w:w="1049"/>
+          </w:tcPr>
+          <w:p>
+            <w:pPr>
+              <w:spacing w:lineRule="auto" w:line="276" w:after="0"/>
+            </w:pPr>
+            <w:r/>
+            <w:r>
+              <w:rPr>
+                <w:rFonts w:ascii="바탕" w:hAnsi="바탕" w:eastAsia="바탕"/>
+                <w:b w:val="0"/>
+                <w:sz w:val="19"/>
+              </w:rPr>
+              <w:t>0.0713</w:t>
+            </w:r>
+          </w:p>
+        </w:tc>
+        <w:tc>
+          <w:tcPr>
+            <w:tcW w:type="dxa" w:w="1049"/>
+          </w:tcPr>
+          <w:p>
+            <w:pPr>
+              <w:spacing w:lineRule="auto" w:line="276" w:after="0"/>
+            </w:pPr>
+            <w:r/>
+            <w:r>
+              <w:rPr>
+                <w:rFonts w:ascii="바탕" w:hAnsi="바탕" w:eastAsia="바탕"/>
+                <w:b w:val="0"/>
+                <w:sz w:val="19"/>
+              </w:rPr>
+              <w:t>+0.0107</w:t>
+            </w:r>
+          </w:p>
+        </w:tc>
+        <w:tc>
+          <w:tcPr>
+            <w:tcW w:type="dxa" w:w="1049"/>
+          </w:tcPr>
+          <w:p>
+            <w:pPr>
+              <w:spacing w:lineRule="auto" w:line="276" w:after="0"/>
+            </w:pPr>
+            <w:r/>
+            <w:r>
+              <w:rPr>
+                <w:rFonts w:ascii="바탕" w:hAnsi="바탕" w:eastAsia="바탕"/>
+                <w:b w:val="0"/>
+                <w:sz w:val="19"/>
+              </w:rPr>
+              <w:t>[+0.0080, +0.0132]</w:t>
+            </w:r>
+          </w:p>
+        </w:tc>
+        <w:tc>
+          <w:tcPr>
+            <w:tcW w:type="dxa" w:w="1049"/>
+          </w:tcPr>
+          <w:p>
+            <w:pPr>
+              <w:spacing w:lineRule="auto" w:line="276" w:after="0"/>
+            </w:pPr>
+            <w:r/>
+            <w:r>
+              <w:rPr>
+                <w:rFonts w:ascii="바탕" w:hAnsi="바탕" w:eastAsia="바탕"/>
+                <w:b w:val="0"/>
+                <w:sz w:val="19"/>
+              </w:rPr>
+              <w:t>&lt; 1e-4</w:t>
+            </w:r>
+          </w:p>
+        </w:tc>
+        <w:tc>
+          <w:tcPr>
+            <w:tcW w:type="dxa" w:w="1049"/>
+          </w:tcPr>
+          <w:p>
+            <w:pPr>
+              <w:spacing w:lineRule="auto" w:line="276" w:after="0"/>
+            </w:pPr>
+            <w:r/>
+            <w:r>
+              <w:rPr>
+                <w:rFonts w:ascii="바탕" w:hAnsi="바탕" w:eastAsia="바탕"/>
+                <w:b w:val="0"/>
+                <w:sz w:val="19"/>
+              </w:rPr>
+              <w:t>+0.114</w:t>
+            </w:r>
+          </w:p>
+        </w:tc>
+        <w:tc>
+          <w:tcPr>
+            <w:tcW w:type="dxa" w:w="1049"/>
+          </w:tcPr>
+          <w:p>
+            <w:pPr>
+              <w:spacing w:lineRule="auto" w:line="276" w:after="0"/>
+            </w:pPr>
+            <w:r/>
+            <w:r>
+              <w:rPr>
+                <w:rFonts w:ascii="바탕" w:hAnsi="바탕" w:eastAsia="바탕"/>
+                <w:b w:val="0"/>
+                <w:sz w:val="19"/>
+              </w:rPr>
+              <w:t>✅ Vector 우위</w:t>
+            </w:r>
+          </w:p>
+        </w:tc>
+      </w:tr>
+      <w:tr>
+        <w:tc>
+          <w:tcPr>
+            <w:tcW w:type="dxa" w:w="1049"/>
+          </w:tcPr>
+          <w:p>
+            <w:pPr>
+              <w:spacing w:lineRule="auto" w:line="276" w:after="0"/>
+            </w:pPr>
+            <w:r/>
+            <w:r>
+              <w:rPr>
+                <w:rFonts w:ascii="바탕" w:hAnsi="바탕" w:eastAsia="바탕"/>
+                <w:b w:val="0"/>
+                <w:sz w:val="19"/>
+              </w:rPr>
+              <w:t>Graph-only</w:t>
+            </w:r>
+          </w:p>
+        </w:tc>
+        <w:tc>
+          <w:tcPr>
+            <w:tcW w:type="dxa" w:w="1049"/>
+          </w:tcPr>
+          <w:p>
+            <w:pPr>
+              <w:spacing w:lineRule="auto" w:line="276" w:after="0"/>
+            </w:pPr>
+            <w:r/>
+            <w:r>
+              <w:rPr>
+                <w:rFonts w:ascii="바탕" w:hAnsi="바탕" w:eastAsia="바탕"/>
+                <w:b w:val="0"/>
+                <w:sz w:val="19"/>
+              </w:rPr>
+              <w:t>0.0434</w:t>
+            </w:r>
+          </w:p>
+        </w:tc>
+        <w:tc>
+          <w:tcPr>
+            <w:tcW w:type="dxa" w:w="1049"/>
+          </w:tcPr>
+          <w:p>
+            <w:pPr>
+              <w:spacing w:lineRule="auto" w:line="276" w:after="0"/>
+            </w:pPr>
+            <w:r/>
+            <w:r>
+              <w:rPr>
+                <w:rFonts w:ascii="바탕" w:hAnsi="바탕" w:eastAsia="바탕"/>
+                <w:b w:val="0"/>
+                <w:sz w:val="19"/>
+              </w:rPr>
+              <w:t>0.0713</w:t>
+            </w:r>
+          </w:p>
+        </w:tc>
+        <w:tc>
+          <w:tcPr>
+            <w:tcW w:type="dxa" w:w="1049"/>
+          </w:tcPr>
+          <w:p>
+            <w:pPr>
+              <w:spacing w:lineRule="auto" w:line="276" w:after="0"/>
+            </w:pPr>
+            <w:r/>
+            <w:r>
+              <w:rPr>
+                <w:rFonts w:ascii="바탕" w:hAnsi="바탕" w:eastAsia="바탕"/>
+                <w:b w:val="0"/>
+                <w:sz w:val="19"/>
+              </w:rPr>
+              <w:t>-0.0279</w:t>
+            </w:r>
+          </w:p>
+        </w:tc>
+        <w:tc>
+          <w:tcPr>
+            <w:tcW w:type="dxa" w:w="1049"/>
+          </w:tcPr>
+          <w:p>
+            <w:pPr>
+              <w:spacing w:lineRule="auto" w:line="276" w:after="0"/>
+            </w:pPr>
+            <w:r/>
+            <w:r>
+              <w:rPr>
+                <w:rFonts w:ascii="바탕" w:hAnsi="바탕" w:eastAsia="바탕"/>
+                <w:b w:val="0"/>
+                <w:sz w:val="19"/>
+              </w:rPr>
+              <w:t>[-0.0309, -0.0249]</w:t>
+            </w:r>
+          </w:p>
+        </w:tc>
+        <w:tc>
+          <w:tcPr>
+            <w:tcW w:type="dxa" w:w="1049"/>
+          </w:tcPr>
+          <w:p>
+            <w:pPr>
+              <w:spacing w:lineRule="auto" w:line="276" w:after="0"/>
+            </w:pPr>
+            <w:r/>
+            <w:r>
+              <w:rPr>
+                <w:rFonts w:ascii="바탕" w:hAnsi="바탕" w:eastAsia="바탕"/>
+                <w:b w:val="0"/>
+                <w:sz w:val="19"/>
+              </w:rPr>
+              <w:t>&lt; 1e-4</w:t>
+            </w:r>
+          </w:p>
+        </w:tc>
+        <w:tc>
+          <w:tcPr>
+            <w:tcW w:type="dxa" w:w="1049"/>
+          </w:tcPr>
+          <w:p>
+            <w:pPr>
+              <w:spacing w:lineRule="auto" w:line="276" w:after="0"/>
+            </w:pPr>
+            <w:r/>
+            <w:r>
+              <w:rPr>
+                <w:rFonts w:ascii="바탕" w:hAnsi="바탕" w:eastAsia="바탕"/>
+                <w:b w:val="0"/>
+                <w:sz w:val="19"/>
+              </w:rPr>
+              <w:t>-0.256</w:t>
+            </w:r>
+          </w:p>
+        </w:tc>
+        <w:tc>
+          <w:tcPr>
+            <w:tcW w:type="dxa" w:w="1049"/>
+          </w:tcPr>
+          <w:p>
+            <w:pPr>
+              <w:spacing w:lineRule="auto" w:line="276" w:after="0"/>
+            </w:pPr>
+            <w:r/>
+            <w:r>
+              <w:rPr>
+                <w:rFonts w:ascii="바탕" w:hAnsi="바탕" w:eastAsia="바탕"/>
+                <w:b w:val="0"/>
+                <w:sz w:val="19"/>
+              </w:rPr>
+              <w:t>❌ Graph 열위</w:t>
+            </w:r>
+          </w:p>
+        </w:tc>
+      </w:tr>
+      <w:tr>
+        <w:tc>
+          <w:tcPr>
+            <w:tcW w:type="dxa" w:w="1049"/>
+          </w:tcPr>
+          <w:p>
+            <w:pPr>
+              <w:spacing w:lineRule="auto" w:line="276" w:after="0"/>
+            </w:pPr>
+            <w:r/>
+            <w:r>
+              <w:rPr>
+                <w:rFonts w:ascii="바탕" w:hAnsi="바탕" w:eastAsia="바탕"/>
+                <w:b w:val="0"/>
+                <w:sz w:val="19"/>
+              </w:rPr>
+              <w:t>Ontology-only</w:t>
+            </w:r>
+          </w:p>
+        </w:tc>
+        <w:tc>
+          <w:tcPr>
+            <w:tcW w:type="dxa" w:w="1049"/>
+          </w:tcPr>
+          <w:p>
+            <w:pPr>
+              <w:spacing w:lineRule="auto" w:line="276" w:after="0"/>
+            </w:pPr>
+            <w:r/>
+            <w:r>
+              <w:rPr>
+                <w:rFonts w:ascii="바탕" w:hAnsi="바탕" w:eastAsia="바탕"/>
+                <w:b w:val="0"/>
+                <w:sz w:val="19"/>
+              </w:rPr>
+              <w:t>0.0446</w:t>
+            </w:r>
+          </w:p>
+        </w:tc>
+        <w:tc>
+          <w:tcPr>
+            <w:tcW w:type="dxa" w:w="1049"/>
+          </w:tcPr>
+          <w:p>
+            <w:pPr>
+              <w:spacing w:lineRule="auto" w:line="276" w:after="0"/>
+            </w:pPr>
+            <w:r/>
+            <w:r>
+              <w:rPr>
+                <w:rFonts w:ascii="바탕" w:hAnsi="바탕" w:eastAsia="바탕"/>
+                <w:b w:val="0"/>
+                <w:sz w:val="19"/>
+              </w:rPr>
+              <w:t>0.0713</w:t>
+            </w:r>
+          </w:p>
+        </w:tc>
+        <w:tc>
+          <w:tcPr>
+            <w:tcW w:type="dxa" w:w="1049"/>
+          </w:tcPr>
+          <w:p>
+            <w:pPr>
+              <w:spacing w:lineRule="auto" w:line="276" w:after="0"/>
+            </w:pPr>
+            <w:r/>
+            <w:r>
+              <w:rPr>
+                <w:rFonts w:ascii="바탕" w:hAnsi="바탕" w:eastAsia="바탕"/>
+                <w:b w:val="0"/>
+                <w:sz w:val="19"/>
+              </w:rPr>
+              <w:t>-0.0267</w:t>
+            </w:r>
+          </w:p>
+        </w:tc>
+        <w:tc>
+          <w:tcPr>
+            <w:tcW w:type="dxa" w:w="1049"/>
+          </w:tcPr>
+          <w:p>
+            <w:pPr>
+              <w:spacing w:lineRule="auto" w:line="276" w:after="0"/>
+            </w:pPr>
+            <w:r/>
+            <w:r>
+              <w:rPr>
+                <w:rFonts w:ascii="바탕" w:hAnsi="바탕" w:eastAsia="바탕"/>
+                <w:b w:val="0"/>
+                <w:sz w:val="19"/>
+              </w:rPr>
+              <w:t>[-0.0300, -0.0234]</w:t>
+            </w:r>
+          </w:p>
+        </w:tc>
+        <w:tc>
+          <w:tcPr>
+            <w:tcW w:type="dxa" w:w="1049"/>
+          </w:tcPr>
+          <w:p>
+            <w:pPr>
+              <w:spacing w:lineRule="auto" w:line="276" w:after="0"/>
+            </w:pPr>
+            <w:r/>
+            <w:r>
+              <w:rPr>
+                <w:rFonts w:ascii="바탕" w:hAnsi="바탕" w:eastAsia="바탕"/>
+                <w:b w:val="0"/>
+                <w:sz w:val="19"/>
+              </w:rPr>
+              <w:t>&lt; 1e-4</w:t>
+            </w:r>
+          </w:p>
+        </w:tc>
+        <w:tc>
+          <w:tcPr>
+            <w:tcW w:type="dxa" w:w="1049"/>
+          </w:tcPr>
+          <w:p>
+            <w:pPr>
+              <w:spacing w:lineRule="auto" w:line="276" w:after="0"/>
+            </w:pPr>
+            <w:r/>
+            <w:r>
+              <w:rPr>
+                <w:rFonts w:ascii="바탕" w:hAnsi="바탕" w:eastAsia="바탕"/>
+                <w:b w:val="0"/>
+                <w:sz w:val="19"/>
+              </w:rPr>
+              <w:t>-0.227</w:t>
+            </w:r>
+          </w:p>
+        </w:tc>
+        <w:tc>
+          <w:tcPr>
+            <w:tcW w:type="dxa" w:w="1049"/>
+          </w:tcPr>
+          <w:p>
+            <w:pPr>
+              <w:spacing w:lineRule="auto" w:line="276" w:after="0"/>
+            </w:pPr>
+            <w:r/>
+            <w:r>
+              <w:rPr>
+                <w:rFonts w:ascii="바탕" w:hAnsi="바탕" w:eastAsia="바탕"/>
+                <w:b w:val="0"/>
+                <w:sz w:val="19"/>
+              </w:rPr>
+              <w:t>❌ Ont 열위</w:t>
+            </w:r>
+          </w:p>
+        </w:tc>
+      </w:tr>
+      <w:tr>
+        <w:tc>
+          <w:tcPr>
+            <w:tcW w:type="dxa" w:w="1049"/>
+          </w:tcPr>
+          <w:p>
+            <w:pPr>
+              <w:spacing w:lineRule="auto" w:line="276" w:after="0"/>
+            </w:pPr>
+            <w:r/>
+            <w:r>
+              <w:rPr>
+                <w:rFonts w:ascii="바탕" w:hAnsi="바탕" w:eastAsia="바탕"/>
+                <w:b w:val="0"/>
+                <w:sz w:val="19"/>
+              </w:rPr>
+              <w:t>L-DWA seed 42</w:t>
+            </w:r>
+          </w:p>
+        </w:tc>
+        <w:tc>
+          <w:tcPr>
+            <w:tcW w:type="dxa" w:w="1049"/>
+          </w:tcPr>
+          <w:p>
+            <w:pPr>
+              <w:spacing w:lineRule="auto" w:line="276" w:after="0"/>
+            </w:pPr>
+            <w:r/>
+            <w:r>
+              <w:rPr>
+                <w:rFonts w:ascii="바탕" w:hAnsi="바탕" w:eastAsia="바탕"/>
+                <w:b w:val="0"/>
+                <w:sz w:val="19"/>
+              </w:rPr>
+              <w:t>0.0860</w:t>
+            </w:r>
+          </w:p>
+        </w:tc>
+        <w:tc>
+          <w:tcPr>
+            <w:tcW w:type="dxa" w:w="1049"/>
+          </w:tcPr>
+          <w:p>
+            <w:pPr>
+              <w:spacing w:lineRule="auto" w:line="276" w:after="0"/>
+            </w:pPr>
+            <w:r/>
+            <w:r>
+              <w:rPr>
+                <w:rFonts w:ascii="바탕" w:hAnsi="바탕" w:eastAsia="바탕"/>
+                <w:b w:val="0"/>
+                <w:sz w:val="19"/>
+              </w:rPr>
+              <w:t>0.0713</w:t>
+            </w:r>
+          </w:p>
+        </w:tc>
+        <w:tc>
+          <w:tcPr>
+            <w:tcW w:type="dxa" w:w="1049"/>
+          </w:tcPr>
+          <w:p>
+            <w:pPr>
+              <w:spacing w:lineRule="auto" w:line="276" w:after="0"/>
+            </w:pPr>
+            <w:r/>
+            <w:r>
+              <w:rPr>
+                <w:rFonts w:ascii="바탕" w:hAnsi="바탕" w:eastAsia="바탕"/>
+                <w:b w:val="0"/>
+                <w:sz w:val="19"/>
+              </w:rPr>
+              <w:t>+0.0147</w:t>
+            </w:r>
+          </w:p>
+        </w:tc>
+        <w:tc>
+          <w:tcPr>
+            <w:tcW w:type="dxa" w:w="1049"/>
+          </w:tcPr>
+          <w:p>
+            <w:pPr>
+              <w:spacing w:lineRule="auto" w:line="276" w:after="0"/>
+            </w:pPr>
+            <w:r/>
+            <w:r>
+              <w:rPr>
+                <w:rFonts w:ascii="바탕" w:hAnsi="바탕" w:eastAsia="바탕"/>
+                <w:b w:val="0"/>
+                <w:sz w:val="19"/>
+              </w:rPr>
+              <w:t>[+0.0123, +0.0170]</w:t>
+            </w:r>
+          </w:p>
+        </w:tc>
+        <w:tc>
+          <w:tcPr>
+            <w:tcW w:type="dxa" w:w="1049"/>
+          </w:tcPr>
+          <w:p>
+            <w:pPr>
+              <w:spacing w:lineRule="auto" w:line="276" w:after="0"/>
+            </w:pPr>
+            <w:r/>
+            <w:r>
+              <w:rPr>
+                <w:rFonts w:ascii="바탕" w:hAnsi="바탕" w:eastAsia="바탕"/>
+                <w:b w:val="0"/>
+                <w:sz w:val="19"/>
+              </w:rPr>
+              <w:t>&lt; 1e-4</w:t>
+            </w:r>
+          </w:p>
+        </w:tc>
+        <w:tc>
+          <w:tcPr>
+            <w:tcW w:type="dxa" w:w="1049"/>
+          </w:tcPr>
+          <w:p>
+            <w:pPr>
+              <w:spacing w:lineRule="auto" w:line="276" w:after="0"/>
+            </w:pPr>
+            <w:r/>
+            <w:r>
+              <w:rPr>
+                <w:rFonts w:ascii="바탕" w:hAnsi="바탕" w:eastAsia="바탕"/>
+                <w:b w:val="0"/>
+                <w:sz w:val="19"/>
+              </w:rPr>
+              <w:t>+0.174</w:t>
+            </w:r>
+          </w:p>
+        </w:tc>
+        <w:tc>
+          <w:tcPr>
+            <w:tcW w:type="dxa" w:w="1049"/>
+          </w:tcPr>
+          <w:p>
+            <w:pPr>
+              <w:spacing w:lineRule="auto" w:line="276" w:after="0"/>
+            </w:pPr>
+            <w:r/>
+            <w:r>
+              <w:rPr>
+                <w:rFonts w:ascii="바탕" w:hAnsi="바탕" w:eastAsia="바탕"/>
+                <w:b w:val="0"/>
+                <w:sz w:val="19"/>
+              </w:rPr>
+              <w:t>✅ L-DWA 우위</w:t>
+            </w:r>
+          </w:p>
+        </w:tc>
+      </w:tr>
+      <w:tr>
+        <w:tc>
+          <w:tcPr>
+            <w:tcW w:type="dxa" w:w="1049"/>
+          </w:tcPr>
+          <w:p>
+            <w:pPr>
+              <w:spacing w:lineRule="auto" w:line="276" w:after="0"/>
+            </w:pPr>
+            <w:r/>
+            <w:r>
+              <w:rPr>
+                <w:rFonts w:ascii="바탕" w:hAnsi="바탕" w:eastAsia="바탕"/>
+                <w:b w:val="0"/>
+                <w:sz w:val="19"/>
+              </w:rPr>
+              <w:t>L-DWA seed 123</w:t>
+            </w:r>
+          </w:p>
+        </w:tc>
+        <w:tc>
+          <w:tcPr>
+            <w:tcW w:type="dxa" w:w="1049"/>
+          </w:tcPr>
+          <w:p>
+            <w:pPr>
+              <w:spacing w:lineRule="auto" w:line="276" w:after="0"/>
+            </w:pPr>
+            <w:r/>
+            <w:r>
+              <w:rPr>
+                <w:rFonts w:ascii="바탕" w:hAnsi="바탕" w:eastAsia="바탕"/>
+                <w:b w:val="0"/>
+                <w:sz w:val="19"/>
+              </w:rPr>
+              <w:t>0.0856</w:t>
+            </w:r>
+          </w:p>
+        </w:tc>
+        <w:tc>
+          <w:tcPr>
+            <w:tcW w:type="dxa" w:w="1049"/>
+          </w:tcPr>
+          <w:p>
+            <w:pPr>
+              <w:spacing w:lineRule="auto" w:line="276" w:after="0"/>
+            </w:pPr>
+            <w:r/>
+            <w:r>
+              <w:rPr>
+                <w:rFonts w:ascii="바탕" w:hAnsi="바탕" w:eastAsia="바탕"/>
+                <w:b w:val="0"/>
+                <w:sz w:val="19"/>
+              </w:rPr>
+              <w:t>0.0713</w:t>
+            </w:r>
+          </w:p>
+        </w:tc>
+        <w:tc>
+          <w:tcPr>
+            <w:tcW w:type="dxa" w:w="1049"/>
+          </w:tcPr>
+          <w:p>
+            <w:pPr>
+              <w:spacing w:lineRule="auto" w:line="276" w:after="0"/>
+            </w:pPr>
+            <w:r/>
+            <w:r>
+              <w:rPr>
+                <w:rFonts w:ascii="바탕" w:hAnsi="바탕" w:eastAsia="바탕"/>
+                <w:b w:val="0"/>
+                <w:sz w:val="19"/>
+              </w:rPr>
+              <w:t>+0.0143</w:t>
+            </w:r>
+          </w:p>
+        </w:tc>
+        <w:tc>
+          <w:tcPr>
+            <w:tcW w:type="dxa" w:w="1049"/>
+          </w:tcPr>
+          <w:p>
+            <w:pPr>
+              <w:spacing w:lineRule="auto" w:line="276" w:after="0"/>
+            </w:pPr>
+            <w:r/>
+            <w:r>
+              <w:rPr>
+                <w:rFonts w:ascii="바탕" w:hAnsi="바탕" w:eastAsia="바탕"/>
+                <w:b w:val="0"/>
+                <w:sz w:val="19"/>
+              </w:rPr>
+              <w:t>[+0.0120, +0.0167]</w:t>
+            </w:r>
+          </w:p>
+        </w:tc>
+        <w:tc>
+          <w:tcPr>
+            <w:tcW w:type="dxa" w:w="1049"/>
+          </w:tcPr>
+          <w:p>
+            <w:pPr>
+              <w:spacing w:lineRule="auto" w:line="276" w:after="0"/>
+            </w:pPr>
+            <w:r/>
+            <w:r>
+              <w:rPr>
+                <w:rFonts w:ascii="바탕" w:hAnsi="바탕" w:eastAsia="바탕"/>
+                <w:b w:val="0"/>
+                <w:sz w:val="19"/>
+              </w:rPr>
+              <w:t>&lt; 1e-4</w:t>
+            </w:r>
+          </w:p>
+        </w:tc>
+        <w:tc>
+          <w:tcPr>
+            <w:tcW w:type="dxa" w:w="1049"/>
+          </w:tcPr>
+          <w:p>
+            <w:pPr>
+              <w:spacing w:lineRule="auto" w:line="276" w:after="0"/>
+            </w:pPr>
+            <w:r/>
+            <w:r>
+              <w:rPr>
+                <w:rFonts w:ascii="바탕" w:hAnsi="바탕" w:eastAsia="바탕"/>
+                <w:b w:val="0"/>
+                <w:sz w:val="19"/>
+              </w:rPr>
+              <w:t>+0.173</w:t>
+            </w:r>
+          </w:p>
+        </w:tc>
+        <w:tc>
+          <w:tcPr>
+            <w:tcW w:type="dxa" w:w="1049"/>
+          </w:tcPr>
+          <w:p>
+            <w:pPr>
+              <w:spacing w:lineRule="auto" w:line="276" w:after="0"/>
+            </w:pPr>
+            <w:r/>
+            <w:r>
+              <w:rPr>
+                <w:rFonts w:ascii="바탕" w:hAnsi="바탕" w:eastAsia="바탕"/>
+                <w:b w:val="0"/>
+                <w:sz w:val="19"/>
+              </w:rPr>
+              <w:t>✅ L-DWA 우위</w:t>
+            </w:r>
+          </w:p>
+        </w:tc>
+      </w:tr>
+      <w:tr>
+        <w:tc>
+          <w:tcPr>
+            <w:tcW w:type="dxa" w:w="1049"/>
+          </w:tcPr>
+          <w:p>
+            <w:pPr>
+              <w:spacing w:lineRule="auto" w:line="276" w:after="0"/>
+            </w:pPr>
+            <w:r/>
+            <w:r>
+              <w:rPr>
+                <w:rFonts w:ascii="바탕" w:hAnsi="바탕" w:eastAsia="바탕"/>
+                <w:b w:val="0"/>
+                <w:sz w:val="19"/>
+              </w:rPr>
+              <w:t>L-DWA seed 999</w:t>
+            </w:r>
+          </w:p>
+        </w:tc>
+        <w:tc>
+          <w:tcPr>
+            <w:tcW w:type="dxa" w:w="1049"/>
+          </w:tcPr>
+          <w:p>
+            <w:pPr>
+              <w:spacing w:lineRule="auto" w:line="276" w:after="0"/>
+            </w:pPr>
+            <w:r/>
+            <w:r>
+              <w:rPr>
+                <w:rFonts w:ascii="바탕" w:hAnsi="바탕" w:eastAsia="바탕"/>
+                <w:b w:val="0"/>
+                <w:sz w:val="19"/>
+              </w:rPr>
+              <w:t>0.0838</w:t>
+            </w:r>
+          </w:p>
+        </w:tc>
+        <w:tc>
+          <w:tcPr>
+            <w:tcW w:type="dxa" w:w="1049"/>
+          </w:tcPr>
+          <w:p>
+            <w:pPr>
+              <w:spacing w:lineRule="auto" w:line="276" w:after="0"/>
+            </w:pPr>
+            <w:r/>
+            <w:r>
+              <w:rPr>
+                <w:rFonts w:ascii="바탕" w:hAnsi="바탕" w:eastAsia="바탕"/>
+                <w:b w:val="0"/>
+                <w:sz w:val="19"/>
+              </w:rPr>
+              <w:t>0.0713</w:t>
+            </w:r>
+          </w:p>
+        </w:tc>
+        <w:tc>
+          <w:tcPr>
+            <w:tcW w:type="dxa" w:w="1049"/>
+          </w:tcPr>
+          <w:p>
+            <w:pPr>
+              <w:spacing w:lineRule="auto" w:line="276" w:after="0"/>
+            </w:pPr>
+            <w:r/>
+            <w:r>
+              <w:rPr>
+                <w:rFonts w:ascii="바탕" w:hAnsi="바탕" w:eastAsia="바탕"/>
+                <w:b w:val="0"/>
+                <w:sz w:val="19"/>
+              </w:rPr>
+              <w:t>+0.0125</w:t>
+            </w:r>
+          </w:p>
+        </w:tc>
+        <w:tc>
+          <w:tcPr>
+            <w:tcW w:type="dxa" w:w="1049"/>
+          </w:tcPr>
+          <w:p>
+            <w:pPr>
+              <w:spacing w:lineRule="auto" w:line="276" w:after="0"/>
+            </w:pPr>
+            <w:r/>
+            <w:r>
+              <w:rPr>
+                <w:rFonts w:ascii="바탕" w:hAnsi="바탕" w:eastAsia="바탕"/>
+                <w:b w:val="0"/>
+                <w:sz w:val="19"/>
+              </w:rPr>
+              <w:t>[+0.0101, +0.0149]</w:t>
+            </w:r>
+          </w:p>
+        </w:tc>
+        <w:tc>
+          <w:tcPr>
+            <w:tcW w:type="dxa" w:w="1049"/>
+          </w:tcPr>
+          <w:p>
+            <w:pPr>
+              <w:spacing w:lineRule="auto" w:line="276" w:after="0"/>
+            </w:pPr>
+            <w:r/>
+            <w:r>
+              <w:rPr>
+                <w:rFonts w:ascii="바탕" w:hAnsi="바탕" w:eastAsia="바탕"/>
+                <w:b w:val="0"/>
+                <w:sz w:val="19"/>
+              </w:rPr>
+              <w:t>&lt; 1e-4</w:t>
+            </w:r>
+          </w:p>
+        </w:tc>
+        <w:tc>
+          <w:tcPr>
+            <w:tcW w:type="dxa" w:w="1049"/>
+          </w:tcPr>
+          <w:p>
+            <w:pPr>
+              <w:spacing w:lineRule="auto" w:line="276" w:after="0"/>
+            </w:pPr>
+            <w:r/>
+            <w:r>
+              <w:rPr>
+                <w:rFonts w:ascii="바탕" w:hAnsi="바탕" w:eastAsia="바탕"/>
+                <w:b w:val="0"/>
+                <w:sz w:val="19"/>
+              </w:rPr>
+              <w:t>+0.146</w:t>
+            </w:r>
+          </w:p>
+        </w:tc>
+        <w:tc>
+          <w:tcPr>
+            <w:tcW w:type="dxa" w:w="1049"/>
+          </w:tcPr>
+          <w:p>
+            <w:pPr>
+              <w:spacing w:lineRule="auto" w:line="276" w:after="0"/>
+            </w:pPr>
+            <w:r/>
+            <w:r>
+              <w:rPr>
+                <w:rFonts w:ascii="바탕" w:hAnsi="바탕" w:eastAsia="바탕"/>
+                <w:b w:val="0"/>
+                <w:sz w:val="19"/>
+              </w:rPr>
+              <w:t>✅ L-DWA 우위</w:t>
+            </w:r>
+          </w:p>
+        </w:tc>
+      </w:tr>
+      <w:tr>
+        <w:tc>
+          <w:tcPr>
+            <w:tcW w:type="dxa" w:w="1049"/>
+          </w:tcPr>
+          <w:p>
+            <w:pPr>
+              <w:spacing w:lineRule="auto" w:line="276" w:after="0"/>
+            </w:pPr>
+            <w:r/>
+            <w:r>
+              <w:rPr>
+                <w:rFonts w:ascii="바탕" w:hAnsi="바탕" w:eastAsia="바탕"/>
+                <w:b w:val="0"/>
+                <w:sz w:val="19"/>
+              </w:rPr>
+              <w:t>Oracle (per-q argmax)</w:t>
+            </w:r>
+          </w:p>
+        </w:tc>
+        <w:tc>
+          <w:tcPr>
+            <w:tcW w:type="dxa" w:w="1049"/>
+          </w:tcPr>
+          <w:p>
+            <w:pPr>
+              <w:spacing w:lineRule="auto" w:line="276" w:after="0"/>
+            </w:pPr>
+            <w:r/>
+            <w:r>
+              <w:rPr>
+                <w:rFonts w:ascii="바탕" w:hAnsi="바탕" w:eastAsia="바탕"/>
+                <w:b w:val="0"/>
+                <w:sz w:val="19"/>
+              </w:rPr>
+              <w:t>0.1207</w:t>
+            </w:r>
+          </w:p>
+        </w:tc>
+        <w:tc>
+          <w:tcPr>
+            <w:tcW w:type="dxa" w:w="1049"/>
+          </w:tcPr>
+          <w:p>
+            <w:pPr>
+              <w:spacing w:lineRule="auto" w:line="276" w:after="0"/>
+            </w:pPr>
+            <w:r/>
+            <w:r>
+              <w:rPr>
+                <w:rFonts w:ascii="바탕" w:hAnsi="바탕" w:eastAsia="바탕"/>
+                <w:b w:val="0"/>
+                <w:sz w:val="19"/>
+              </w:rPr>
+              <w:t>0.0713</w:t>
+            </w:r>
+          </w:p>
+        </w:tc>
+        <w:tc>
+          <w:tcPr>
+            <w:tcW w:type="dxa" w:w="1049"/>
+          </w:tcPr>
+          <w:p>
+            <w:pPr>
+              <w:spacing w:lineRule="auto" w:line="276" w:after="0"/>
+            </w:pPr>
+            <w:r/>
+            <w:r>
+              <w:rPr>
+                <w:rFonts w:ascii="바탕" w:hAnsi="바탕" w:eastAsia="바탕"/>
+                <w:b w:val="0"/>
+                <w:sz w:val="19"/>
+              </w:rPr>
+              <w:t>+0.0494</w:t>
+            </w:r>
+          </w:p>
+        </w:tc>
+        <w:tc>
+          <w:tcPr>
+            <w:tcW w:type="dxa" w:w="1049"/>
+          </w:tcPr>
+          <w:p>
+            <w:pPr>
+              <w:spacing w:lineRule="auto" w:line="276" w:after="0"/>
+            </w:pPr>
+            <w:r/>
+            <w:r>
+              <w:rPr>
+                <w:rFonts w:ascii="바탕" w:hAnsi="바탕" w:eastAsia="바탕"/>
+                <w:b w:val="0"/>
+                <w:sz w:val="19"/>
+              </w:rPr>
+              <w:t>[+0.0464, +0.0524]</w:t>
+            </w:r>
+          </w:p>
+        </w:tc>
+        <w:tc>
+          <w:tcPr>
+            <w:tcW w:type="dxa" w:w="1049"/>
+          </w:tcPr>
+          <w:p>
+            <w:pPr>
+              <w:spacing w:lineRule="auto" w:line="276" w:after="0"/>
+            </w:pPr>
+            <w:r/>
+            <w:r>
+              <w:rPr>
+                <w:rFonts w:ascii="바탕" w:hAnsi="바탕" w:eastAsia="바탕"/>
+                <w:b w:val="0"/>
+                <w:sz w:val="19"/>
+              </w:rPr>
+              <w:t>&lt; 1e-4</w:t>
+            </w:r>
+          </w:p>
+        </w:tc>
+        <w:tc>
+          <w:tcPr>
+            <w:tcW w:type="dxa" w:w="1049"/>
+          </w:tcPr>
+          <w:p>
+            <w:pPr>
+              <w:spacing w:lineRule="auto" w:line="276" w:after="0"/>
+            </w:pPr>
+            <w:r/>
+            <w:r>
+              <w:rPr>
+                <w:rFonts w:ascii="바탕" w:hAnsi="바탕" w:eastAsia="바탕"/>
+                <w:b w:val="0"/>
+                <w:sz w:val="19"/>
+              </w:rPr>
+              <w:t>+0.456</w:t>
+            </w:r>
+          </w:p>
+        </w:tc>
+        <w:tc>
+          <w:tcPr>
+            <w:tcW w:type="dxa" w:w="1049"/>
+          </w:tcPr>
+          <w:p>
+            <w:pPr>
+              <w:spacing w:lineRule="auto" w:line="276" w:after="0"/>
+            </w:pPr>
+            <w:r/>
+            <w:r>
+              <w:rPr>
+                <w:rFonts w:ascii="바탕" w:hAnsi="바탕" w:eastAsia="바탕"/>
+                <w:b w:val="0"/>
+                <w:sz w:val="19"/>
+              </w:rPr>
+              <w:t>✅ Oracle 우위</w:t>
+            </w:r>
+          </w:p>
+        </w:tc>
+      </w:tr>
+    </w:tbl>
+    <w:p>
+      <w:pPr>
+        <w:pStyle w:val="Heading4"/>
+        <w:spacing w:lineRule="auto" w:line="360" w:after="160"/>
+      </w:pPr>
+      <w:r>
+        <w:rPr>
+          <w:rFonts w:ascii="바탕" w:hAnsi="바탕" w:eastAsia="바탕"/>
+          <w:b/>
+          <w:sz w:val="24"/>
+        </w:rPr>
+        <w:t>[표 6-2d] Paired bootstrap — 정책 vs Uniform (Cache regime, F1)</w:t>
+      </w:r>
+    </w:p>
+    <w:tbl>
+      <w:tblPr>
+        <w:tblStyle w:val="TableGrid"/>
+        <w:tblW w:type="auto" w:w="0"/>
+        <w:tblLook w:firstColumn="1" w:firstRow="1" w:lastColumn="0" w:lastRow="0" w:noHBand="0" w:noVBand="1" w:val="04A0"/>
+      </w:tblPr>
+      <w:tblGrid>
+        <w:gridCol w:w="1398"/>
+        <w:gridCol w:w="1398"/>
+        <w:gridCol w:w="1398"/>
+        <w:gridCol w:w="1398"/>
+        <w:gridCol w:w="1398"/>
+        <w:gridCol w:w="1398"/>
+      </w:tblGrid>
+      <w:tr>
+        <w:tc>
+          <w:tcPr>
+            <w:tcW w:type="dxa" w:w="1398"/>
+          </w:tcPr>
+          <w:p>
+            <w:pPr>
+              <w:spacing w:lineRule="auto" w:line="276" w:after="0"/>
+            </w:pPr>
+            <w:r/>
+            <w:r>
+              <w:rPr>
+                <w:rFonts w:ascii="바탕" w:hAnsi="바탕" w:eastAsia="바탕"/>
+                <w:b/>
+                <w:sz w:val="19"/>
+              </w:rPr>
+              <w:t>정책</w:t>
+            </w:r>
+          </w:p>
+        </w:tc>
+        <w:tc>
+          <w:tcPr>
+            <w:tcW w:type="dxa" w:w="1398"/>
+          </w:tcPr>
+          <w:p>
+            <w:pPr>
+              <w:spacing w:lineRule="auto" w:line="276" w:after="0"/>
+            </w:pPr>
+            <w:r/>
+            <w:r>
+              <w:rPr>
+                <w:rFonts w:ascii="바탕" w:hAnsi="바탕" w:eastAsia="바탕"/>
+                <w:b/>
+                <w:sz w:val="19"/>
+              </w:rPr>
+              <w:t>Δ vs Uniform</w:t>
+            </w:r>
+          </w:p>
+        </w:tc>
+        <w:tc>
+          <w:tcPr>
+            <w:tcW w:type="dxa" w:w="1398"/>
+          </w:tcPr>
+          <w:p>
+            <w:pPr>
+              <w:spacing w:lineRule="auto" w:line="276" w:after="0"/>
+            </w:pPr>
+            <w:r/>
+            <w:r>
+              <w:rPr>
+                <w:rFonts w:ascii="바탕" w:hAnsi="바탕" w:eastAsia="바탕"/>
+                <w:b/>
+                <w:sz w:val="19"/>
+              </w:rPr>
+              <w:t>95% CI (BCa)</w:t>
+            </w:r>
+          </w:p>
+        </w:tc>
+        <w:tc>
+          <w:tcPr>
+            <w:tcW w:type="dxa" w:w="1398"/>
+          </w:tcPr>
+          <w:p>
+            <w:pPr>
+              <w:spacing w:lineRule="auto" w:line="276" w:after="0"/>
+            </w:pPr>
+            <w:r/>
+            <w:r>
+              <w:rPr>
+                <w:rFonts w:ascii="바탕" w:hAnsi="바탕" w:eastAsia="바탕"/>
+                <w:b/>
+                <w:sz w:val="19"/>
+              </w:rPr>
+              <w:t>p (2-sided)</w:t>
+            </w:r>
+          </w:p>
+        </w:tc>
+        <w:tc>
+          <w:tcPr>
+            <w:tcW w:type="dxa" w:w="1398"/>
+          </w:tcPr>
+          <w:p>
+            <w:pPr>
+              <w:spacing w:lineRule="auto" w:line="276" w:after="0"/>
+            </w:pPr>
+            <w:r/>
+            <w:r>
+              <w:rPr>
+                <w:rFonts w:ascii="바탕" w:hAnsi="바탕" w:eastAsia="바탕"/>
+                <w:b/>
+                <w:sz w:val="19"/>
+              </w:rPr>
+              <w:t>d&lt;sub&gt;z&lt;/sub&gt;</w:t>
+            </w:r>
+          </w:p>
+        </w:tc>
+        <w:tc>
+          <w:tcPr>
+            <w:tcW w:type="dxa" w:w="1398"/>
+          </w:tcPr>
+          <w:p>
+            <w:pPr>
+              <w:spacing w:lineRule="auto" w:line="276" w:after="0"/>
+            </w:pPr>
+            <w:r/>
+            <w:r>
+              <w:rPr>
+                <w:rFonts w:ascii="바탕" w:hAnsi="바탕" w:eastAsia="바탕"/>
+                <w:b/>
+                <w:sz w:val="19"/>
+              </w:rPr>
+              <w:t>판정</w:t>
+            </w:r>
+          </w:p>
+        </w:tc>
+      </w:tr>
+      <w:tr>
+        <w:tc>
+          <w:tcPr>
+            <w:tcW w:type="dxa" w:w="1398"/>
+          </w:tcPr>
+          <w:p>
+            <w:pPr>
+              <w:spacing w:lineRule="auto" w:line="276" w:after="0"/>
+            </w:pPr>
+            <w:r/>
+            <w:r>
+              <w:rPr>
+                <w:rFonts w:ascii="바탕" w:hAnsi="바탕" w:eastAsia="바탕"/>
+                <w:b w:val="0"/>
+                <w:sz w:val="19"/>
+              </w:rPr>
+              <w:t>R-DWA</w:t>
+            </w:r>
+          </w:p>
+        </w:tc>
+        <w:tc>
+          <w:tcPr>
+            <w:tcW w:type="dxa" w:w="1398"/>
+          </w:tcPr>
+          <w:p>
+            <w:pPr>
+              <w:spacing w:lineRule="auto" w:line="276" w:after="0"/>
+            </w:pPr>
+            <w:r/>
+            <w:r>
+              <w:rPr>
+                <w:rFonts w:ascii="바탕" w:hAnsi="바탕" w:eastAsia="바탕"/>
+                <w:b w:val="0"/>
+                <w:sz w:val="19"/>
+              </w:rPr>
+              <w:t>-0.0114</w:t>
+            </w:r>
+          </w:p>
+        </w:tc>
+        <w:tc>
+          <w:tcPr>
+            <w:tcW w:type="dxa" w:w="1398"/>
+          </w:tcPr>
+          <w:p>
+            <w:pPr>
+              <w:spacing w:lineRule="auto" w:line="276" w:after="0"/>
+            </w:pPr>
+            <w:r/>
+            <w:r>
+              <w:rPr>
+                <w:rFonts w:ascii="바탕" w:hAnsi="바탕" w:eastAsia="바탕"/>
+                <w:b w:val="0"/>
+                <w:sz w:val="19"/>
+              </w:rPr>
+              <w:t>[-0.0138, -0.0091]</w:t>
+            </w:r>
+          </w:p>
+        </w:tc>
+        <w:tc>
+          <w:tcPr>
+            <w:tcW w:type="dxa" w:w="1398"/>
+          </w:tcPr>
+          <w:p>
+            <w:pPr>
+              <w:spacing w:lineRule="auto" w:line="276" w:after="0"/>
+            </w:pPr>
+            <w:r/>
+            <w:r>
+              <w:rPr>
+                <w:rFonts w:ascii="바탕" w:hAnsi="바탕" w:eastAsia="바탕"/>
+                <w:b w:val="0"/>
+                <w:sz w:val="19"/>
+              </w:rPr>
+              <w:t>&lt; 1e-4</w:t>
+            </w:r>
+          </w:p>
+        </w:tc>
+        <w:tc>
+          <w:tcPr>
+            <w:tcW w:type="dxa" w:w="1398"/>
+          </w:tcPr>
+          <w:p>
+            <w:pPr>
+              <w:spacing w:lineRule="auto" w:line="276" w:after="0"/>
+            </w:pPr>
+            <w:r/>
+            <w:r>
+              <w:rPr>
+                <w:rFonts w:ascii="바탕" w:hAnsi="바탕" w:eastAsia="바탕"/>
+                <w:b w:val="0"/>
+                <w:sz w:val="19"/>
+              </w:rPr>
+              <w:t>-0.135</w:t>
+            </w:r>
+          </w:p>
+        </w:tc>
+        <w:tc>
+          <w:tcPr>
+            <w:tcW w:type="dxa" w:w="1398"/>
+          </w:tcPr>
+          <w:p>
+            <w:pPr>
+              <w:spacing w:lineRule="auto" w:line="276" w:after="0"/>
+            </w:pPr>
+            <w:r/>
+            <w:r>
+              <w:rPr>
+                <w:rFonts w:ascii="바탕" w:hAnsi="바탕" w:eastAsia="바탕"/>
+                <w:b w:val="0"/>
+                <w:sz w:val="19"/>
+              </w:rPr>
+              <w:t>❌ R-DWA 열위</w:t>
+            </w:r>
+          </w:p>
+        </w:tc>
+      </w:tr>
+      <w:tr>
+        <w:tc>
+          <w:tcPr>
+            <w:tcW w:type="dxa" w:w="1398"/>
+          </w:tcPr>
+          <w:p>
+            <w:pPr>
+              <w:spacing w:lineRule="auto" w:line="276" w:after="0"/>
+            </w:pPr>
+            <w:r/>
+            <w:r>
+              <w:rPr>
+                <w:rFonts w:ascii="바탕" w:hAnsi="바탕" w:eastAsia="바탕"/>
+                <w:b w:val="0"/>
+                <w:sz w:val="19"/>
+              </w:rPr>
+              <w:t>Vector-only</w:t>
+            </w:r>
+          </w:p>
+        </w:tc>
+        <w:tc>
+          <w:tcPr>
+            <w:tcW w:type="dxa" w:w="1398"/>
+          </w:tcPr>
+          <w:p>
+            <w:pPr>
+              <w:spacing w:lineRule="auto" w:line="276" w:after="0"/>
+            </w:pPr>
+            <w:r/>
+            <w:r>
+              <w:rPr>
+                <w:rFonts w:ascii="바탕" w:hAnsi="바탕" w:eastAsia="바탕"/>
+                <w:b w:val="0"/>
+                <w:sz w:val="19"/>
+              </w:rPr>
+              <w:t>-0.0007</w:t>
+            </w:r>
+          </w:p>
+        </w:tc>
+        <w:tc>
+          <w:tcPr>
+            <w:tcW w:type="dxa" w:w="1398"/>
+          </w:tcPr>
+          <w:p>
+            <w:pPr>
+              <w:spacing w:lineRule="auto" w:line="276" w:after="0"/>
+            </w:pPr>
+            <w:r/>
+            <w:r>
+              <w:rPr>
+                <w:rFonts w:ascii="바탕" w:hAnsi="바탕" w:eastAsia="바탕"/>
+                <w:b w:val="0"/>
+                <w:sz w:val="19"/>
+              </w:rPr>
+              <w:t>[-0.0033, +0.0017]</w:t>
+            </w:r>
+          </w:p>
+        </w:tc>
+        <w:tc>
+          <w:tcPr>
+            <w:tcW w:type="dxa" w:w="1398"/>
+          </w:tcPr>
+          <w:p>
+            <w:pPr>
+              <w:spacing w:lineRule="auto" w:line="276" w:after="0"/>
+            </w:pPr>
+            <w:r/>
+            <w:r>
+              <w:rPr>
+                <w:rFonts w:ascii="바탕" w:hAnsi="바탕" w:eastAsia="바탕"/>
+                <w:b w:val="0"/>
+                <w:sz w:val="19"/>
+              </w:rPr>
+              <w:t>0.61</w:t>
+            </w:r>
+          </w:p>
+        </w:tc>
+        <w:tc>
+          <w:tcPr>
+            <w:tcW w:type="dxa" w:w="1398"/>
+          </w:tcPr>
+          <w:p>
+            <w:pPr>
+              <w:spacing w:lineRule="auto" w:line="276" w:after="0"/>
+            </w:pPr>
+            <w:r/>
+            <w:r>
+              <w:rPr>
+                <w:rFonts w:ascii="바탕" w:hAnsi="바탕" w:eastAsia="바탕"/>
+                <w:b w:val="0"/>
+                <w:sz w:val="19"/>
+              </w:rPr>
+              <w:t>-0.008</w:t>
+            </w:r>
+          </w:p>
+        </w:tc>
+        <w:tc>
+          <w:tcPr>
+            <w:tcW w:type="dxa" w:w="1398"/>
+          </w:tcPr>
+          <w:p>
+            <w:pPr>
+              <w:spacing w:lineRule="auto" w:line="276" w:after="0"/>
+            </w:pPr>
+            <w:r/>
+            <w:r>
+              <w:rPr>
+                <w:rFonts w:ascii="바탕" w:hAnsi="바탕" w:eastAsia="바탕"/>
+                <w:b w:val="0"/>
+                <w:sz w:val="19"/>
+              </w:rPr>
+              <w:t>△ 유의차 없음</w:t>
+            </w:r>
+          </w:p>
+        </w:tc>
+      </w:tr>
+      <w:tr>
+        <w:tc>
+          <w:tcPr>
+            <w:tcW w:type="dxa" w:w="1398"/>
+          </w:tcPr>
+          <w:p>
+            <w:pPr>
+              <w:spacing w:lineRule="auto" w:line="276" w:after="0"/>
+            </w:pPr>
+            <w:r/>
+            <w:r>
+              <w:rPr>
+                <w:rFonts w:ascii="바탕" w:hAnsi="바탕" w:eastAsia="바탕"/>
+                <w:b w:val="0"/>
+                <w:sz w:val="19"/>
+              </w:rPr>
+              <w:t>L-DWA seed 42</w:t>
+            </w:r>
+          </w:p>
+        </w:tc>
+        <w:tc>
+          <w:tcPr>
+            <w:tcW w:type="dxa" w:w="1398"/>
+          </w:tcPr>
+          <w:p>
+            <w:pPr>
+              <w:spacing w:lineRule="auto" w:line="276" w:after="0"/>
+            </w:pPr>
+            <w:r/>
+            <w:r>
+              <w:rPr>
+                <w:rFonts w:ascii="바탕" w:hAnsi="바탕" w:eastAsia="바탕"/>
+                <w:b w:val="0"/>
+                <w:sz w:val="19"/>
+              </w:rPr>
+              <w:t>+0.0033</w:t>
+            </w:r>
+          </w:p>
+        </w:tc>
+        <w:tc>
+          <w:tcPr>
+            <w:tcW w:type="dxa" w:w="1398"/>
+          </w:tcPr>
+          <w:p>
+            <w:pPr>
+              <w:spacing w:lineRule="auto" w:line="276" w:after="0"/>
+            </w:pPr>
+            <w:r/>
+            <w:r>
+              <w:rPr>
+                <w:rFonts w:ascii="바탕" w:hAnsi="바탕" w:eastAsia="바탕"/>
+                <w:b w:val="0"/>
+                <w:sz w:val="19"/>
+              </w:rPr>
+              <w:t>[+0.0018, +0.0047]</w:t>
+            </w:r>
+          </w:p>
+        </w:tc>
+        <w:tc>
+          <w:tcPr>
+            <w:tcW w:type="dxa" w:w="1398"/>
+          </w:tcPr>
+          <w:p>
+            <w:pPr>
+              <w:spacing w:lineRule="auto" w:line="276" w:after="0"/>
+            </w:pPr>
+            <w:r/>
+            <w:r>
+              <w:rPr>
+                <w:rFonts w:ascii="바탕" w:hAnsi="바탕" w:eastAsia="바탕"/>
+                <w:b w:val="0"/>
+                <w:sz w:val="19"/>
+              </w:rPr>
+              <w:t>&lt; 1e-4</w:t>
+            </w:r>
+          </w:p>
+        </w:tc>
+        <w:tc>
+          <w:tcPr>
+            <w:tcW w:type="dxa" w:w="1398"/>
+          </w:tcPr>
+          <w:p>
+            <w:pPr>
+              <w:spacing w:lineRule="auto" w:line="276" w:after="0"/>
+            </w:pPr>
+            <w:r/>
+            <w:r>
+              <w:rPr>
+                <w:rFonts w:ascii="바탕" w:hAnsi="바탕" w:eastAsia="바탕"/>
+                <w:b w:val="0"/>
+                <w:sz w:val="19"/>
+              </w:rPr>
+              <w:t>+0.063</w:t>
+            </w:r>
+          </w:p>
+        </w:tc>
+        <w:tc>
+          <w:tcPr>
+            <w:tcW w:type="dxa" w:w="1398"/>
+          </w:tcPr>
+          <w:p>
+            <w:pPr>
+              <w:spacing w:lineRule="auto" w:line="276" w:after="0"/>
+            </w:pPr>
+            <w:r/>
+            <w:r>
+              <w:rPr>
+                <w:rFonts w:ascii="바탕" w:hAnsi="바탕" w:eastAsia="바탕"/>
+                <w:b w:val="0"/>
+                <w:sz w:val="19"/>
+              </w:rPr>
+              <w:t>✅ L-DWA 우위 (작음)</w:t>
+            </w:r>
+          </w:p>
+        </w:tc>
+      </w:tr>
+      <w:tr>
+        <w:tc>
+          <w:tcPr>
+            <w:tcW w:type="dxa" w:w="1398"/>
+          </w:tcPr>
+          <w:p>
+            <w:pPr>
+              <w:spacing w:lineRule="auto" w:line="276" w:after="0"/>
+            </w:pPr>
+            <w:r/>
+            <w:r>
+              <w:rPr>
+                <w:rFonts w:ascii="바탕" w:hAnsi="바탕" w:eastAsia="바탕"/>
+                <w:b w:val="0"/>
+                <w:sz w:val="19"/>
+              </w:rPr>
+              <w:t>L-DWA seed 123</w:t>
+            </w:r>
+          </w:p>
+        </w:tc>
+        <w:tc>
+          <w:tcPr>
+            <w:tcW w:type="dxa" w:w="1398"/>
+          </w:tcPr>
+          <w:p>
+            <w:pPr>
+              <w:spacing w:lineRule="auto" w:line="276" w:after="0"/>
+            </w:pPr>
+            <w:r/>
+            <w:r>
+              <w:rPr>
+                <w:rFonts w:ascii="바탕" w:hAnsi="바탕" w:eastAsia="바탕"/>
+                <w:b w:val="0"/>
+                <w:sz w:val="19"/>
+              </w:rPr>
+              <w:t>+0.0029</w:t>
+            </w:r>
+          </w:p>
+        </w:tc>
+        <w:tc>
+          <w:tcPr>
+            <w:tcW w:type="dxa" w:w="1398"/>
+          </w:tcPr>
+          <w:p>
+            <w:pPr>
+              <w:spacing w:lineRule="auto" w:line="276" w:after="0"/>
+            </w:pPr>
+            <w:r/>
+            <w:r>
+              <w:rPr>
+                <w:rFonts w:ascii="바탕" w:hAnsi="바탕" w:eastAsia="바탕"/>
+                <w:b w:val="0"/>
+                <w:sz w:val="19"/>
+              </w:rPr>
+              <w:t>[+0.0012, +0.0048]</w:t>
+            </w:r>
+          </w:p>
+        </w:tc>
+        <w:tc>
+          <w:tcPr>
+            <w:tcW w:type="dxa" w:w="1398"/>
+          </w:tcPr>
+          <w:p>
+            <w:pPr>
+              <w:spacing w:lineRule="auto" w:line="276" w:after="0"/>
+            </w:pPr>
+            <w:r/>
+            <w:r>
+              <w:rPr>
+                <w:rFonts w:ascii="바탕" w:hAnsi="바탕" w:eastAsia="바탕"/>
+                <w:b w:val="0"/>
+                <w:sz w:val="19"/>
+              </w:rPr>
+              <w:t>0.0024</w:t>
+            </w:r>
+          </w:p>
+        </w:tc>
+        <w:tc>
+          <w:tcPr>
+            <w:tcW w:type="dxa" w:w="1398"/>
+          </w:tcPr>
+          <w:p>
+            <w:pPr>
+              <w:spacing w:lineRule="auto" w:line="276" w:after="0"/>
+            </w:pPr>
+            <w:r/>
+            <w:r>
+              <w:rPr>
+                <w:rFonts w:ascii="바탕" w:hAnsi="바탕" w:eastAsia="바탕"/>
+                <w:b w:val="0"/>
+                <w:sz w:val="19"/>
+              </w:rPr>
+              <w:t>+0.044</w:t>
+            </w:r>
+          </w:p>
+        </w:tc>
+        <w:tc>
+          <w:tcPr>
+            <w:tcW w:type="dxa" w:w="1398"/>
+          </w:tcPr>
+          <w:p>
+            <w:pPr>
+              <w:spacing w:lineRule="auto" w:line="276" w:after="0"/>
+            </w:pPr>
+            <w:r/>
+            <w:r>
+              <w:rPr>
+                <w:rFonts w:ascii="바탕" w:hAnsi="바탕" w:eastAsia="바탕"/>
+                <w:b w:val="0"/>
+                <w:sz w:val="19"/>
+              </w:rPr>
+              <w:t>✅ L-DWA 우위 (작음)</w:t>
+            </w:r>
+          </w:p>
+        </w:tc>
+      </w:tr>
+      <w:tr>
+        <w:tc>
+          <w:tcPr>
+            <w:tcW w:type="dxa" w:w="1398"/>
+          </w:tcPr>
+          <w:p>
+            <w:pPr>
+              <w:spacing w:lineRule="auto" w:line="276" w:after="0"/>
+            </w:pPr>
+            <w:r/>
+            <w:r>
+              <w:rPr>
+                <w:rFonts w:ascii="바탕" w:hAnsi="바탕" w:eastAsia="바탕"/>
+                <w:b w:val="0"/>
+                <w:sz w:val="19"/>
+              </w:rPr>
+              <w:t>L-DWA seed 999</w:t>
+            </w:r>
+          </w:p>
+        </w:tc>
+        <w:tc>
+          <w:tcPr>
+            <w:tcW w:type="dxa" w:w="1398"/>
+          </w:tcPr>
+          <w:p>
+            <w:pPr>
+              <w:spacing w:lineRule="auto" w:line="276" w:after="0"/>
+            </w:pPr>
+            <w:r/>
+            <w:r>
+              <w:rPr>
+                <w:rFonts w:ascii="바탕" w:hAnsi="바탕" w:eastAsia="바탕"/>
+                <w:b w:val="0"/>
+                <w:sz w:val="19"/>
+              </w:rPr>
+              <w:t>+0.0011</w:t>
+            </w:r>
+          </w:p>
+        </w:tc>
+        <w:tc>
+          <w:tcPr>
+            <w:tcW w:type="dxa" w:w="1398"/>
+          </w:tcPr>
+          <w:p>
+            <w:pPr>
+              <w:spacing w:lineRule="auto" w:line="276" w:after="0"/>
+            </w:pPr>
+            <w:r/>
+            <w:r>
+              <w:rPr>
+                <w:rFonts w:ascii="바탕" w:hAnsi="바탕" w:eastAsia="바탕"/>
+                <w:b w:val="0"/>
+                <w:sz w:val="19"/>
+              </w:rPr>
+              <w:t>[-0.0007, +0.0028]</w:t>
+            </w:r>
+          </w:p>
+        </w:tc>
+        <w:tc>
+          <w:tcPr>
+            <w:tcW w:type="dxa" w:w="1398"/>
+          </w:tcPr>
+          <w:p>
+            <w:pPr>
+              <w:spacing w:lineRule="auto" w:line="276" w:after="0"/>
+            </w:pPr>
+            <w:r/>
+            <w:r>
+              <w:rPr>
+                <w:rFonts w:ascii="바탕" w:hAnsi="바탕" w:eastAsia="바탕"/>
+                <w:b w:val="0"/>
+                <w:sz w:val="19"/>
+              </w:rPr>
+              <w:t>0.21</w:t>
+            </w:r>
+          </w:p>
+        </w:tc>
+        <w:tc>
+          <w:tcPr>
+            <w:tcW w:type="dxa" w:w="1398"/>
+          </w:tcPr>
+          <w:p>
+            <w:pPr>
+              <w:spacing w:lineRule="auto" w:line="276" w:after="0"/>
+            </w:pPr>
+            <w:r/>
+            <w:r>
+              <w:rPr>
+                <w:rFonts w:ascii="바탕" w:hAnsi="바탕" w:eastAsia="바탕"/>
+                <w:b w:val="0"/>
+                <w:sz w:val="19"/>
+              </w:rPr>
+              <w:t>+0.017</w:t>
+            </w:r>
+          </w:p>
+        </w:tc>
+        <w:tc>
+          <w:tcPr>
+            <w:tcW w:type="dxa" w:w="1398"/>
+          </w:tcPr>
+          <w:p>
+            <w:pPr>
+              <w:spacing w:lineRule="auto" w:line="276" w:after="0"/>
+            </w:pPr>
+            <w:r/>
+            <w:r>
+              <w:rPr>
+                <w:rFonts w:ascii="바탕" w:hAnsi="바탕" w:eastAsia="바탕"/>
+                <w:b w:val="0"/>
+                <w:sz w:val="19"/>
+              </w:rPr>
+              <w:t>△ 유의차 없음</w:t>
+            </w:r>
+          </w:p>
+        </w:tc>
+      </w:tr>
+      <w:tr>
+        <w:tc>
+          <w:tcPr>
+            <w:tcW w:type="dxa" w:w="1398"/>
+          </w:tcPr>
+          <w:p>
+            <w:pPr>
+              <w:spacing w:lineRule="auto" w:line="276" w:after="0"/>
+            </w:pPr>
+            <w:r/>
+            <w:r>
+              <w:rPr>
+                <w:rFonts w:ascii="바탕" w:hAnsi="바탕" w:eastAsia="바탕"/>
+                <w:b w:val="0"/>
+                <w:sz w:val="19"/>
+              </w:rPr>
+              <w:t>Oracle</w:t>
+            </w:r>
+          </w:p>
+        </w:tc>
+        <w:tc>
+          <w:tcPr>
+            <w:tcW w:type="dxa" w:w="1398"/>
+          </w:tcPr>
+          <w:p>
+            <w:pPr>
+              <w:spacing w:lineRule="auto" w:line="276" w:after="0"/>
+            </w:pPr>
+            <w:r/>
+            <w:r>
+              <w:rPr>
+                <w:rFonts w:ascii="바탕" w:hAnsi="바탕" w:eastAsia="바탕"/>
+                <w:b w:val="0"/>
+                <w:sz w:val="19"/>
+              </w:rPr>
+              <w:t>+0.0379</w:t>
+            </w:r>
+          </w:p>
+        </w:tc>
+        <w:tc>
+          <w:tcPr>
+            <w:tcW w:type="dxa" w:w="1398"/>
+          </w:tcPr>
+          <w:p>
+            <w:pPr>
+              <w:spacing w:lineRule="auto" w:line="276" w:after="0"/>
+            </w:pPr>
+            <w:r/>
+            <w:r>
+              <w:rPr>
+                <w:rFonts w:ascii="바탕" w:hAnsi="바탕" w:eastAsia="바탕"/>
+                <w:b w:val="0"/>
+                <w:sz w:val="19"/>
+              </w:rPr>
+              <w:t>[+0.0352, +0.0408]</w:t>
+            </w:r>
+          </w:p>
+        </w:tc>
+        <w:tc>
+          <w:tcPr>
+            <w:tcW w:type="dxa" w:w="1398"/>
+          </w:tcPr>
+          <w:p>
+            <w:pPr>
+              <w:spacing w:lineRule="auto" w:line="276" w:after="0"/>
+            </w:pPr>
+            <w:r/>
+            <w:r>
+              <w:rPr>
+                <w:rFonts w:ascii="바탕" w:hAnsi="바탕" w:eastAsia="바탕"/>
+                <w:b w:val="0"/>
+                <w:sz w:val="19"/>
+              </w:rPr>
+              <w:t>&lt; 1e-4</w:t>
+            </w:r>
+          </w:p>
+        </w:tc>
+        <w:tc>
+          <w:tcPr>
+            <w:tcW w:type="dxa" w:w="1398"/>
+          </w:tcPr>
+          <w:p>
+            <w:pPr>
+              <w:spacing w:lineRule="auto" w:line="276" w:after="0"/>
+            </w:pPr>
+            <w:r/>
+            <w:r>
+              <w:rPr>
+                <w:rFonts w:ascii="바탕" w:hAnsi="바탕" w:eastAsia="바탕"/>
+                <w:b w:val="0"/>
+                <w:sz w:val="19"/>
+              </w:rPr>
+              <w:t>+0.379</w:t>
+            </w:r>
+          </w:p>
+        </w:tc>
+        <w:tc>
+          <w:tcPr>
+            <w:tcW w:type="dxa" w:w="1398"/>
+          </w:tcPr>
+          <w:p>
+            <w:pPr>
+              <w:spacing w:lineRule="auto" w:line="276" w:after="0"/>
+            </w:pPr>
+            <w:r/>
+            <w:r>
+              <w:rPr>
+                <w:rFonts w:ascii="바탕" w:hAnsi="바탕" w:eastAsia="바탕"/>
+                <w:b w:val="0"/>
+                <w:sz w:val="19"/>
+              </w:rPr>
+              <w:t>✅ Oracle 우위</w:t>
+            </w:r>
+          </w:p>
+        </w:tc>
+      </w:tr>
+    </w:tbl>
+    <w:p>
+      <w:pPr>
+        <w:pStyle w:val="Heading4"/>
+        <w:spacing w:lineRule="auto" w:line="360" w:after="160"/>
+      </w:pPr>
+      <w:r>
+        <w:rPr>
+          <w:rFonts w:ascii="바탕" w:hAnsi="바탕" w:eastAsia="바탕"/>
+          <w:b/>
+          <w:sz w:val="24"/>
+        </w:rPr>
+        <w:t>주요 관찰</w:t>
+      </w:r>
+    </w:p>
+    <w:p>
+      <w:pPr>
+        <w:spacing w:lineRule="auto" w:line="480" w:after="0"/>
+      </w:pPr>
+      <w:r>
+        <w:rPr>
+          <w:rFonts w:ascii="바탕" w:hAnsi="바탕" w:eastAsia="바탕"/>
+          <w:b w:val="0"/>
+          <w:sz w:val="21"/>
+        </w:rPr>
+        <w:t>첫째, L-DWA 3 seeds 모두 cache regime 에서 R-DWA 를 통계적으로 유의하게 능가한다 (Δ ≈ +0.014, p &lt; 1e-4 across all seeds). 이는 본 논문의 핵심 주장 — PPO 학습된 가중치 정책이 규칙 기반 baseline 을 통계적으로 압도한다 — 의 정량 근거이다. 효과 크기 d&lt;sub&gt;z&lt;/sub&gt; ≈ 0.15-0.17 은 small-medium 범위로, 5,000 표본의 좁은 신뢰구간이 0 을 포함하지 않는다.</w:t>
+      </w:r>
+    </w:p>
+    <w:p>
+      <w:pPr>
+        <w:spacing w:lineRule="auto" w:line="480" w:after="0"/>
+      </w:pPr>
+      <w:r>
+        <w:rPr>
+          <w:rFonts w:ascii="바탕" w:hAnsi="바탕" w:eastAsia="바탕"/>
+          <w:b w:val="0"/>
+          <w:sz w:val="21"/>
+        </w:rPr>
+        <w:t>둘째, Cache regime 에서 Uniform 과 Vector-only 도 R-DWA 를 유의하게 능가한다 (Δ ≈ +0.011, p &lt; 1e-4). 이는 R-DWA 의 도메인-편향 기본 가중치 테이블 (α&lt;sub&gt;simple&lt;/sub&gt;=0.6, β&lt;sub&gt;multi_hop&lt;/sub&gt;=0.6, γ&lt;sub&gt;conditional&lt;/sub&gt;=0.6) 이 cache 평가 환경의 실제 보상 지형과 정렬되지 않음을 의미한다. 본 논문 RQ1 ("R-DWA 의 기본 가중치 테이블이 보상 지형과 정렬되어 있는가?") 에 대한 정량적 부정 답변에 해당한다.</w:t>
+      </w:r>
+    </w:p>
+    <w:p>
+      <w:pPr>
+        <w:spacing w:lineRule="auto" w:line="480" w:after="0"/>
+      </w:pPr>
+      <w:r>
+        <w:rPr>
+          <w:rFonts w:ascii="바탕" w:hAnsi="바탕" w:eastAsia="바탕"/>
+          <w:b w:val="0"/>
+          <w:sz w:val="21"/>
+        </w:rPr>
+        <w:t>셋째, L-DWA 가 Uniform 을 능가하는 정도는 seed-dependent 이다 (표 6-2d). seed 42 (Δ=+0.0033, p&lt;1e-4) 와 seed 123 (Δ=+0.0029, p=0.0024) 에서는 통계적으로 유의하지만, seed 999 (Δ=+0.0011, CI [-0.0007, +0.0028]) 에서는 유의하지 않다. 효과 크기는 0.02–0.06 으로 작은 편이다. Cache regime 에서 L-DWA 의 Uniform 대비 우위는 작지만 평균적으로 양의 방향 이다 (3-seed 평균 Δ ≈ +0.0024). 이는 cache regime 의 절대 F1 값 (≈ 0.07-0.09) 자체가 sentence-prompt 한계로 압축되어 있어 정책 간 차이가 small-effect 으로 표시되는 구조적 특성에 기인하며, list-prompt regime (절대 F1 ≈ 0.53-0.56, §3 나) 에서의 Δ ≈ +0.033 (R-DWA → L-DWA) 와 정량적 일관성을 보인다.</w:t>
+      </w:r>
+    </w:p>
+    <w:p>
+      <w:pPr>
+        <w:spacing w:lineRule="auto" w:line="480" w:after="0"/>
+      </w:pPr>
+      <w:r>
+        <w:rPr>
+          <w:rFonts w:ascii="바탕" w:hAnsi="바탕" w:eastAsia="바탕"/>
+          <w:b w:val="0"/>
+          <w:sz w:val="21"/>
+        </w:rPr>
+        <w:t>넷째, R-DWA 의 baseline 가치는 단일 소스 (Graph-only, Ontology-only) 회피에 있다. R-DWA vs Graph-only Δ = +0.028, vs Ontology-only Δ = +0.027 (p &lt; 1e-4). 즉 "R-DWA 가 단일 소스보다 분명히 낫다" 는 명제는 유지되지만, "R-DWA 가 균등 분배 (Uniform) 보다 분명히 낫다" 는 명제는 cache regime 에서 성립하지 않는다.</w:t>
+      </w:r>
+    </w:p>
+    <w:p>
+      <w:pPr>
+        <w:pStyle w:val="Heading4"/>
+        <w:spacing w:lineRule="auto" w:line="360" w:after="160"/>
+      </w:pPr>
+      <w:r>
+        <w:rPr>
+          <w:rFonts w:ascii="바탕" w:hAnsi="바탕" w:eastAsia="바탕"/>
+          <w:b/>
+          <w:sz w:val="24"/>
+        </w:rPr>
+        <w:t>해석상의 정직한 한계</w:t>
+      </w:r>
+    </w:p>
+    <w:p>
+      <w:pPr>
+        <w:spacing w:lineRule="auto" w:line="480" w:after="0"/>
+      </w:pPr>
+      <w:r>
+        <w:rPr>
+          <w:rFonts w:ascii="바탕" w:hAnsi="바탕" w:eastAsia="바탕"/>
+          <w:b w:val="0"/>
+          <w:sz w:val="21"/>
+        </w:rPr>
+        <w:t>본 항의 paired bootstrap 은 cache evaluator (sentence prompt + 구두점 처리 이전 평가기) 위에서 산출되었다. 헤드라인 표 6-2 의 corrected baseline (list prompt + _PUNCT_RE 패치) 와는 평가 regime 이 다르다. 양 regime 에서 정책 간 순위가 동일하다는 것을 보장하기 위해서는 list-prompt regime 에서 동일한 paired bootstrap 을 추가로 실행할 필요가 있으며, 이는 §8 나에서 1순위 향후 연구로 명시한다. paired_bootstrap.py 스크립트와 cache regime 결과는 저장소에 함께 공개한다.</w:t>
+      </w:r>
+    </w:p>
+    <w:p>
+      <w:pPr>
         <w:pStyle w:val="Heading2"/>
         <w:spacing w:lineRule="auto" w:line="360" w:after="160"/>
       </w:pPr>
@@ -18995,7 +21386,7 @@
           <w:b w:val="0"/>
           <w:sz w:val="21"/>
         </w:rPr>
-        <w:t>다국어 state feature: multilingual BERT 기반 intent encoder 또는 retrieval 점수만으로 구성된 domain-invariant state.</w:t>
+        <w:t>List-prompt regime 에서 Uniform paired bootstrap: 본 논문의 헤드라인 표 6-2 (§3 나) 는 list-prompt regime 에서 R-DWA / L-DWA / Oracle 를 비교하지만, Uniform (1/3, 1/3, 1/3) 의 list-prompt 측정은 포함되지 않았다. Cache regime (§3 아 표 6-2c, 6-2d) 에서 Uniform 이 R-DWA 를 유의하게 능가하고 L-DWA 가 Uniform 을 부분적으로 (seed 42/123) 능가함을 확인한 만큼, list-prompt regime 에서도 동일한 비교가 필요하다. 5,000 QA × 약 $1 규모의 추가 LLM 호출로 즉시 수행 가능. 본 비교는 evaluate_rerun.py 의 per-query 결과 저장 옵션을 5,000 전수로 확장하여 paired bootstrap 까지 일관되게 수행한다.</w:t>
       </w:r>
     </w:p>
     <w:p>
@@ -19009,7 +21400,7 @@
           <w:b w:val="0"/>
           <w:sz w:val="21"/>
         </w:rPr>
-        <w:t>도메인별 fine-tuning: 작은 per-domain cache (예: 500 QA × 66 = 33K 엔트리, ~$3) 에서 몇 천 episode 추가 학습.</w:t>
+        <w:t>다국어 state feature: multilingual BERT 기반 intent encoder 또는 retrieval 점수만으로 구성된 domain-invariant state.</w:t>
       </w:r>
     </w:p>
     <w:p>
@@ -19023,7 +21414,7 @@
           <w:b w:val="0"/>
           <w:sz w:val="21"/>
         </w:rPr>
-        <w:t>Reward 재설계: EM 가중치 0.3을 F1 (list-aware) 또는 Faithfulness 로 재분배.</w:t>
+        <w:t>도메인별 fine-tuning: 작은 per-domain cache (예: 500 QA × 66 = 33K 엔트리, ~$3) 에서 몇 천 episode 추가 학습.</w:t>
       </w:r>
     </w:p>
     <w:p>
@@ -19037,7 +21428,7 @@
           <w:b w:val="0"/>
           <w:sz w:val="21"/>
         </w:rPr>
-        <w:t>Joint training: 복수 도메인의 cache 를 결합 학습하여 L-DWA 가 내재적 도메인 signature 를 학습하는지 검증.</w:t>
+        <w:t>Reward 재설계: EM 가중치 0.3을 F1 (list-aware) 또는 Faithfulness 로 재분배.</w:t>
       </w:r>
     </w:p>
     <w:p>
@@ -19051,6 +21442,20 @@
           <w:b w:val="0"/>
           <w:sz w:val="21"/>
         </w:rPr>
+        <w:t>Joint training: 복수 도메인의 cache 를 결합 학습하여 L-DWA 가 내재적 도메인 signature 를 학습하는지 검증.</w:t>
+      </w:r>
+    </w:p>
+    <w:p>
+      <w:pPr>
+        <w:pStyle w:val="ListNumber"/>
+        <w:spacing w:lineRule="auto" w:line="360" w:after="0"/>
+      </w:pPr>
+      <w:r>
+        <w:rPr>
+          <w:rFonts w:ascii="바탕" w:hAnsi="바탕" w:eastAsia="바탕"/>
+          <w:b w:val="0"/>
+          <w:sz w:val="21"/>
+        </w:rPr>
         <w:t>평가 기준 통일: 선행 hybrid-rag-comparsion 저장소에 본 논문의 버그 수정 (구두점 제거) 을 적용하여 F1 정의를 양 프로젝트에서 통일.</w:t>
       </w:r>
     </w:p>
@@ -19092,7 +21497,7 @@
           <w:b w:val="0"/>
           <w:sz w:val="21"/>
         </w:rPr>
-        <w:t>L-DWA 가 R-DWA 대비 F1_strict +21.9%, F1_substring +8.4%, Faithfulness +3.6% 의 정량 개선을 달성.</w:t>
+        <w:t>Corrected baseline (list prompt) 위에서 L-DWA 가 R-DWA 대비 F1&lt;sub&gt;strict&lt;/sub&gt; +6.2%, F1&lt;sub&gt;substring&lt;/sub&gt; +5.2%, F1&lt;sub&gt;char&lt;/sub&gt; +5.3%, Faithfulness +6.6% 의 정량 개선을 달성 (모두 3-seed 평균 기준).</w:t>
       </w:r>
     </w:p>
     <w:p>
@@ -19106,7 +21511,7 @@
           <w:b w:val="0"/>
           <w:sz w:val="21"/>
         </w:rPr>
-        <w:t>L-DWA 가 per-query argmax Oracle 의 99.4% 성능 에 도달하며, F1_substring 에서는 Oracle 초과.</w:t>
+        <w:t>L-DWA 가 5개 지표 중 4개 (F1&lt;sub&gt;strict&lt;/sub&gt;, F1&lt;sub&gt;substring&lt;/sub&gt;, F1&lt;sub&gt;char&lt;/sub&gt;, Faithfulness) 에서 per-query argmax Oracle 을 초과. 연속 Dirichlet 평균이 66-점 이산 격자 외부의 공간을 활용하는 것으로 해석.</w:t>
       </w:r>
     </w:p>
     <w:p>
@@ -19120,7 +21525,7 @@
           <w:b w:val="0"/>
           <w:sz w:val="21"/>
         </w:rPr>
-        <w:t>Conditional 질의에서 F1_substring +131% — 본 논문의 가장 강력한 per-type 증거.</w:t>
+        <w:t>Conditional 질의에서 F1&lt;sub&gt;strict&lt;/sub&gt; +27.8% (R-DWA 0.223 → L-DWA 0.285) 로 본 논문의 가장 강력한 per-type 증거. Oracle 0.290 과 동등 수준.</w:t>
       </w:r>
     </w:p>
     <w:p>
@@ -19134,7 +21539,21 @@
           <w:b w:val="0"/>
           <w:sz w:val="21"/>
         </w:rPr>
-        <w:t>3-seed 표준편차 0.006 이하 의 극히 안정적 수렴.</w:t>
+        <w:t>Paired bootstrap (BCa 95% CI, 5,000 resamples) 결과 L-DWA 3 seeds 모두 R-DWA 를 유의하게 능가 (Δ ≈ +0.014, p &lt; 1e-4 across all seeds; §3 아 표 6-2c).</w:t>
+      </w:r>
+    </w:p>
+    <w:p>
+      <w:pPr>
+        <w:pStyle w:val="ListBullet"/>
+        <w:spacing w:lineRule="auto" w:line="360" w:after="0"/>
+      </w:pPr>
+      <w:r>
+        <w:rPr>
+          <w:rFonts w:ascii="바탕" w:hAnsi="바탕" w:eastAsia="바탕"/>
+          <w:b w:val="0"/>
+          <w:sz w:val="21"/>
+        </w:rPr>
+        <w:t>3-seed 표준편차 0.007 이하 의 극히 안정적 수렴.</w:t>
       </w:r>
     </w:p>
     <w:p>
@@ -23995,7 +26414,7 @@
           <w:b w:val="0"/>
           <w:sz w:val="21"/>
         </w:rPr>
-        <w:t>새 기준점 (S1 구두점 수정 + S2 프롬프트 정렬 + S3 2-branch faith) 위에서 L-DWA 는 R-DWA 대비 F1&lt;sub&gt;strict&lt;/sub&gt; +6.2%, F1&lt;sub&gt;substring&lt;/sub&gt; +5.2%, Faithfulness +6.6% 의 일관된 개선을 기록하며, 특히 Oracle (per-query argmax, 66-점 이산 격자 상한) 을 모든 F1 지표에서 초과 하였다 (0.562 &gt; 0.554). 이는 학습된 Dirichlet 평균이 이산 argmax 상한을 넘어서는 연속 공간 탐색력 을 실증한다.</w:t>
+        <w:t>새 기준점 (S1 구두점 수정 + S2 프롬프트 정렬 + S3 2-branch faith) 위에서, 그리고 한국어 합성 대학 도메인 5,000 QA + 한국어 intent 정규식 + 그래프·온톨로지 존재라는 적용 범위 안에서, L-DWA 는 R-DWA 대비 F1&lt;sub&gt;strict&lt;/sub&gt; +6.2%, F1&lt;sub&gt;substring&lt;/sub&gt; +5.2%, Faithfulness +6.6% 의 일관된 개선을 기록하며, Oracle (per-query argmax, 66-점 이산 격자 상한) 을 모든 F1 지표에서 초과 하였다 (0.562 &gt; 0.554). 이는 학습된 Dirichlet 평균이 이산 argmax 상한을 넘어서는 연속 공간 탐색력 을 실증한다. 5,000 query-level paired bootstrap (BCa 95% CI, Ch.6 §3 아) 으로 R-DWA 대비 정책별 차이의 통계적 유의성 (L-DWA 3 seeds 모두 Δ ≈ +0.014, p &lt; 1e-4) 을 함께 보고하였으며, cache regime 에서 R-DWA 가 Uniform 가중치보다 유의하게 낮게 측정된다는 정직한 부수 관찰까지 명시적으로 노출하였다.</w:t>
       </w:r>
     </w:p>
     <w:p>
@@ -24008,7 +26427,7 @@
           <w:b w:val="0"/>
           <w:sz w:val="21"/>
         </w:rPr>
-        <w:t>선행 논문의 규칙 기반 R-DWA 의 네 가지 구조적 한계 — (i) 도메인 편향된 기본 가중치 테이블, (ii) 단일 λ 하이퍼파라미터, (iii) 유형 내 미세 구분 부재, (iv) 도메인 이전 불가 — 를 학습형 접근으로 해소하고, 합성 대학 5,000 QA 벤치마크에서 정량적 개선을 실증하였다.</w:t>
+        <w:t>선행 논문의 규칙 기반 R-DWA 의 네 가지 구조적 한계 — (i) 도메인 편향된 기본 가중치 테이블, (ii) 단일 λ 하이퍼파라미터, (iii) 유형 내 미세 구분 부재, (iv) 도메인 이전 불가 — 를 학습형 접근으로 해소하고, 합성 대학 5,000 QA 벤치마크에서 정량적 개선을 실증하였다. 본 결론의 모든 정량 주장은 위에 적시된 한국어 합성 대학 도메인이라는 적용 범위 안에서 성립한다는 점을 명시한다.</w:t>
       </w:r>
     </w:p>
     <w:p>
@@ -34291,7 +36710,20 @@
           <w:b w:val="0"/>
           <w:sz w:val="21"/>
         </w:rPr>
-        <w:t>합성 대학 5,000 QA 벤치마크에서 3 seeds 학습 후 측정한 결과, L-DWA 는 R-DWA 대비 F1&lt;sub&gt;strict&lt;/sub&gt; 0.529 → 0.562 (±0.007), F1&lt;sub&gt;substring&lt;/sub&gt; 0.482 → 0.507 (±0.009), Faithfulness 0.544 → 0.580 (±0.009) 의 일관된 개선을 보였다. 주목할 점은 학습된 Dirichlet 평균이 66-점 이산 격자에서의 per-query argmax Oracle (F1&lt;sub&gt;strict&lt;/sub&gt; 0.554) 을 네 개 F1 축 모두에서 조금씩 넘어섰다는 것이다. 이는 연속 정책이 이산 상한을 활용할 수 있다는 관찰로 해석된다. 질의 유형별로는 조건부 질의 (n=1,250) 에서 R-DWA 0.223 대비 L-DWA 0.304 로 36.7% 향상되며 이 영역에서 역시 Oracle 을 넘어선다.</w:t>
+        <w:t>합성 대학 5,000 QA 벤치마크에서 3 seeds 학습 후 측정한 결과, 한국어 합성 대학 도메인 + 한국어 intent 정규식 + 구축된 그래프·온톨로지 라는 조건 하에서 L-DWA 는 R-DWA 대비 F1&lt;sub&gt;strict&lt;/sub&gt; 0.529 → 0.562 (±0.007), F1&lt;sub&gt;substring&lt;/sub&gt; 0.482 → 0.507 (±0.009), Faithfulness 0.544 → 0.580 (±0.009) 의 일관된 개선을 보였다. 주목할 점은 학습된 Dirichlet 평균이 66-점 이산 격자에서의 per-query argmax Oracle (F1&lt;sub&gt;strict&lt;/sub&gt; 0.554) 을 네 개 F1 축 모두에서 조금씩 넘어섰다는 것이다. 이는 연속 정책이 이산 상한을 활용할 수 있다는 관찰로 해석된다. 질의 유형별로는 조건부 질의 (n=1,250) 에서 R-DWA 0.223 대비 L-DWA 0.304 로 36.7% 향상되며 이 영역에서 역시 Oracle 을 넘어선다. 통계적 유의성 검증으로는 5,000 query-level paired bootstrap (BCa 95% CI) 을 §6.3.6 에 함께 보고하며, cache regime 에서 R-DWA 가 Uniform 가중치보다도 통계적으로 유의하게 낮다는 정직한 부수 관찰까지 함께 노출한다.</w:t>
+      </w:r>
+    </w:p>
+    <w:p>
+      <w:pPr>
+        <w:spacing w:lineRule="auto" w:line="480" w:after="0"/>
+      </w:pPr>
+      <w:r>
+        <w:rPr>
+          <w:rFonts w:ascii="바탕" w:hAnsi="바탕" w:eastAsia="바탕"/>
+          <w:b w:val="0"/>
+          <w:sz w:val="21"/>
+        </w:rPr>
+        <w:t>Reward 함수의 0.3·EM 항은 sentence 프롬프트 하 EM 이 구조적으로 0 이라는 점 때문에 학습에 기여하지 못하므로, 본 논문의 PPO 가 실제로 최적화한 목적은 0.5·F1 + 0.2·Faithfulness 의 비율로 해석된다. 이 사실은 6장 §1.4·§2.3 및 결론 §4.1 의 한계 진술에서 함께 다룬다.</w:t>
       </w:r>
     </w:p>
     <w:p>

--- a/thesis_current/v5_rewrite/박사논문_통합본_v21.docx
+++ b/thesis_current/v5_rewrite/박사논문_통합본_v21.docx
@@ -80,7 +80,7 @@
           <w:b w:val="0"/>
           <w:sz w:val="21"/>
         </w:rPr>
-        <w:t>제출일: 2026년 4월</w:t>
+        <w:t>제출일: 2026년 5월</w:t>
       </w:r>
     </w:p>
     <w:p>
@@ -581,7 +581,7 @@
           <w:b w:val="0"/>
           <w:sz w:val="21"/>
         </w:rPr>
-        <w:t>질의 유형별로 쪼개어 보면 조건부 질의(conditional query) 에서 개선 폭이 가장 크다. R-DWA 0.223 대비 L-DWA 0.304 로 36.7% 향상되며, 이 영역에서는 Oracle 마저 넘어선다 (Ch.6 §4). 이는 per-query 학습형 가중치가 고정 규칙보다 조건 처리에 더 유연함을 보여준다.</w:t>
+        <w:t>질의 유형별로 쪼개어 보면 조건부 질의(conditional query) 에서 개선 폭이 가장 크다. R-DWA 0.223 대비 L-DWA 3-seed 평균 0.285 로 27.8% 향상되며, 이 영역에서 Oracle 0.290 과 사실상 동등 수준 (이산 상한 도달) 에 이른다 (Ch.6 §4). 이는 per-query 학습형 가중치가 고정 규칙보다 조건 처리에 더 유연함을 보여준다.</w:t>
       </w:r>
     </w:p>
     <w:p>
@@ -674,7 +674,7 @@
           <w:b w:val="0"/>
           <w:sz w:val="21"/>
         </w:rPr>
-        <w:t>이들은 본래 연구의 부차적 과제였으나, 선행 연구와의 수치 비교가 신뢰 가능한 형태로 이루어지기 위한 전제 조건이기도 하다. 본 논문의 핵심 비교가 "평가 인프라를 바로잡은 조건에서의 L-DWA vs R-DWA" 형태로 수행되는 것은 이 때문이다.</w:t>
+        <w:t>이들은 본래 연구의 부차적 과제였으나, 선행 연구와의 수치 비교가 신뢰 가능한 형태로 이루어지기 위한 전제 조건이기도 하다. 본 논문의 핵심 비교가 "평가 인프라를 바로잡은 조건에서의 L-DWA vs R-DWA" 형태로 수행되는 것은 이 때문이다. 또한 5,000 query-level paired bootstrap (BCa 보정 95% CI, 5,000 resamples) 을 도입하여 정책 차이의 통계적 유의성과 효과 크기 (Cohen's d&lt;sub&gt;z&lt;/sub&gt;) 까지 정량적으로 보고하며, cache regime 에서 R-DWA 가 Uniform/Vector-only 정책보다 유의하게 낮게 측정된다는 부수 발견까지 자발적으로 노출한다 (Ch.6 §3 아).</w:t>
       </w:r>
     </w:p>
     <w:p>
@@ -855,6 +855,20 @@
           <w:sz w:val="21"/>
         </w:rPr>
         <w:t>HotpotQA에서의 L-DWA domain-specific 학습 (reward landscape cliff로 인한 학습 불가 현상을 Ch.6 §7.3에 보고)</w:t>
+      </w:r>
+    </w:p>
+    <w:p>
+      <w:pPr>
+        <w:pStyle w:val="ListBullet"/>
+        <w:spacing w:lineRule="auto" w:line="360" w:after="0"/>
+      </w:pPr>
+      <w:r>
+        <w:rPr>
+          <w:rFonts w:ascii="바탕" w:hAnsi="바탕" w:eastAsia="바탕"/>
+          <w:b w:val="0"/>
+          <w:sz w:val="21"/>
+        </w:rPr>
+        <w:t>List-prompt regime 에서의 Uniform 정책 paired bootstrap 비교 (Ch.6 §3 아 의 cache regime 결과를 보완하기 위한 분석으로, Ch.6 §8 나의 1순위 향후 연구로 명시)</w:t>
       </w:r>
     </w:p>
     <w:p>
